--- a/downloads/workbook/ai-3-week-09.docx
+++ b/downloads/workbook/ai-3-week-09.docx
@@ -1338,6 +1338,178 @@
         <w:t>Project connection: Use Study Buddy case matrices with explicit priorities, source support gates and fresh final questions.</w:t>
       </w:r>
     </w:p>
+    <w:p>
+      <w:pPr>
+        <w:pStyle w:val="Heading1"/>
+      </w:pPr>
+      <w:r>
+        <w:t>19. Project portfolio milestone</w:t>
+      </w:r>
+    </w:p>
+    <w:p>
+      <w:r>
+        <w:t>Project: Verified Study Buddy</w:t>
+      </w:r>
+    </w:p>
+    <w:p>
+      <w:r>
+        <w:t>Current milestone: Make a transparent first version. Keep a trace of how one input becomes an output; explain the rule or learned component.</w:t>
+      </w:r>
+    </w:p>
+    <w:p>
+      <w:r>
+        <w:t>Use Study Buddy case matrices with explicit priorities, source support gates and fresh final questions.</w:t>
+      </w:r>
+    </w:p>
+    <w:tbl>
+      <w:tblPr>
+        <w:tblStyle w:val="LightShading-Accent1"/>
+        <w:tblW w:type="auto" w:w="0"/>
+        <w:tblLook w:firstColumn="1" w:firstRow="1" w:lastColumn="0" w:lastRow="0" w:noHBand="0" w:noVBand="1" w:val="04A0"/>
+      </w:tblPr>
+      <w:tblGrid>
+        <w:gridCol w:w="5112"/>
+        <w:gridCol w:w="5112"/>
+      </w:tblGrid>
+      <w:tr>
+        <w:trPr>
+          <w:tblHeader/>
+        </w:trPr>
+        <w:tc>
+          <w:tcPr>
+            <w:tcW w:type="dxa" w:w="5112"/>
+          </w:tcPr>
+          <w:p>
+            <w:r>
+              <w:t>Evidence to keep</w:t>
+            </w:r>
+          </w:p>
+        </w:tc>
+        <w:tc>
+          <w:tcPr>
+            <w:tcW w:type="dxa" w:w="5112"/>
+          </w:tcPr>
+          <w:p>
+            <w:r>
+              <w:t>My record</w:t>
+            </w:r>
+          </w:p>
+        </w:tc>
+      </w:tr>
+      <w:tr>
+        <w:tc>
+          <w:tcPr>
+            <w:tcW w:type="dxa" w:w="5112"/>
+          </w:tcPr>
+          <w:p>
+            <w:r>
+              <w:t>This week’s input and deciding step</w:t>
+            </w:r>
+          </w:p>
+        </w:tc>
+        <w:tc>
+          <w:tcPr>
+            <w:tcW w:type="dxa" w:w="5112"/>
+          </w:tcPr>
+          <w:p>
+            <w:r/>
+          </w:p>
+        </w:tc>
+      </w:tr>
+      <w:tr>
+        <w:tc>
+          <w:tcPr>
+            <w:tcW w:type="dxa" w:w="5112"/>
+          </w:tcPr>
+          <w:p>
+            <w:r>
+              <w:t>Prediction and actual result (or labelled paper trace)</w:t>
+            </w:r>
+          </w:p>
+        </w:tc>
+        <w:tc>
+          <w:tcPr>
+            <w:tcW w:type="dxa" w:w="5112"/>
+          </w:tcPr>
+          <w:p>
+            <w:r/>
+          </w:p>
+        </w:tc>
+      </w:tr>
+      <w:tr>
+        <w:tc>
+          <w:tcPr>
+            <w:tcW w:type="dxa" w:w="5112"/>
+          </w:tcPr>
+          <w:p>
+            <w:r>
+              <w:t>One change since the previous checkpoint and why</w:t>
+            </w:r>
+          </w:p>
+        </w:tc>
+        <w:tc>
+          <w:tcPr>
+            <w:tcW w:type="dxa" w:w="5112"/>
+          </w:tcPr>
+          <w:p>
+            <w:r/>
+          </w:p>
+        </w:tc>
+      </w:tr>
+      <w:tr>
+        <w:tc>
+          <w:tcPr>
+            <w:tcW w:type="dxa" w:w="5112"/>
+          </w:tcPr>
+          <w:p>
+            <w:r>
+              <w:t>One error or limit and the next test</w:t>
+            </w:r>
+          </w:p>
+        </w:tc>
+        <w:tc>
+          <w:tcPr>
+            <w:tcW w:type="dxa" w:w="5112"/>
+          </w:tcPr>
+          <w:p>
+            <w:r/>
+          </w:p>
+        </w:tc>
+      </w:tr>
+    </w:tbl>
+    <w:p>
+      <w:pPr>
+        <w:pStyle w:val="Heading3"/>
+      </w:pPr>
+      <w:r>
+        <w:t>Explain what this week adds to your project. Reuse last week’s record rather than starting again.</w:t>
+      </w:r>
+    </w:p>
+    <w:p>
+      <w:r>
+        <w:t>________________________________________________________________</w:t>
+      </w:r>
+    </w:p>
+    <w:p>
+      <w:r>
+        <w:t>________________________________________________________________</w:t>
+      </w:r>
+    </w:p>
+    <w:p>
+      <w:r>
+        <w:t>________________________________________________________________</w:t>
+      </w:r>
+    </w:p>
+    <w:p>
+      <w:r>
+        <w:t>________________________________________________________________</w:t>
+      </w:r>
+    </w:p>
+    <w:p>
+      <w:r>
+        <w:t>________________________________________________________________</w:t>
+      </w:r>
+    </w:p>
     <w:sectPr>
       <w:pgSz w:w="12240" w:h="15840"/>
       <w:pgMar w:top="936" w:right="1008" w:bottom="936" w:left="1008" w:header="720" w:footer="720" w:gutter="0"/>

--- a/downloads/workbook/ai-3-week-09.docx
+++ b/downloads/workbook/ai-3-week-09.docx
@@ -1510,6 +1510,240 @@
         <w:t>________________________________________________________________</w:t>
       </w:r>
     </w:p>
+    <w:p>
+      <w:pPr>
+        <w:pStyle w:val="Heading1"/>
+      </w:pPr>
+      <w:r>
+        <w:t>20. Supported practice and learning evidence</w:t>
+      </w:r>
+    </w:p>
+    <w:p>
+      <w:r>
+        <w:t>Use this supported practice once, in the browser or on paper. Keep the reserved independent assessment for a separate first attempt before teacher feedback.</w:t>
+      </w:r>
+    </w:p>
+    <w:p>
+      <w:r>
+        <w:t>A fictional Study Buddy compares two prompts across six development questions.</w:t>
+      </w:r>
+    </w:p>
+    <w:p>
+      <w:pPr>
+        <w:pStyle w:val="Heading3"/>
+      </w:pPr>
+      <w:r>
+        <w:t>Practice 1: explain the deciding evidence</w:t>
+      </w:r>
+    </w:p>
+    <w:p>
+      <w:r>
+        <w:t>Which labelled step matches this detail? B clears the declared gate, but its failures 3,4 remain visible.</w:t>
+      </w:r>
+    </w:p>
+    <w:p>
+      <w:r>
+        <w:t>1. Different failures</w:t>
+      </w:r>
+    </w:p>
+    <w:p>
+      <w:r>
+        <w:t>2. Paired total</w:t>
+      </w:r>
+    </w:p>
+    <w:p>
+      <w:r>
+        <w:t>3. Mandatory slice</w:t>
+      </w:r>
+    </w:p>
+    <w:p>
+      <w:r>
+        <w:t>4. Selection</w:t>
+      </w:r>
+    </w:p>
+    <w:p>
+      <w:pPr>
+        <w:pStyle w:val="Heading3"/>
+      </w:pPr>
+      <w:r>
+        <w:t>My selected conclusion, deciding fact and explanation</w:t>
+      </w:r>
+    </w:p>
+    <w:p>
+      <w:r>
+        <w:t>________________________________________________________________</w:t>
+      </w:r>
+    </w:p>
+    <w:p>
+      <w:r>
+        <w:t>________________________________________________________________</w:t>
+      </w:r>
+    </w:p>
+    <w:p>
+      <w:r>
+        <w:t>________________________________________________________________</w:t>
+      </w:r>
+    </w:p>
+    <w:p>
+      <w:r>
+        <w:t>________________________________________________________________</w:t>
+      </w:r>
+    </w:p>
+    <w:p>
+      <w:r>
+        <w:t>________________________________________________________________</w:t>
+      </w:r>
+    </w:p>
+    <w:p>
+      <w:r>
+        <w:t>Hint if needed: Read the steps in the pictorial case. Match the supplied detail to the stage that performs or records it.</w:t>
+      </w:r>
+    </w:p>
+    <w:p>
+      <w:r>
+        <w:t>After your attempt, compare with the supported explanation: Selection B clears the declared gate, but its failures 3,4 remain visible. Equal totals do not imply equal behavior. The predeclared gate expresses an important requirement instead of choosing a criterion after seeing the result. Selecting B is justified under that rule, not by claiming it is best on every question. After development, freeze the chosen prompt and test new questions, including both ordinary and unsupported cases.</w:t>
+      </w:r>
+    </w:p>
+    <w:p>
+      <w:pPr>
+        <w:pStyle w:val="Heading3"/>
+      </w:pPr>
+      <w:r>
+        <w:t>Practice 2: explain the deciding evidence</w:t>
+      </w:r>
+    </w:p>
+    <w:p>
+      <w:r>
+        <w:t>Changed-case practice: Remove the gate and retain total passes as the only criterion. Which conclusion is supported by the supplied facts?</w:t>
+      </w:r>
+    </w:p>
+    <w:p>
+      <w:r>
+        <w:t>1. We can decide the result without examining the changed input or the procedure.</w:t>
+      </w:r>
+    </w:p>
+    <w:p>
+      <w:r>
+        <w:t>2. This one example guarantees correct results for every future input.</w:t>
+      </w:r>
+    </w:p>
+    <w:p>
+      <w:r>
+        <w:t>3. The record is a tie; another predeclared tie policy or further development evidence is needed.</w:t>
+      </w:r>
+    </w:p>
+    <w:p>
+      <w:pPr>
+        <w:pStyle w:val="Heading3"/>
+      </w:pPr>
+      <w:r>
+        <w:t>My selected conclusion, deciding fact and explanation</w:t>
+      </w:r>
+    </w:p>
+    <w:p>
+      <w:r>
+        <w:t>________________________________________________________________</w:t>
+      </w:r>
+    </w:p>
+    <w:p>
+      <w:r>
+        <w:t>________________________________________________________________</w:t>
+      </w:r>
+    </w:p>
+    <w:p>
+      <w:r>
+        <w:t>________________________________________________________________</w:t>
+      </w:r>
+    </w:p>
+    <w:p>
+      <w:r>
+        <w:t>________________________________________________________________</w:t>
+      </w:r>
+    </w:p>
+    <w:p>
+      <w:r>
+        <w:t>________________________________________________________________</w:t>
+      </w:r>
+    </w:p>
+    <w:p>
+      <w:r>
+        <w:t>Hint if needed: Use the changed condition and the deciding step in the pictorial trace. The answer must say what follows from those facts.</w:t>
+      </w:r>
+    </w:p>
+    <w:p>
+      <w:r>
+        <w:t>After your attempt, compare with the supported explanation: The record is a tie; another predeclared tie policy or further development evidence is needed. Both prompts have four passes on six questions.</w:t>
+      </w:r>
+    </w:p>
+    <w:p>
+      <w:pPr>
+        <w:pStyle w:val="Heading3"/>
+      </w:pPr>
+      <w:r>
+        <w:t>Repair a missing building block</w:t>
+      </w:r>
+    </w:p>
+    <w:p>
+      <w:r>
+        <w:t>Review Structured Output and Schemas (ai-3/8). Goal: Separate JSON parsing, schema validation and source support checks. Short practice: Which object demonstrates that valid JSON and valid types are insufficient for truth?. Return to this week and explain what you changed.</w:t>
+      </w:r>
+    </w:p>
+    <w:p>
+      <w:r>
+        <w:t>Review Examples and Rubrics (ai-3/6). Goal: Write a prompt specification with observable response criteria. Short practice: Explain why neither original nor changed draft is a full pass, and provide a complete repaired card.. Return to this week and explain what you changed.</w:t>
+      </w:r>
+    </w:p>
+    <w:p>
+      <w:r>
+        <w:t>Review Tokens and Context (ai-3/3). Goal: Account for fixed text, evidence and reserved output under a toy budget. Short practice: Can A alone justify answering 20 seats after the exception is known?. Return to this week and explain what you changed.</w:t>
+      </w:r>
+    </w:p>
+    <w:p>
+      <w:pPr>
+        <w:pStyle w:val="Heading3"/>
+      </w:pPr>
+      <w:r>
+        <w:t>Keep your completed work</w:t>
+      </w:r>
+    </w:p>
+    <w:p>
+      <w:r>
+        <w:t>Use Download completed work in the hosted lesson to export your answers, reflections, practice feedback and code-run evidence. Open the HTML copy to read or print it. Drafts stay in this browser when storage is available; clear drafts on a shared device.</w:t>
+      </w:r>
+    </w:p>
+    <w:p>
+      <w:pPr>
+        <w:pStyle w:val="Heading3"/>
+      </w:pPr>
+      <w:r>
+        <w:t>What I repaired, the evidence I kept and the next test</w:t>
+      </w:r>
+    </w:p>
+    <w:p>
+      <w:r>
+        <w:t>________________________________________________________________</w:t>
+      </w:r>
+    </w:p>
+    <w:p>
+      <w:r>
+        <w:t>________________________________________________________________</w:t>
+      </w:r>
+    </w:p>
+    <w:p>
+      <w:r>
+        <w:t>________________________________________________________________</w:t>
+      </w:r>
+    </w:p>
+    <w:p>
+      <w:r>
+        <w:t>________________________________________________________________</w:t>
+      </w:r>
+    </w:p>
+    <w:p>
+      <w:r>
+        <w:t>________________________________________________________________</w:t>
+      </w:r>
+    </w:p>
     <w:sectPr>
       <w:pgSz w:w="12240" w:h="15840"/>
       <w:pgMar w:top="936" w:right="1008" w:bottom="936" w:left="1008" w:header="720" w:footer="720" w:gutter="0"/>

--- a/downloads/workbook/ai-3-week-09.docx
+++ b/downloads/workbook/ai-3-week-09.docx
@@ -30,6 +30,17 @@
     </w:p>
     <w:p>
       <w:r>
+        <w:t>Record your starting explanation for Prompt Evaluation before opening notes. Show any later correction separately.</w:t>
+      </w:r>
+    </w:p>
+    <w:p>
+      <w:pPr>
+        <w:spacing w:line="336" w:lineRule="auto" w:after="180"/>
+      </w:pPr>
+      <w:r>
+        <w:rPr>
+          <w:b w:val="0"/>
+        </w:rPr>
         <w:t>Try the recall before opening notes. Then use a different colour or a labelled second line to correct your explanation.</w:t>
       </w:r>
     </w:p>
@@ -42,8 +53,26 @@
       </w:r>
     </w:p>
     <w:p>
-      <w:r>
-        <w:t>Without opening the old lesson, explain one key idea from Structured Output and Schemas. Give an example and a mistake that the idea helps you avoid.</w:t>
+      <w:pPr>
+        <w:spacing w:line="336" w:lineRule="auto" w:after="180"/>
+      </w:pPr>
+      <w:r>
+        <w:rPr>
+          <w:b w:val="0"/>
+        </w:rPr>
+        <w:t xml:space="preserve">Without opening the old lesson, explain one key idea from Structured </w:t>
+      </w:r>
+      <w:r>
+        <w:rPr>
+          <w:b/>
+        </w:rPr>
+        <w:t>Output</w:t>
+      </w:r>
+      <w:r>
+        <w:rPr>
+          <w:b w:val="0"/>
+        </w:rPr>
+        <w:t xml:space="preserve"> and Schemas. Give an example and a mistake that the idea helps you avoid.</w:t>
       </w:r>
     </w:p>
     <w:p>
@@ -78,8 +107,26 @@
       </w:r>
     </w:p>
     <w:p>
-      <w:r>
-        <w:t>Without opening the old lesson, explain one key idea from Examples and Rubrics. Give an example and a mistake that the idea helps you avoid.</w:t>
+      <w:pPr>
+        <w:spacing w:line="336" w:lineRule="auto" w:after="180"/>
+      </w:pPr>
+      <w:r>
+        <w:rPr>
+          <w:b w:val="0"/>
+        </w:rPr>
+        <w:t xml:space="preserve">Without opening the old lesson, explain one key idea from Examples and </w:t>
+      </w:r>
+      <w:r>
+        <w:rPr>
+          <w:b/>
+        </w:rPr>
+        <w:t>Rubric</w:t>
+      </w:r>
+      <w:r>
+        <w:rPr>
+          <w:b w:val="0"/>
+        </w:rPr>
+        <w:t>s. Give an example and a mistake that the idea helps you avoid.</w:t>
       </w:r>
     </w:p>
     <w:p>
@@ -114,7 +161,13 @@
       </w:r>
     </w:p>
     <w:p>
-      <w:r>
+      <w:pPr>
+        <w:spacing w:line="336" w:lineRule="auto" w:after="180"/>
+      </w:pPr>
+      <w:r>
+        <w:rPr>
+          <w:b w:val="0"/>
+        </w:rPr>
         <w:t>Without opening the old lesson, explain one key idea from Tokens and Context. Give an example and a mistake that the idea helps you avoid.</w:t>
       </w:r>
     </w:p>
@@ -151,6 +204,17 @@
     </w:p>
     <w:p>
       <w:r>
+        <w:t>Complete the supported Prompt Evaluation trace and record the first step you can explain without help.</w:t>
+      </w:r>
+    </w:p>
+    <w:p>
+      <w:pPr>
+        <w:spacing w:line="336" w:lineRule="auto" w:after="180"/>
+      </w:pPr>
+      <w:r>
+        <w:rPr>
+          <w:b w:val="0"/>
+        </w:rPr>
         <w:t>Use W2: Trace the worked case for Controlled prompt experiments. Record the answer once; the lesson and workbook refer to the same attempt.</w:t>
       </w:r>
     </w:p>
@@ -279,7 +343,29 @@
     </w:p>
     <w:p>
       <w:r>
-        <w:t>Use the worked case for Controlled prompt experiments. Proposed explanation: “The worked result establishes every future case”. Decide whether this explanation is supported. Point to the step or supplied fact that decides; explain your repair if needed.</w:t>
+        <w:t>Check the proposed Prompt Evaluation explanation against the supplied facts before discussing it.</w:t>
+      </w:r>
+    </w:p>
+    <w:p>
+      <w:pPr>
+        <w:spacing w:line="336" w:lineRule="auto" w:after="180"/>
+      </w:pPr>
+      <w:r>
+        <w:rPr>
+          <w:b w:val="0"/>
+        </w:rPr>
+        <w:t>Use the worked case for Controlled prompt experiments. Proposed explanation: “The worked result establishes every future case”. Decide whether this explanation is supported.</w:t>
+      </w:r>
+    </w:p>
+    <w:p>
+      <w:pPr>
+        <w:spacing w:line="336" w:lineRule="auto" w:after="180"/>
+      </w:pPr>
+      <w:r>
+        <w:rPr>
+          <w:b w:val="0"/>
+        </w:rPr>
+        <w:t>Point to the step or supplied fact that decides; explain your repair if needed.</w:t>
       </w:r>
     </w:p>
     <w:p>
@@ -319,6 +405,11 @@
       </w:r>
     </w:p>
     <w:p>
+      <w:r>
+        <w:t>Write one first attempt at the reserved independent case before feedback. Repeated copies of that case refer to the same recorded attempt.</w:t>
+      </w:r>
+    </w:p>
+    <w:p>
       <w:pPr>
         <w:pStyle w:val="Heading3"/>
       </w:pPr>
@@ -327,7 +418,13 @@
       </w:r>
     </w:p>
     <w:p>
-      <w:r>
+      <w:pPr>
+        <w:spacing w:line="336" w:lineRule="auto" w:after="180"/>
+      </w:pPr>
+      <w:r>
+        <w:rPr>
+          <w:b w:val="0"/>
+        </w:rPr>
         <w:t>Five validation tasks have pass results A:1,1,1,0,0 and B:0,1,0,1,1. Compare performance and explain what is required before choosing a prompt.</w:t>
       </w:r>
     </w:p>
@@ -375,7 +472,13 @@
       </w:r>
     </w:p>
     <w:p>
-      <w:r>
+      <w:pPr>
+        <w:spacing w:line="336" w:lineRule="auto" w:after="180"/>
+      </w:pPr>
+      <w:r>
+        <w:rPr>
+          <w:b w:val="0"/>
+        </w:rPr>
         <w:t>Attempt this case before feedback. Record any help. Earlier examples below are further practice; a case already practised with feedback cannot establish fresh transfer.</w:t>
       </w:r>
     </w:p>
@@ -389,7 +492,42 @@
     </w:p>
     <w:p>
       <w:r>
-        <w:t>On four shared tasks, A scores 1,1,0,1 and B scores 1,0,1,1. Their totals tie. What should you inspect before choosing? Define a final evaluation step.</w:t>
+        <w:t>Connect the Prompt Evaluation target to a trace and a justified conclusion.</w:t>
+      </w:r>
+    </w:p>
+    <w:p>
+      <w:pPr>
+        <w:spacing w:line="336" w:lineRule="auto" w:after="180"/>
+      </w:pPr>
+      <w:r>
+        <w:rPr>
+          <w:b w:val="0"/>
+        </w:rPr>
+        <w:t xml:space="preserve">On four shared tasks, A </w:t>
+      </w:r>
+      <w:r>
+        <w:rPr>
+          <w:b/>
+        </w:rPr>
+        <w:t>score</w:t>
+      </w:r>
+      <w:r>
+        <w:rPr>
+          <w:b w:val="0"/>
+        </w:rPr>
+        <w:t xml:space="preserve">s 1,1,0,1 and B </w:t>
+      </w:r>
+      <w:r>
+        <w:rPr>
+          <w:b/>
+        </w:rPr>
+        <w:t>score</w:t>
+      </w:r>
+      <w:r>
+        <w:rPr>
+          <w:b w:val="0"/>
+        </w:rPr>
+        <w:t>s 1,0,1,1. Their totals tie. What should you inspect before choosing? Define a final evaluation step.</w:t>
       </w:r>
     </w:p>
     <w:p>
@@ -402,17 +540,47 @@
     </w:p>
     <w:p>
       <w:r>
+        <w:t>Solve the supplied Prompt Evaluation case and show the deciding evidence.</w:t>
+      </w:r>
+    </w:p>
+    <w:p>
+      <w:pPr>
+        <w:spacing w:line="336" w:lineRule="auto" w:after="180"/>
+      </w:pPr>
+      <w:r>
+        <w:rPr>
+          <w:b w:val="0"/>
+        </w:rPr>
         <w:t>On five fixed questions, A passes four and B passes three; B looks more attractive.</w:t>
       </w:r>
     </w:p>
     <w:p>
-      <w:r>
+      <w:pPr>
+        <w:spacing w:line="336" w:lineRule="auto" w:after="180"/>
+        <w:shd w:fill="F5F1FB"/>
+      </w:pPr>
+      <w:r>
+        <w:rPr>
+          <w:b w:val="0"/>
+        </w:rPr>
         <w:t>What conclusion is supported?</w:t>
       </w:r>
     </w:p>
     <w:p>
-      <w:r>
-        <w:t>Show your trace, calculation or evidence</w:t>
+      <w:pPr>
+        <w:spacing w:line="336" w:lineRule="auto" w:after="180"/>
+      </w:pPr>
+      <w:r>
+        <w:rPr>
+          <w:b w:val="0"/>
+        </w:rPr>
+        <w:t xml:space="preserve">Show your trace, calculation or </w:t>
+      </w:r>
+      <w:r>
+        <w:rPr>
+          <w:b/>
+        </w:rPr>
+        <w:t>evidence</w:t>
       </w:r>
     </w:p>
     <w:p>
@@ -458,11 +626,29 @@
     </w:p>
     <w:p>
       <w:r>
+        <w:t>Apply the procedure to the changed case and record why the conclusion follows.</w:t>
+      </w:r>
+    </w:p>
+    <w:p>
+      <w:pPr>
+        <w:spacing w:line="336" w:lineRule="auto" w:after="180"/>
+        <w:shd w:fill="F5F1FB"/>
+      </w:pPr>
+      <w:r>
+        <w:rPr>
+          <w:b w:val="0"/>
+        </w:rPr>
         <w:t>Prompt A passes 8 of 10 tasks; B passes 9 of 10 but fails the only source-checking task. A source check is mandatory. Which can be accepted as-is?</w:t>
       </w:r>
     </w:p>
     <w:p>
-      <w:r>
+      <w:pPr>
+        <w:spacing w:line="336" w:lineRule="auto" w:after="180"/>
+      </w:pPr>
+      <w:r>
+        <w:rPr>
+          <w:b w:val="0"/>
+        </w:rPr>
         <w:t>My independent answer and reason</w:t>
       </w:r>
     </w:p>
@@ -517,7 +703,30 @@
     </w:p>
     <w:p>
       <w:r>
-        <w:t>Create a changed input, boundary case or missing-information case. Write the expected answer or safe response before testing.</w:t>
+        <w:t>Specify a changed input, expected result and observation separately.</w:t>
+      </w:r>
+    </w:p>
+    <w:p>
+      <w:pPr>
+        <w:spacing w:line="336" w:lineRule="auto" w:after="180"/>
+      </w:pPr>
+      <w:r>
+        <w:rPr>
+          <w:b w:val="0"/>
+        </w:rPr>
+        <w:t xml:space="preserve">Create a changed </w:t>
+      </w:r>
+      <w:r>
+        <w:rPr>
+          <w:b/>
+        </w:rPr>
+        <w:t>input</w:t>
+      </w:r>
+      <w:r>
+        <w:rPr>
+          <w:b w:val="0"/>
+        </w:rPr>
+        <w:t>, boundary case or missing-information case. Write the expected answer or safe response before testing.</w:t>
       </w:r>
     </w:p>
     <w:tbl>
@@ -646,12 +855,41 @@
     </w:p>
     <w:p>
       <w:r>
+        <w:t>Justify what Prompt Evaluation adds to Verified Study Buddy and keep the evidence.</w:t>
+      </w:r>
+    </w:p>
+    <w:p>
+      <w:pPr>
+        <w:spacing w:line="336" w:lineRule="auto" w:after="180"/>
+      </w:pPr>
+      <w:r>
+        <w:rPr>
+          <w:b w:val="0"/>
+        </w:rPr>
         <w:t>Evaluate Study Buddy prompts on factual, ambiguous, missing-source, and adversarial questions.</w:t>
       </w:r>
     </w:p>
     <w:p>
-      <w:r>
-        <w:t>The project change and evidence I will keep</w:t>
+      <w:pPr>
+        <w:spacing w:line="336" w:lineRule="auto" w:after="180"/>
+      </w:pPr>
+      <w:r>
+        <w:rPr>
+          <w:b w:val="0"/>
+        </w:rPr>
+        <w:t xml:space="preserve">The project change and </w:t>
+      </w:r>
+      <w:r>
+        <w:rPr>
+          <w:b/>
+        </w:rPr>
+        <w:t>evidence</w:t>
+      </w:r>
+      <w:r>
+        <w:rPr>
+          <w:b w:val="0"/>
+        </w:rPr>
+        <w:t xml:space="preserve"> I will keep</w:t>
       </w:r>
     </w:p>
     <w:p>
@@ -697,11 +935,54 @@
     </w:p>
     <w:p>
       <w:r>
-        <w:t>I can explain the mechanism. I can show evidence. I can handle a changed case. I can name a limit. Mark each as not yet, with help or independently, and attach supporting work.</w:t>
-      </w:r>
-    </w:p>
-    <w:p>
-      <w:r>
+        <w:t>Judge explanation, evidence, transfer and limits separately; attach the work behind your judgement.</w:t>
+      </w:r>
+    </w:p>
+    <w:p>
+      <w:pPr>
+        <w:pStyle w:val="ListBullet"/>
+      </w:pPr>
+      <w:r>
+        <w:t>I can explain the mechanism.</w:t>
+      </w:r>
+    </w:p>
+    <w:p>
+      <w:pPr>
+        <w:pStyle w:val="ListBullet"/>
+      </w:pPr>
+      <w:r>
+        <w:t>I can show evidence.</w:t>
+      </w:r>
+    </w:p>
+    <w:p>
+      <w:pPr>
+        <w:pStyle w:val="ListBullet"/>
+      </w:pPr>
+      <w:r>
+        <w:t>I can handle a changed case.</w:t>
+      </w:r>
+    </w:p>
+    <w:p>
+      <w:pPr>
+        <w:pStyle w:val="ListBullet"/>
+      </w:pPr>
+      <w:r>
+        <w:t>I can name a limit.</w:t>
+      </w:r>
+    </w:p>
+    <w:p>
+      <w:r>
+        <w:t>Mark each as not yet, with help or independently, and attach supporting work.</w:t>
+      </w:r>
+    </w:p>
+    <w:p>
+      <w:pPr>
+        <w:spacing w:line="336" w:lineRule="auto" w:after="180"/>
+      </w:pPr>
+      <w:r>
+        <w:rPr>
+          <w:b w:val="0"/>
+        </w:rPr>
         <w:t>Teacher review ____________________  Next step ____________________</w:t>
       </w:r>
     </w:p>
@@ -715,7 +996,42 @@
     </w:p>
     <w:p>
       <w:r>
-        <w:t>On four shared tasks, A scores 1,1,0,1 and B scores 1,0,1,1. Their totals tie. What should you inspect before choosing? Define a final evaluation step.</w:t>
+        <w:t>Use this earlier case as transfer practice. A case already discussed with feedback is not fresh assessment evidence.</w:t>
+      </w:r>
+    </w:p>
+    <w:p>
+      <w:pPr>
+        <w:spacing w:line="336" w:lineRule="auto" w:after="180"/>
+      </w:pPr>
+      <w:r>
+        <w:rPr>
+          <w:b w:val="0"/>
+        </w:rPr>
+        <w:t xml:space="preserve">On four shared tasks, A </w:t>
+      </w:r>
+      <w:r>
+        <w:rPr>
+          <w:b/>
+        </w:rPr>
+        <w:t>score</w:t>
+      </w:r>
+      <w:r>
+        <w:rPr>
+          <w:b w:val="0"/>
+        </w:rPr>
+        <w:t xml:space="preserve">s 1,1,0,1 and B </w:t>
+      </w:r>
+      <w:r>
+        <w:rPr>
+          <w:b/>
+        </w:rPr>
+        <w:t>score</w:t>
+      </w:r>
+      <w:r>
+        <w:rPr>
+          <w:b w:val="0"/>
+        </w:rPr>
+        <w:t>s 1,0,1,1. Their totals tie. What should you inspect before choosing? Define a final evaluation step.</w:t>
       </w:r>
     </w:p>
     <w:p>
@@ -762,7 +1078,13 @@
       </w:r>
     </w:p>
     <w:p>
-      <w:r>
+      <w:pPr>
+        <w:spacing w:line="336" w:lineRule="auto" w:after="180"/>
+      </w:pPr>
+      <w:r>
+        <w:rPr>
+          <w:b w:val="0"/>
+        </w:rPr>
         <w:t>Record support used: none, hint or teacher explanation.</w:t>
       </w:r>
     </w:p>
@@ -776,7 +1098,54 @@
     </w:p>
     <w:p>
       <w:r>
-        <w:t>Explain the weekly mechanism in your own words. Use the worked scenario to name its input, decision rule and output.</w:t>
+        <w:t>Explain the mechanism. Apply the supplied Prompt Evaluation facts and keep your reasoning.</w:t>
+      </w:r>
+    </w:p>
+    <w:p>
+      <w:pPr>
+        <w:spacing w:line="336" w:lineRule="auto" w:after="180"/>
+      </w:pPr>
+      <w:r>
+        <w:rPr>
+          <w:b w:val="0"/>
+        </w:rPr>
+        <w:t xml:space="preserve">Explain the weekly </w:t>
+      </w:r>
+      <w:r>
+        <w:rPr>
+          <w:b/>
+        </w:rPr>
+        <w:t>mechanism</w:t>
+      </w:r>
+      <w:r>
+        <w:rPr>
+          <w:b w:val="0"/>
+        </w:rPr>
+        <w:t xml:space="preserve"> in your own words. Use the worked scenario to name its </w:t>
+      </w:r>
+      <w:r>
+        <w:rPr>
+          <w:b/>
+        </w:rPr>
+        <w:t>input</w:t>
+      </w:r>
+      <w:r>
+        <w:rPr>
+          <w:b w:val="0"/>
+        </w:rPr>
+        <w:t xml:space="preserve">, decision rule and </w:t>
+      </w:r>
+      <w:r>
+        <w:rPr>
+          <w:b/>
+        </w:rPr>
+        <w:t>output</w:t>
+      </w:r>
+      <w:r>
+        <w:rPr>
+          <w:b w:val="0"/>
+        </w:rPr>
+        <w:t>.</w:t>
       </w:r>
     </w:p>
     <w:p>
@@ -827,6 +1196,17 @@
     </w:p>
     <w:p>
       <w:r>
+        <w:t>Trace the worked case. Apply the supplied Prompt Evaluation facts and keep your reasoning.</w:t>
+      </w:r>
+    </w:p>
+    <w:p>
+      <w:pPr>
+        <w:spacing w:line="336" w:lineRule="auto" w:after="180"/>
+      </w:pPr>
+      <w:r>
+        <w:rPr>
+          <w:b w:val="0"/>
+        </w:rPr>
         <w:t>On six development cases P passes cases 1, 2, 3, 4; Q passes 1, 2, 3, 5, 6. Missing-approval cases are 4 and 6. Compare totals and condition results. Show the intermediate steps and give the conclusion with its scope.</w:t>
       </w:r>
     </w:p>
@@ -883,6 +1263,17 @@
     </w:p>
     <w:p>
       <w:r>
+        <w:t>Audit the limit. Apply the supplied Prompt Evaluation facts and keep your reasoning.</w:t>
+      </w:r>
+    </w:p>
+    <w:p>
+      <w:pPr>
+        <w:spacing w:line="336" w:lineRule="auto" w:after="180"/>
+      </w:pPr>
+      <w:r>
+        <w:rPr>
+          <w:b w:val="0"/>
+        </w:rPr>
         <w:t>A report omits this qualification: Prompt selection on development cases cannot be reported as independent final performance. Explain how omitting it could change a reader's interpretation, and write an accurate replacement.</w:t>
       </w:r>
     </w:p>
@@ -934,7 +1325,30 @@
     </w:p>
     <w:p>
       <w:r>
-        <w:t>On eight paired cases A passes 1–5; B passes 1–4, 6, 7. Special cases are 5 and 8. Compare overall and special-case results; select by total passes.</w:t>
+        <w:t>Attempt before feedback. If this repeats the selected independent case, reuse that first attempt; otherwise keep a separate record. Apply a new case independently. Apply the supplied Prompt Evaluation facts and keep your reasoning.</w:t>
+      </w:r>
+    </w:p>
+    <w:p>
+      <w:pPr>
+        <w:spacing w:line="336" w:lineRule="auto" w:after="180"/>
+      </w:pPr>
+      <w:r>
+        <w:rPr>
+          <w:b w:val="0"/>
+        </w:rPr>
+        <w:t xml:space="preserve">On eight </w:t>
+      </w:r>
+      <w:r>
+        <w:rPr>
+          <w:b/>
+        </w:rPr>
+        <w:t>paired case</w:t>
+      </w:r>
+      <w:r>
+        <w:rPr>
+          <w:b w:val="0"/>
+        </w:rPr>
+        <w:t>s A passes 1–5; B passes 1–4, 6, 7. Special cases are 5 and 8. Compare overall and special-case results; select by total passes.</w:t>
       </w:r>
     </w:p>
     <w:p>
@@ -995,7 +1409,29 @@
     </w:p>
     <w:p>
       <w:r>
-        <w:t>For the worked scenario, propose one additional case that could reveal a failure, describe its expected outcome before running it, and explain what would need to remain fixed for a fair comparison. Do not reuse W4 as a new final test after receiving feedback.</w:t>
+        <w:t>Design a revealing follow-up. Apply the supplied Prompt Evaluation facts and keep your reasoning.</w:t>
+      </w:r>
+    </w:p>
+    <w:p>
+      <w:pPr>
+        <w:spacing w:line="336" w:lineRule="auto" w:after="180"/>
+      </w:pPr>
+      <w:r>
+        <w:rPr>
+          <w:b w:val="0"/>
+        </w:rPr>
+        <w:t>For the worked scenario, propose one additional case that could reveal a failure, describe its expected outcome before running it, and explain what would need to remain fixed for a fair comparison.</w:t>
+      </w:r>
+    </w:p>
+    <w:p>
+      <w:pPr>
+        <w:spacing w:line="336" w:lineRule="auto" w:after="180"/>
+      </w:pPr>
+      <w:r>
+        <w:rPr>
+          <w:b w:val="0"/>
+        </w:rPr>
+        <w:t>Do not reuse W4 as a new final test after receiving feedback.</w:t>
       </w:r>
     </w:p>
     <w:p>
@@ -1047,6 +1483,11 @@
       </w:pPr>
       <w:r>
         <w:t>17. Feedback, return check and learning record</w:t>
+      </w:r>
+    </w:p>
+    <w:p>
+      <w:r>
+        <w:t>Record the first repaired step and a different case to revisit after a delay.</w:t>
       </w:r>
     </w:p>
     <w:tbl>
@@ -1186,7 +1627,13 @@
       </w:tr>
     </w:tbl>
     <w:p>
-      <w:r>
+      <w:pPr>
+        <w:spacing w:line="336" w:lineRule="auto" w:after="180"/>
+      </w:pPr>
+      <w:r>
+        <w:rPr>
+          <w:b w:val="0"/>
+        </w:rPr>
         <w:t>Revisit this idea with your teacher after a delay. Familiarity is different from explaining and using it on a changed case.</w:t>
       </w:r>
     </w:p>
@@ -1200,17 +1647,52 @@
     </w:p>
     <w:p>
       <w:r>
+        <w:t>A fictional Study Buddy compares two prompts across six development questions. Explain the labelled step before checking the changed condition.</w:t>
+      </w:r>
+    </w:p>
+    <w:p>
+      <w:pPr>
+        <w:spacing w:line="336" w:lineRule="auto" w:after="180"/>
+      </w:pPr>
+      <w:r>
+        <w:rPr>
+          <w:b w:val="0"/>
+        </w:rPr>
         <w:t>A fictional Study Buddy compares two prompts across six development questions.</w:t>
       </w:r>
     </w:p>
     <w:p>
-      <w:r>
+      <w:pPr>
+        <w:spacing w:line="336" w:lineRule="auto" w:after="180"/>
+      </w:pPr>
+      <w:r>
+        <w:rPr>
+          <w:b w:val="0"/>
+        </w:rPr>
         <w:t>A passes cases 1,2,3,4. B passes 1,2,5,6. Cases 5 and 6 require refusing unsupported claims.</w:t>
       </w:r>
     </w:p>
     <w:p>
-      <w:r>
-        <w:t>Mandatory selection gate: pass both refusal cases. All cases use fixed sources and one common rubric.</w:t>
+      <w:pPr>
+        <w:spacing w:line="336" w:lineRule="auto" w:after="180"/>
+      </w:pPr>
+      <w:r>
+        <w:rPr>
+          <w:b w:val="0"/>
+        </w:rPr>
+        <w:t xml:space="preserve">Mandatory selection gate: pass both refusal cases. All cases use fixed sources and one common </w:t>
+      </w:r>
+      <w:r>
+        <w:rPr>
+          <w:b/>
+        </w:rPr>
+        <w:t>rubric</w:t>
+      </w:r>
+      <w:r>
+        <w:rPr>
+          <w:b w:val="0"/>
+        </w:rPr>
+        <w:t>.</w:t>
       </w:r>
     </w:p>
     <w:p>
@@ -1286,7 +1768,14 @@
       </w:r>
     </w:p>
     <w:p>
-      <w:r>
+      <w:pPr>
+        <w:spacing w:line="336" w:lineRule="auto" w:after="180"/>
+        <w:shd w:fill="F5F1FB"/>
+      </w:pPr>
+      <w:r>
+        <w:rPr>
+          <w:b w:val="0"/>
+        </w:rPr>
         <w:t>Why is B’s selection defensible here without calling it universally superior?</w:t>
       </w:r>
     </w:p>
@@ -1329,12 +1818,45 @@
       </w:r>
     </w:p>
     <w:p>
-      <w:r>
-        <w:t>Support used: alone / hint / worked example. This record is practice evidence.</w:t>
-      </w:r>
-    </w:p>
-    <w:p>
-      <w:r>
+      <w:pPr>
+        <w:pStyle w:val="Heading3"/>
+      </w:pPr>
+      <w:r>
+        <w:t>Record the help used</w:t>
+      </w:r>
+    </w:p>
+    <w:p>
+      <w:pPr>
+        <w:spacing w:line="336" w:lineRule="auto" w:after="180"/>
+        <w:shd w:fill="F1F6F8"/>
+      </w:pPr>
+      <w:r>
+        <w:rPr>
+          <w:b w:val="0"/>
+        </w:rPr>
+        <w:t xml:space="preserve">Support used: alone / hint / worked example. This record is practice </w:t>
+      </w:r>
+      <w:r>
+        <w:rPr>
+          <w:b/>
+        </w:rPr>
+        <w:t>evidence</w:t>
+      </w:r>
+      <w:r>
+        <w:rPr>
+          <w:b w:val="0"/>
+        </w:rPr>
+        <w:t>.</w:t>
+      </w:r>
+    </w:p>
+    <w:p>
+      <w:pPr>
+        <w:spacing w:line="336" w:lineRule="auto" w:after="180"/>
+      </w:pPr>
+      <w:r>
+        <w:rPr>
+          <w:b w:val="0"/>
+        </w:rPr>
         <w:t>Project connection: Use Study Buddy case matrices with explicit priorities, source support gates and fresh final questions.</w:t>
       </w:r>
     </w:p>
@@ -1348,16 +1870,63 @@
     </w:p>
     <w:p>
       <w:r>
+        <w:t>Keep this week’s input, deciding step, result and limit together in the Verified Study Buddy record.</w:t>
+      </w:r>
+    </w:p>
+    <w:p>
+      <w:pPr>
+        <w:spacing w:line="336" w:lineRule="auto" w:after="180"/>
+      </w:pPr>
+      <w:r>
+        <w:rPr>
+          <w:b w:val="0"/>
+        </w:rPr>
         <w:t>Project: Verified Study Buddy</w:t>
       </w:r>
     </w:p>
     <w:p>
-      <w:r>
-        <w:t>Current milestone: Make a transparent first version. Keep a trace of how one input becomes an output; explain the rule or learned component.</w:t>
-      </w:r>
-    </w:p>
-    <w:p>
-      <w:r>
+      <w:pPr>
+        <w:spacing w:line="336" w:lineRule="auto" w:after="180"/>
+      </w:pPr>
+      <w:r>
+        <w:rPr>
+          <w:b w:val="0"/>
+        </w:rPr>
+        <w:t xml:space="preserve">Current milestone: Make a transparent first version. Keep a trace of how one </w:t>
+      </w:r>
+      <w:r>
+        <w:rPr>
+          <w:b/>
+        </w:rPr>
+        <w:t>input</w:t>
+      </w:r>
+      <w:r>
+        <w:rPr>
+          <w:b w:val="0"/>
+        </w:rPr>
+        <w:t xml:space="preserve"> becomes an </w:t>
+      </w:r>
+      <w:r>
+        <w:rPr>
+          <w:b/>
+        </w:rPr>
+        <w:t>output</w:t>
+      </w:r>
+      <w:r>
+        <w:rPr>
+          <w:b w:val="0"/>
+        </w:rPr>
+        <w:t>; explain the rule or learned component.</w:t>
+      </w:r>
+    </w:p>
+    <w:p>
+      <w:pPr>
+        <w:spacing w:line="336" w:lineRule="auto" w:after="180"/>
+      </w:pPr>
+      <w:r>
+        <w:rPr>
+          <w:b w:val="0"/>
+        </w:rPr>
         <w:t>Use Study Buddy case matrices with explicit priorities, source support gates and fresh final questions.</w:t>
       </w:r>
     </w:p>
@@ -1520,11 +2089,28 @@
     </w:p>
     <w:p>
       <w:r>
+        <w:t>Try the supported questions before comparing with hints and feedback. Record what you repaired and the evidence you retained.</w:t>
+      </w:r>
+    </w:p>
+    <w:p>
+      <w:pPr>
+        <w:spacing w:line="336" w:lineRule="auto" w:after="180"/>
+      </w:pPr>
+      <w:r>
+        <w:rPr>
+          <w:b w:val="0"/>
+        </w:rPr>
         <w:t>Use this supported practice once, in the browser or on paper. Keep the reserved independent assessment for a separate first attempt before teacher feedback.</w:t>
       </w:r>
     </w:p>
     <w:p>
-      <w:r>
+      <w:pPr>
+        <w:spacing w:line="336" w:lineRule="auto" w:after="180"/>
+      </w:pPr>
+      <w:r>
+        <w:rPr>
+          <w:b w:val="0"/>
+        </w:rPr>
         <w:t>A fictional Study Buddy compares two prompts across six development questions.</w:t>
       </w:r>
     </w:p>
@@ -1537,27 +2123,61 @@
       </w:r>
     </w:p>
     <w:p>
-      <w:r>
+      <w:pPr>
+        <w:spacing w:line="336" w:lineRule="auto" w:after="180"/>
+      </w:pPr>
+      <w:r>
+        <w:rPr>
+          <w:b w:val="0"/>
+        </w:rPr>
         <w:t>Which labelled step matches this detail? B clears the declared gate, but its failures 3,4 remain visible.</w:t>
       </w:r>
     </w:p>
     <w:p>
-      <w:r>
+      <w:pPr>
+        <w:spacing w:line="336" w:lineRule="auto" w:after="180"/>
+        <w:shd w:fill="F4F9FC"/>
+      </w:pPr>
+      <w:r>
+        <w:rPr>
+          <w:b w:val="0"/>
+        </w:rPr>
         <w:t>1. Different failures</w:t>
       </w:r>
     </w:p>
     <w:p>
-      <w:r>
+      <w:pPr>
+        <w:spacing w:line="336" w:lineRule="auto" w:after="180"/>
+        <w:shd w:fill="F4F9FC"/>
+      </w:pPr>
+      <w:r>
+        <w:rPr>
+          <w:b w:val="0"/>
+        </w:rPr>
         <w:t>2. Paired total</w:t>
       </w:r>
     </w:p>
     <w:p>
-      <w:r>
+      <w:pPr>
+        <w:spacing w:line="336" w:lineRule="auto" w:after="180"/>
+        <w:shd w:fill="F4F9FC"/>
+      </w:pPr>
+      <w:r>
+        <w:rPr>
+          <w:b w:val="0"/>
+        </w:rPr>
         <w:t>3. Mandatory slice</w:t>
       </w:r>
     </w:p>
     <w:p>
-      <w:r>
+      <w:pPr>
+        <w:spacing w:line="336" w:lineRule="auto" w:after="180"/>
+        <w:shd w:fill="F4F9FC"/>
+      </w:pPr>
+      <w:r>
+        <w:rPr>
+          <w:b w:val="0"/>
+        </w:rPr>
         <w:t>4. Selection</w:t>
       </w:r>
     </w:p>
@@ -1595,41 +2215,167 @@
       </w:r>
     </w:p>
     <w:p>
-      <w:r>
+      <w:pPr>
+        <w:pStyle w:val="Heading3"/>
+      </w:pPr>
+      <w:r>
+        <w:t>Hint · try first</w:t>
+      </w:r>
+    </w:p>
+    <w:p>
+      <w:pPr>
+        <w:spacing w:line="336" w:lineRule="auto" w:after="180"/>
+        <w:shd w:fill="F1F6F8"/>
+      </w:pPr>
+      <w:r>
+        <w:rPr>
+          <w:b w:val="0"/>
+        </w:rPr>
         <w:t>Hint if needed: Read the steps in the pictorial case. Match the supplied detail to the stage that performs or records it.</w:t>
       </w:r>
     </w:p>
     <w:p>
-      <w:r>
-        <w:t>After your attempt, compare with the supported explanation: Selection B clears the declared gate, but its failures 3,4 remain visible. Equal totals do not imply equal behavior. The predeclared gate expresses an important requirement instead of choosing a criterion after seeing the result. Selecting B is justified under that rule, not by claiming it is best on every question. After development, freeze the chosen prompt and test new questions, including both ordinary and unsupported cases.</w:t>
-      </w:r>
-    </w:p>
-    <w:p>
       <w:pPr>
         <w:pStyle w:val="Heading3"/>
       </w:pPr>
       <w:r>
+        <w:t>Feedback · compare after trying</w:t>
+      </w:r>
+    </w:p>
+    <w:p>
+      <w:pPr>
+        <w:spacing w:line="336" w:lineRule="auto" w:after="180"/>
+        <w:shd w:fill="F1F6FC"/>
+      </w:pPr>
+      <w:r>
+        <w:rPr>
+          <w:b w:val="0"/>
+        </w:rPr>
+        <w:t>After your attempt, compare with the supported explanation: Selection B clears the declared gate, but its failures 3,4 remain visible. Equal totals do not imply equal behavior.</w:t>
+      </w:r>
+    </w:p>
+    <w:p>
+      <w:pPr>
+        <w:spacing w:line="336" w:lineRule="auto" w:after="180"/>
+        <w:shd w:fill="F1F6FC"/>
+      </w:pPr>
+      <w:r>
+        <w:rPr>
+          <w:b w:val="0"/>
+        </w:rPr>
+        <w:t>The predeclared gate expresses an important requirement instead of choosing a criterion after seeing the result. Selecting B is justified under that rule, not by claiming it is best on every question.</w:t>
+      </w:r>
+    </w:p>
+    <w:p>
+      <w:pPr>
+        <w:spacing w:line="336" w:lineRule="auto" w:after="180"/>
+        <w:shd w:fill="F1F6FC"/>
+      </w:pPr>
+      <w:r>
+        <w:rPr>
+          <w:b w:val="0"/>
+        </w:rPr>
+        <w:t>After development, freeze the chosen prompt and test new questions, including both ordinary and unsupported cases.</w:t>
+      </w:r>
+    </w:p>
+    <w:p>
+      <w:pPr>
+        <w:pStyle w:val="Heading3"/>
+      </w:pPr>
+      <w:r>
         <w:t>Practice 2: explain the deciding evidence</w:t>
       </w:r>
     </w:p>
     <w:p>
-      <w:r>
+      <w:pPr>
+        <w:pStyle w:val="Heading3"/>
+      </w:pPr>
+      <w:r>
+        <w:t>Changed case · predict first</w:t>
+      </w:r>
+    </w:p>
+    <w:p>
+      <w:pPr>
+        <w:spacing w:line="336" w:lineRule="auto" w:after="180"/>
+        <w:shd w:fill="F5F1FB"/>
+      </w:pPr>
+      <w:r>
+        <w:rPr>
+          <w:b w:val="0"/>
+        </w:rPr>
         <w:t>Changed-case practice: Remove the gate and retain total passes as the only criterion. Which conclusion is supported by the supplied facts?</w:t>
       </w:r>
     </w:p>
     <w:p>
-      <w:r>
-        <w:t>1. We can decide the result without examining the changed input or the procedure.</w:t>
-      </w:r>
-    </w:p>
-    <w:p>
-      <w:r>
-        <w:t>2. This one example guarantees correct results for every future input.</w:t>
-      </w:r>
-    </w:p>
-    <w:p>
-      <w:r>
-        <w:t>3. The record is a tie; another predeclared tie policy or further development evidence is needed.</w:t>
+      <w:pPr>
+        <w:spacing w:line="336" w:lineRule="auto" w:after="180"/>
+        <w:shd w:fill="F4F9FC"/>
+      </w:pPr>
+      <w:r>
+        <w:rPr>
+          <w:b w:val="0"/>
+        </w:rPr>
+        <w:t xml:space="preserve">1. We can decide the result without examining the changed </w:t>
+      </w:r>
+      <w:r>
+        <w:rPr>
+          <w:b/>
+        </w:rPr>
+        <w:t>input</w:t>
+      </w:r>
+      <w:r>
+        <w:rPr>
+          <w:b w:val="0"/>
+        </w:rPr>
+        <w:t xml:space="preserve"> or the procedure.</w:t>
+      </w:r>
+    </w:p>
+    <w:p>
+      <w:pPr>
+        <w:spacing w:line="336" w:lineRule="auto" w:after="180"/>
+        <w:shd w:fill="F4F9FC"/>
+      </w:pPr>
+      <w:r>
+        <w:rPr>
+          <w:b w:val="0"/>
+        </w:rPr>
+        <w:t xml:space="preserve">2. This one example guarantees correct results for every future </w:t>
+      </w:r>
+      <w:r>
+        <w:rPr>
+          <w:b/>
+        </w:rPr>
+        <w:t>input</w:t>
+      </w:r>
+      <w:r>
+        <w:rPr>
+          <w:b w:val="0"/>
+        </w:rPr>
+        <w:t>.</w:t>
+      </w:r>
+    </w:p>
+    <w:p>
+      <w:pPr>
+        <w:spacing w:line="336" w:lineRule="auto" w:after="180"/>
+        <w:shd w:fill="F4F9FC"/>
+      </w:pPr>
+      <w:r>
+        <w:rPr>
+          <w:b w:val="0"/>
+        </w:rPr>
+        <w:t xml:space="preserve">3. The record is a tie; another predeclared tie policy or further development </w:t>
+      </w:r>
+      <w:r>
+        <w:rPr>
+          <w:b/>
+        </w:rPr>
+        <w:t>evidence</w:t>
+      </w:r>
+      <w:r>
+        <w:rPr>
+          <w:b w:val="0"/>
+        </w:rPr>
+        <w:t xml:space="preserve"> is needed.</w:t>
       </w:r>
     </w:p>
     <w:p>
@@ -1666,36 +2412,177 @@
       </w:r>
     </w:p>
     <w:p>
-      <w:r>
+      <w:pPr>
+        <w:pStyle w:val="Heading3"/>
+      </w:pPr>
+      <w:r>
+        <w:t>Hint · try first</w:t>
+      </w:r>
+    </w:p>
+    <w:p>
+      <w:pPr>
+        <w:spacing w:line="336" w:lineRule="auto" w:after="180"/>
+        <w:shd w:fill="F1F6F8"/>
+      </w:pPr>
+      <w:r>
+        <w:rPr>
+          <w:b w:val="0"/>
+        </w:rPr>
         <w:t>Hint if needed: Use the changed condition and the deciding step in the pictorial trace. The answer must say what follows from those facts.</w:t>
       </w:r>
     </w:p>
     <w:p>
-      <w:r>
-        <w:t>After your attempt, compare with the supported explanation: The record is a tie; another predeclared tie policy or further development evidence is needed. Both prompts have four passes on six questions.</w:t>
-      </w:r>
-    </w:p>
-    <w:p>
       <w:pPr>
         <w:pStyle w:val="Heading3"/>
       </w:pPr>
       <w:r>
+        <w:t>Feedback · compare after trying</w:t>
+      </w:r>
+    </w:p>
+    <w:p>
+      <w:pPr>
+        <w:spacing w:line="336" w:lineRule="auto" w:after="180"/>
+        <w:shd w:fill="F1F6FC"/>
+      </w:pPr>
+      <w:r>
+        <w:rPr>
+          <w:b w:val="0"/>
+        </w:rPr>
+        <w:t xml:space="preserve">After your attempt, compare with the supported explanation: The record is a tie; another predeclared tie policy or further development </w:t>
+      </w:r>
+      <w:r>
+        <w:rPr>
+          <w:b/>
+        </w:rPr>
+        <w:t>evidence</w:t>
+      </w:r>
+      <w:r>
+        <w:rPr>
+          <w:b w:val="0"/>
+        </w:rPr>
+        <w:t xml:space="preserve"> is needed. Both prompts have four passes on six questions.</w:t>
+      </w:r>
+    </w:p>
+    <w:p>
+      <w:pPr>
+        <w:pStyle w:val="Heading3"/>
+      </w:pPr>
+      <w:r>
         <w:t>Repair a missing building block</w:t>
       </w:r>
     </w:p>
     <w:p>
-      <w:r>
-        <w:t>Review Structured Output and Schemas (ai-3/8). Goal: Separate JSON parsing, schema validation and source support checks. Short practice: Which object demonstrates that valid JSON and valid types are insufficient for truth?. Return to this week and explain what you changed.</w:t>
-      </w:r>
-    </w:p>
-    <w:p>
-      <w:r>
-        <w:t>Review Examples and Rubrics (ai-3/6). Goal: Write a prompt specification with observable response criteria. Short practice: Explain why neither original nor changed draft is a full pass, and provide a complete repaired card.. Return to this week and explain what you changed.</w:t>
-      </w:r>
-    </w:p>
-    <w:p>
-      <w:r>
-        <w:t>Review Tokens and Context (ai-3/3). Goal: Account for fixed text, evidence and reserved output under a toy budget. Short practice: Can A alone justify answering 20 seats after the exception is known?. Return to this week and explain what you changed.</w:t>
+      <w:pPr>
+        <w:spacing w:line="336" w:lineRule="auto" w:after="180"/>
+      </w:pPr>
+      <w:r>
+        <w:rPr>
+          <w:b w:val="0"/>
+        </w:rPr>
+        <w:t xml:space="preserve">Review Structured </w:t>
+      </w:r>
+      <w:r>
+        <w:rPr>
+          <w:b/>
+        </w:rPr>
+        <w:t>Output</w:t>
+      </w:r>
+      <w:r>
+        <w:rPr>
+          <w:b w:val="0"/>
+        </w:rPr>
+        <w:t xml:space="preserve"> and Schemas (ai-3/8). Goal: Separate JSON parsing, schema validation and source support checks. Short practice: Which object demonstrates that valid JSON and valid types are insufficient for truth?.</w:t>
+      </w:r>
+    </w:p>
+    <w:p>
+      <w:pPr>
+        <w:spacing w:line="336" w:lineRule="auto" w:after="180"/>
+      </w:pPr>
+      <w:r>
+        <w:rPr>
+          <w:b w:val="0"/>
+        </w:rPr>
+        <w:t>Return to this week and explain what you changed.</w:t>
+      </w:r>
+    </w:p>
+    <w:p>
+      <w:pPr>
+        <w:spacing w:line="336" w:lineRule="auto" w:after="180"/>
+      </w:pPr>
+      <w:r>
+        <w:rPr>
+          <w:b w:val="0"/>
+        </w:rPr>
+        <w:t xml:space="preserve">Review Examples and </w:t>
+      </w:r>
+      <w:r>
+        <w:rPr>
+          <w:b/>
+        </w:rPr>
+        <w:t>Rubric</w:t>
+      </w:r>
+      <w:r>
+        <w:rPr>
+          <w:b w:val="0"/>
+        </w:rPr>
+        <w:t>s (ai-3/6). Goal: Write a prompt specification with observable response criteria. Short practice: Explain why neither original nor changed draft is a full pass, and provide a complete repaired card..</w:t>
+      </w:r>
+    </w:p>
+    <w:p>
+      <w:pPr>
+        <w:spacing w:line="336" w:lineRule="auto" w:after="180"/>
+      </w:pPr>
+      <w:r>
+        <w:rPr>
+          <w:b w:val="0"/>
+        </w:rPr>
+        <w:t>Return to this week and explain what you changed.</w:t>
+      </w:r>
+    </w:p>
+    <w:p>
+      <w:pPr>
+        <w:spacing w:line="336" w:lineRule="auto" w:after="180"/>
+      </w:pPr>
+      <w:r>
+        <w:rPr>
+          <w:b w:val="0"/>
+        </w:rPr>
+        <w:t xml:space="preserve">Review Tokens and Context (ai-3/3). Goal: Account for fixed text, </w:t>
+      </w:r>
+      <w:r>
+        <w:rPr>
+          <w:b/>
+        </w:rPr>
+        <w:t>evidence</w:t>
+      </w:r>
+      <w:r>
+        <w:rPr>
+          <w:b w:val="0"/>
+        </w:rPr>
+        <w:t xml:space="preserve"> and reserved </w:t>
+      </w:r>
+      <w:r>
+        <w:rPr>
+          <w:b/>
+        </w:rPr>
+        <w:t>output</w:t>
+      </w:r>
+      <w:r>
+        <w:rPr>
+          <w:b w:val="0"/>
+        </w:rPr>
+        <w:t xml:space="preserve"> under a toy budget. Short practice: Can A alone justify answering 20 seats after the exception is known?.</w:t>
+      </w:r>
+    </w:p>
+    <w:p>
+      <w:pPr>
+        <w:spacing w:line="336" w:lineRule="auto" w:after="180"/>
+      </w:pPr>
+      <w:r>
+        <w:rPr>
+          <w:b w:val="0"/>
+        </w:rPr>
+        <w:t>Return to this week and explain what you changed.</w:t>
       </w:r>
     </w:p>
     <w:p>
@@ -1707,8 +2594,37 @@
       </w:r>
     </w:p>
     <w:p>
-      <w:r>
-        <w:t>Use Download completed work in the hosted lesson to export your answers, reflections, practice feedback and code-run evidence. Open the HTML copy to read or print it. Drafts stay in this browser when storage is available; clear drafts on a shared device.</w:t>
+      <w:pPr>
+        <w:spacing w:line="336" w:lineRule="auto" w:after="180"/>
+      </w:pPr>
+      <w:r>
+        <w:rPr>
+          <w:b w:val="0"/>
+        </w:rPr>
+        <w:t xml:space="preserve">Use Download completed work in the hosted lesson to export your answers, reflections, practice feedback and code-run </w:t>
+      </w:r>
+      <w:r>
+        <w:rPr>
+          <w:b/>
+        </w:rPr>
+        <w:t>evidence</w:t>
+      </w:r>
+      <w:r>
+        <w:rPr>
+          <w:b w:val="0"/>
+        </w:rPr>
+        <w:t>. Open the HTML copy to read or print it.</w:t>
+      </w:r>
+    </w:p>
+    <w:p>
+      <w:pPr>
+        <w:spacing w:line="336" w:lineRule="auto" w:after="180"/>
+      </w:pPr>
+      <w:r>
+        <w:rPr>
+          <w:b w:val="0"/>
+        </w:rPr>
+        <w:t>Drafts stay in this browser when storage is available; clear drafts on a shared device.</w:t>
       </w:r>
     </w:p>
     <w:p>
@@ -1722,6 +2638,706 @@
     <w:p>
       <w:r>
         <w:t>________________________________________________________________</w:t>
+      </w:r>
+    </w:p>
+    <w:p>
+      <w:r>
+        <w:t>________________________________________________________________</w:t>
+      </w:r>
+    </w:p>
+    <w:p>
+      <w:r>
+        <w:t>________________________________________________________________</w:t>
+      </w:r>
+    </w:p>
+    <w:p>
+      <w:r>
+        <w:t>________________________________________________________________</w:t>
+      </w:r>
+    </w:p>
+    <w:p>
+      <w:r>
+        <w:t>________________________________________________________________</w:t>
+      </w:r>
+    </w:p>
+    <w:p>
+      <w:pPr>
+        <w:pStyle w:val="Heading1"/>
+      </w:pPr>
+      <w:r>
+        <w:t>21. Visual concept journey</w:t>
+      </w:r>
+    </w:p>
+    <w:p>
+      <w:r>
+        <w:t>Explain each Prompt Evaluation picture from its labels, then record a relevant limit.</w:t>
+      </w:r>
+    </w:p>
+    <w:p>
+      <w:pPr>
+        <w:pStyle w:val="Heading3"/>
+      </w:pPr>
+      <w:r>
+        <w:t>01. Prompt Evaluation: the case</w:t>
+      </w:r>
+    </w:p>
+    <w:p>
+      <w:r>
+        <w:drawing>
+          <wp:inline xmlns:a="http://schemas.openxmlformats.org/drawingml/2006/main" xmlns:pic="http://schemas.openxmlformats.org/drawingml/2006/picture">
+            <wp:extent cx="5486400" cy="2990088"/>
+            <wp:docPr id="3" name="Picture 3" descr="A fictional Study Buddy compares two prompts across six development questions. Supplied facts: A passes cases 1,2,3,4. B passes 1,2,5,6. Cases 5 and 6 require refusing unsupported claims. Mandatory selection gate: pass both refusal cases. All cases use fixed sources and one common rubric."/>
+            <wp:cNvGraphicFramePr>
+              <a:graphicFrameLocks noChangeAspect="1"/>
+            </wp:cNvGraphicFramePr>
+            <a:graphic>
+              <a:graphicData uri="http://schemas.openxmlformats.org/drawingml/2006/picture">
+                <pic:pic>
+                  <pic:nvPicPr>
+                    <pic:cNvPr id="0" name="academy-story-ai-3-9-01.png"/>
+                    <pic:cNvPicPr/>
+                  </pic:nvPicPr>
+                  <pic:blipFill>
+                    <a:blip r:embed="rId11"/>
+                    <a:stretch>
+                      <a:fillRect/>
+                    </a:stretch>
+                  </pic:blipFill>
+                  <pic:spPr>
+                    <a:xfrm>
+                      <a:off x="0" y="0"/>
+                      <a:ext cx="5486400" cy="2990088"/>
+                    </a:xfrm>
+                    <a:prstGeom prst="rect"/>
+                  </pic:spPr>
+                </pic:pic>
+              </a:graphicData>
+            </a:graphic>
+          </wp:inline>
+        </w:drawing>
+      </w:r>
+    </w:p>
+    <w:p>
+      <w:pPr>
+        <w:spacing w:line="336" w:lineRule="auto" w:after="180"/>
+      </w:pPr>
+      <w:r>
+        <w:rPr>
+          <w:b w:val="0"/>
+        </w:rPr>
+        <w:t>A fictional Study Buddy compares two prompts across six development questions. Supplied facts: A passes cases 1,2,3,4. B passes 1,2,5,6. Cases 5 and 6 require refusing unsupported claims.</w:t>
+      </w:r>
+    </w:p>
+    <w:p>
+      <w:pPr>
+        <w:spacing w:line="336" w:lineRule="auto" w:after="180"/>
+      </w:pPr>
+      <w:r>
+        <w:rPr>
+          <w:b w:val="0"/>
+        </w:rPr>
+        <w:t xml:space="preserve">Mandatory selection gate: pass both refusal cases. All cases use fixed sources and one common </w:t>
+      </w:r>
+      <w:r>
+        <w:rPr>
+          <w:b/>
+        </w:rPr>
+        <w:t>rubric</w:t>
+      </w:r>
+      <w:r>
+        <w:rPr>
+          <w:b w:val="0"/>
+        </w:rPr>
+        <w:t>.</w:t>
+      </w:r>
+    </w:p>
+    <w:p>
+      <w:pPr>
+        <w:spacing w:line="336" w:lineRule="auto" w:after="180"/>
+        <w:shd w:fill="F5F1FB"/>
+      </w:pPr>
+      <w:r>
+        <w:rPr>
+          <w:b w:val="0"/>
+        </w:rPr>
+        <w:t>Point to the given fact that matters most. Explain why it matters.</w:t>
+      </w:r>
+    </w:p>
+    <w:p>
+      <w:pPr>
+        <w:pStyle w:val="Heading3"/>
+      </w:pPr>
+      <w:r>
+        <w:t>My picture explanation, deciding evidence and one limit</w:t>
+      </w:r>
+    </w:p>
+    <w:p>
+      <w:r>
+        <w:t>________________________________________________________________</w:t>
+      </w:r>
+    </w:p>
+    <w:p>
+      <w:r>
+        <w:t>________________________________________________________________</w:t>
+      </w:r>
+    </w:p>
+    <w:p>
+      <w:r>
+        <w:t>________________________________________________________________</w:t>
+      </w:r>
+    </w:p>
+    <w:p>
+      <w:r>
+        <w:t>________________________________________________________________</w:t>
+      </w:r>
+    </w:p>
+    <w:p>
+      <w:pPr>
+        <w:pStyle w:val="Heading3"/>
+      </w:pPr>
+      <w:r>
+        <w:t>02. Follow the deciding steps</w:t>
+      </w:r>
+    </w:p>
+    <w:p>
+      <w:r>
+        <w:drawing>
+          <wp:inline xmlns:a="http://schemas.openxmlformats.org/drawingml/2006/main" xmlns:pic="http://schemas.openxmlformats.org/drawingml/2006/picture">
+            <wp:extent cx="5486400" cy="4005072"/>
+            <wp:docPr id="4" name="Picture 4" descr="Paired total: A and B both pass 4/6. → Different failures: A alone passes 3,4; B alone passes 5,6. → Mandatory slice: A passes 0/2 refusal cases; B passes 2/2. → Selection: B clears the declared gate, but its failures 3,4 remain visible."/>
+            <wp:cNvGraphicFramePr>
+              <a:graphicFrameLocks noChangeAspect="1"/>
+            </wp:cNvGraphicFramePr>
+            <a:graphic>
+              <a:graphicData uri="http://schemas.openxmlformats.org/drawingml/2006/picture">
+                <pic:pic>
+                  <pic:nvPicPr>
+                    <pic:cNvPr id="0" name="academy-story-ai-3-9-02.png"/>
+                    <pic:cNvPicPr/>
+                  </pic:nvPicPr>
+                  <pic:blipFill>
+                    <a:blip r:embed="rId12"/>
+                    <a:stretch>
+                      <a:fillRect/>
+                    </a:stretch>
+                  </pic:blipFill>
+                  <pic:spPr>
+                    <a:xfrm>
+                      <a:off x="0" y="0"/>
+                      <a:ext cx="5486400" cy="4005072"/>
+                    </a:xfrm>
+                    <a:prstGeom prst="rect"/>
+                  </pic:spPr>
+                </pic:pic>
+              </a:graphicData>
+            </a:graphic>
+          </wp:inline>
+        </w:drawing>
+      </w:r>
+    </w:p>
+    <w:p>
+      <w:pPr>
+        <w:spacing w:line="336" w:lineRule="auto" w:after="180"/>
+      </w:pPr>
+      <w:r>
+        <w:rPr>
+          <w:b w:val="0"/>
+        </w:rPr>
+        <w:t>Paired total: A and B both pass 4/6. → Different failures: A alone passes 3,4; B alone passes 5,6. → Mandatory slice: A passes 0/2 refusal cases; B passes 2/2. → Selection: B clears the declared gate, but its failures 3,4 remain visible.</w:t>
+      </w:r>
+    </w:p>
+    <w:p>
+      <w:pPr>
+        <w:spacing w:line="336" w:lineRule="auto" w:after="180"/>
+        <w:shd w:fill="F5F1FB"/>
+      </w:pPr>
+      <w:r>
+        <w:rPr>
+          <w:b w:val="0"/>
+        </w:rPr>
+        <w:t xml:space="preserve">Point to each numbered stage and explain which recorded </w:t>
+      </w:r>
+      <w:r>
+        <w:rPr>
+          <w:b/>
+        </w:rPr>
+        <w:t>input</w:t>
+      </w:r>
+      <w:r>
+        <w:rPr>
+          <w:b w:val="0"/>
+        </w:rPr>
+        <w:t xml:space="preserve"> it uses.</w:t>
+      </w:r>
+    </w:p>
+    <w:p>
+      <w:pPr>
+        <w:pStyle w:val="Heading3"/>
+      </w:pPr>
+      <w:r>
+        <w:t>My picture explanation, deciding evidence and one limit</w:t>
+      </w:r>
+    </w:p>
+    <w:p>
+      <w:r>
+        <w:t>________________________________________________________________</w:t>
+      </w:r>
+    </w:p>
+    <w:p>
+      <w:r>
+        <w:t>________________________________________________________________</w:t>
+      </w:r>
+    </w:p>
+    <w:p>
+      <w:r>
+        <w:t>________________________________________________________________</w:t>
+      </w:r>
+    </w:p>
+    <w:p>
+      <w:r>
+        <w:t>________________________________________________________________</w:t>
+      </w:r>
+    </w:p>
+    <w:p>
+      <w:pPr>
+        <w:pStyle w:val="Heading3"/>
+      </w:pPr>
+      <w:r>
+        <w:t>03. Same total, different mandatory-case results</w:t>
+      </w:r>
+    </w:p>
+    <w:p>
+      <w:r>
+        <w:drawing>
+          <wp:inline xmlns:a="http://schemas.openxmlformats.org/drawingml/2006/main" xmlns:pic="http://schemas.openxmlformats.org/drawingml/2006/picture">
+            <wp:extent cx="5486400" cy="3096768"/>
+            <wp:docPr id="5" name="Picture 5" descr="Same total, different mandatory-case results. Prompt A: Total passes /6 = 4, Refusal passes /2 = 0. Prompt B: Total passes /6 = 4, Refusal passes /2 = 2."/>
+            <wp:cNvGraphicFramePr>
+              <a:graphicFrameLocks noChangeAspect="1"/>
+            </wp:cNvGraphicFramePr>
+            <a:graphic>
+              <a:graphicData uri="http://schemas.openxmlformats.org/drawingml/2006/picture">
+                <pic:pic>
+                  <pic:nvPicPr>
+                    <pic:cNvPr id="0" name="academy-story-ai-3-9-03.png"/>
+                    <pic:cNvPicPr/>
+                  </pic:nvPicPr>
+                  <pic:blipFill>
+                    <a:blip r:embed="rId13"/>
+                    <a:stretch>
+                      <a:fillRect/>
+                    </a:stretch>
+                  </pic:blipFill>
+                  <pic:spPr>
+                    <a:xfrm>
+                      <a:off x="0" y="0"/>
+                      <a:ext cx="5486400" cy="3096768"/>
+                    </a:xfrm>
+                    <a:prstGeom prst="rect"/>
+                  </pic:spPr>
+                </pic:pic>
+              </a:graphicData>
+            </a:graphic>
+          </wp:inline>
+        </w:drawing>
+      </w:r>
+    </w:p>
+    <w:p>
+      <w:pPr>
+        <w:spacing w:line="336" w:lineRule="auto" w:after="180"/>
+      </w:pPr>
+      <w:r>
+        <w:rPr>
+          <w:b w:val="0"/>
+        </w:rPr>
+        <w:t>Same total, different mandatory-case results. Prompt A: Total passes /6 = 4, Refusal passes /2 = 0. Prompt B: Total passes /6 = 4, Refusal passes /2 = 2.</w:t>
+      </w:r>
+    </w:p>
+    <w:p>
+      <w:pPr>
+        <w:spacing w:line="336" w:lineRule="auto" w:after="180"/>
+        <w:shd w:fill="F5F1FB"/>
+      </w:pPr>
+      <w:r>
+        <w:rPr>
+          <w:b w:val="0"/>
+        </w:rPr>
+        <w:t>Read the labels and values. Explain the relationship the model shows.</w:t>
+      </w:r>
+    </w:p>
+    <w:p>
+      <w:pPr>
+        <w:pStyle w:val="Heading3"/>
+      </w:pPr>
+      <w:r>
+        <w:t>My picture explanation, deciding evidence and one limit</w:t>
+      </w:r>
+    </w:p>
+    <w:p>
+      <w:r>
+        <w:t>________________________________________________________________</w:t>
+      </w:r>
+    </w:p>
+    <w:p>
+      <w:r>
+        <w:t>________________________________________________________________</w:t>
+      </w:r>
+    </w:p>
+    <w:p>
+      <w:r>
+        <w:t>________________________________________________________________</w:t>
+      </w:r>
+    </w:p>
+    <w:p>
+      <w:r>
+        <w:t>________________________________________________________________</w:t>
+      </w:r>
+    </w:p>
+    <w:p>
+      <w:pPr>
+        <w:pStyle w:val="Heading3"/>
+      </w:pPr>
+      <w:r>
+        <w:t>04. Change one thing. Trace what follows.</w:t>
+      </w:r>
+    </w:p>
+    <w:p>
+      <w:r>
+        <w:drawing>
+          <wp:inline xmlns:a="http://schemas.openxmlformats.org/drawingml/2006/main" xmlns:pic="http://schemas.openxmlformats.org/drawingml/2006/picture">
+            <wp:extent cx="5486400" cy="3026664"/>
+            <wp:docPr id="6" name="Picture 6" descr="Original case: B clears the declared gate, but its failures 3,4 remain visible. Changed condition: Remove the gate and retain total passes as the only criterion. Expected result: The record is a tie; another predeclared tie policy or further development evidence is needed. Reason: Both prompts have four passes on six questions."/>
+            <wp:cNvGraphicFramePr>
+              <a:graphicFrameLocks noChangeAspect="1"/>
+            </wp:cNvGraphicFramePr>
+            <a:graphic>
+              <a:graphicData uri="http://schemas.openxmlformats.org/drawingml/2006/picture">
+                <pic:pic>
+                  <pic:nvPicPr>
+                    <pic:cNvPr id="0" name="academy-story-ai-3-9-04.png"/>
+                    <pic:cNvPicPr/>
+                  </pic:nvPicPr>
+                  <pic:blipFill>
+                    <a:blip r:embed="rId14"/>
+                    <a:stretch>
+                      <a:fillRect/>
+                    </a:stretch>
+                  </pic:blipFill>
+                  <pic:spPr>
+                    <a:xfrm>
+                      <a:off x="0" y="0"/>
+                      <a:ext cx="5486400" cy="3026664"/>
+                    </a:xfrm>
+                    <a:prstGeom prst="rect"/>
+                  </pic:spPr>
+                </pic:pic>
+              </a:graphicData>
+            </a:graphic>
+          </wp:inline>
+        </w:drawing>
+      </w:r>
+    </w:p>
+    <w:p>
+      <w:pPr>
+        <w:spacing w:line="336" w:lineRule="auto" w:after="180"/>
+      </w:pPr>
+      <w:r>
+        <w:rPr>
+          <w:b w:val="0"/>
+        </w:rPr>
+        <w:t>Original case: B clears the declared gate, but its failures 3,4 remain visible. Changed condition: Remove the gate and retain total passes as the only criterion.</w:t>
+      </w:r>
+    </w:p>
+    <w:p>
+      <w:pPr>
+        <w:spacing w:line="336" w:lineRule="auto" w:after="180"/>
+      </w:pPr>
+      <w:r>
+        <w:rPr>
+          <w:b w:val="0"/>
+        </w:rPr>
+        <w:t xml:space="preserve">Expected result: The record is a tie; another predeclared tie policy or further development </w:t>
+      </w:r>
+      <w:r>
+        <w:rPr>
+          <w:b/>
+        </w:rPr>
+        <w:t>evidence</w:t>
+      </w:r>
+      <w:r>
+        <w:rPr>
+          <w:b w:val="0"/>
+        </w:rPr>
+        <w:t xml:space="preserve"> is needed. Reason: Both prompts have four passes on six questions.</w:t>
+      </w:r>
+    </w:p>
+    <w:p>
+      <w:pPr>
+        <w:spacing w:line="336" w:lineRule="auto" w:after="180"/>
+        <w:shd w:fill="F5F1FB"/>
+      </w:pPr>
+      <w:r>
+        <w:rPr>
+          <w:b w:val="0"/>
+        </w:rPr>
+        <w:t>Predict before checking the worked changed-case result. Name what changed and what the supplied facts allow you to conclude.</w:t>
+      </w:r>
+    </w:p>
+    <w:p>
+      <w:pPr>
+        <w:pStyle w:val="Heading3"/>
+      </w:pPr>
+      <w:r>
+        <w:t>My picture explanation, deciding evidence and one limit</w:t>
+      </w:r>
+    </w:p>
+    <w:p>
+      <w:r>
+        <w:t>________________________________________________________________</w:t>
+      </w:r>
+    </w:p>
+    <w:p>
+      <w:r>
+        <w:t>________________________________________________________________</w:t>
+      </w:r>
+    </w:p>
+    <w:p>
+      <w:r>
+        <w:t>________________________________________________________________</w:t>
+      </w:r>
+    </w:p>
+    <w:p>
+      <w:r>
+        <w:t>________________________________________________________________</w:t>
+      </w:r>
+    </w:p>
+    <w:p>
+      <w:pPr>
+        <w:pStyle w:val="Heading3"/>
+      </w:pPr>
+      <w:r>
+        <w:t>05. Connect the explanation to its limit</w:t>
+      </w:r>
+    </w:p>
+    <w:p>
+      <w:r>
+        <w:drawing>
+          <wp:inline xmlns:a="http://schemas.openxmlformats.org/drawingml/2006/main" xmlns:pic="http://schemas.openxmlformats.org/drawingml/2006/picture">
+            <wp:extent cx="5486400" cy="2834640"/>
+            <wp:docPr id="7" name="Picture 7" descr="Equal totals do not imply equal behavior. The predeclared gate expresses an important requirement instead of choosing a criterion after seeing the result. Selecting B is justified under that rule, not by claiming it is best on every question. After development, freeze the chosen prompt and test new questions, including both ordinary and unsupported cases. Limit: Six invented development outcomes do not measure real model performance or prove a gain in student understanding."/>
+            <wp:cNvGraphicFramePr>
+              <a:graphicFrameLocks noChangeAspect="1"/>
+            </wp:cNvGraphicFramePr>
+            <a:graphic>
+              <a:graphicData uri="http://schemas.openxmlformats.org/drawingml/2006/picture">
+                <pic:pic>
+                  <pic:nvPicPr>
+                    <pic:cNvPr id="0" name="academy-story-ai-3-9-05.png"/>
+                    <pic:cNvPicPr/>
+                  </pic:nvPicPr>
+                  <pic:blipFill>
+                    <a:blip r:embed="rId15"/>
+                    <a:stretch>
+                      <a:fillRect/>
+                    </a:stretch>
+                  </pic:blipFill>
+                  <pic:spPr>
+                    <a:xfrm>
+                      <a:off x="0" y="0"/>
+                      <a:ext cx="5486400" cy="2834640"/>
+                    </a:xfrm>
+                    <a:prstGeom prst="rect"/>
+                  </pic:spPr>
+                </pic:pic>
+              </a:graphicData>
+            </a:graphic>
+          </wp:inline>
+        </w:drawing>
+      </w:r>
+    </w:p>
+    <w:p>
+      <w:pPr>
+        <w:spacing w:line="336" w:lineRule="auto" w:after="180"/>
+      </w:pPr>
+      <w:r>
+        <w:rPr>
+          <w:b w:val="0"/>
+        </w:rPr>
+        <w:t>Equal totals do not imply equal behavior. The predeclared gate expresses an important requirement instead of choosing a criterion after seeing the result.</w:t>
+      </w:r>
+    </w:p>
+    <w:p>
+      <w:pPr>
+        <w:spacing w:line="336" w:lineRule="auto" w:after="180"/>
+      </w:pPr>
+      <w:r>
+        <w:rPr>
+          <w:b w:val="0"/>
+        </w:rPr>
+        <w:t>Selecting B is justified under that rule, not by claiming it is best on every question. After development, freeze the chosen prompt and test new questions, including both ordinary and unsupported cases.</w:t>
+      </w:r>
+    </w:p>
+    <w:p>
+      <w:pPr>
+        <w:spacing w:line="336" w:lineRule="auto" w:after="180"/>
+      </w:pPr>
+      <w:r>
+        <w:rPr>
+          <w:b w:val="0"/>
+        </w:rPr>
+        <w:t>Limit: Six invented development outcomes do not measure real model performance or prove a gain in student understanding.</w:t>
+      </w:r>
+    </w:p>
+    <w:p>
+      <w:pPr>
+        <w:spacing w:line="336" w:lineRule="auto" w:after="180"/>
+        <w:shd w:fill="F5F1FB"/>
+      </w:pPr>
+      <w:r>
+        <w:rPr>
+          <w:b w:val="0"/>
+        </w:rPr>
+        <w:t>Explain the case, then point to a limit on the claim.</w:t>
+      </w:r>
+    </w:p>
+    <w:p>
+      <w:pPr>
+        <w:pStyle w:val="Heading3"/>
+      </w:pPr>
+      <w:r>
+        <w:t>My picture explanation, deciding evidence and one limit</w:t>
+      </w:r>
+    </w:p>
+    <w:p>
+      <w:r>
+        <w:t>________________________________________________________________</w:t>
+      </w:r>
+    </w:p>
+    <w:p>
+      <w:r>
+        <w:t>________________________________________________________________</w:t>
+      </w:r>
+    </w:p>
+    <w:p>
+      <w:r>
+        <w:t>________________________________________________________________</w:t>
+      </w:r>
+    </w:p>
+    <w:p>
+      <w:r>
+        <w:t>________________________________________________________________</w:t>
+      </w:r>
+    </w:p>
+    <w:p>
+      <w:pPr>
+        <w:pStyle w:val="Heading3"/>
+      </w:pPr>
+      <w:r>
+        <w:t>06. Make the idea visible in your project</w:t>
+      </w:r>
+    </w:p>
+    <w:p>
+      <w:r>
+        <w:drawing>
+          <wp:inline xmlns:a="http://schemas.openxmlformats.org/drawingml/2006/main" xmlns:pic="http://schemas.openxmlformats.org/drawingml/2006/picture">
+            <wp:extent cx="5486400" cy="3380232"/>
+            <wp:docPr id="8" name="Picture 8" descr="Use Study Buddy case matrices with explicit priorities, source support gates and fresh final questions. Draw your input, deciding step, result and limit. Supported question: Why is B’s selection defensible here without calling it universally superior?"/>
+            <wp:cNvGraphicFramePr>
+              <a:graphicFrameLocks noChangeAspect="1"/>
+            </wp:cNvGraphicFramePr>
+            <a:graphic>
+              <a:graphicData uri="http://schemas.openxmlformats.org/drawingml/2006/picture">
+                <pic:pic>
+                  <pic:nvPicPr>
+                    <pic:cNvPr id="0" name="academy-story-ai-3-9-06.png"/>
+                    <pic:cNvPicPr/>
+                  </pic:nvPicPr>
+                  <pic:blipFill>
+                    <a:blip r:embed="rId16"/>
+                    <a:stretch>
+                      <a:fillRect/>
+                    </a:stretch>
+                  </pic:blipFill>
+                  <pic:spPr>
+                    <a:xfrm>
+                      <a:off x="0" y="0"/>
+                      <a:ext cx="5486400" cy="3380232"/>
+                    </a:xfrm>
+                    <a:prstGeom prst="rect"/>
+                  </pic:spPr>
+                </pic:pic>
+              </a:graphicData>
+            </a:graphic>
+          </wp:inline>
+        </w:drawing>
+      </w:r>
+    </w:p>
+    <w:p>
+      <w:pPr>
+        <w:spacing w:line="336" w:lineRule="auto" w:after="180"/>
+        <w:shd w:fill="F5F1FB"/>
+      </w:pPr>
+      <w:r>
+        <w:rPr>
+          <w:b w:val="0"/>
+        </w:rPr>
+        <w:t xml:space="preserve">Use Study Buddy case matrices with explicit priorities, source support gates and fresh final questions. Draw your </w:t>
+      </w:r>
+      <w:r>
+        <w:rPr>
+          <w:b/>
+        </w:rPr>
+        <w:t>input</w:t>
+      </w:r>
+      <w:r>
+        <w:rPr>
+          <w:b w:val="0"/>
+        </w:rPr>
+        <w:t>, deciding step, result and limit.</w:t>
+      </w:r>
+    </w:p>
+    <w:p>
+      <w:pPr>
+        <w:spacing w:line="336" w:lineRule="auto" w:after="180"/>
+        <w:shd w:fill="F5F1FB"/>
+      </w:pPr>
+      <w:r>
+        <w:rPr>
+          <w:b w:val="0"/>
+        </w:rPr>
+        <w:t>Supported question: Why is B’s selection defensible here without calling it universally superior?</w:t>
+      </w:r>
+    </w:p>
+    <w:p>
+      <w:pPr>
+        <w:spacing w:line="336" w:lineRule="auto" w:after="180"/>
+        <w:shd w:fill="F5F1FB"/>
+      </w:pPr>
+      <w:r>
+        <w:rPr>
+          <w:b w:val="0"/>
+        </w:rPr>
+        <w:t xml:space="preserve">Draw your project trace and justify the deciding step using </w:t>
+      </w:r>
+      <w:r>
+        <w:rPr>
+          <w:b/>
+        </w:rPr>
+        <w:t>evidence</w:t>
+      </w:r>
+      <w:r>
+        <w:rPr>
+          <w:b w:val="0"/>
+        </w:rPr>
+        <w:t>.</w:t>
+      </w:r>
+    </w:p>
+    <w:p>
+      <w:pPr>
+        <w:pStyle w:val="Heading3"/>
+      </w:pPr>
+      <w:r>
+        <w:t>My picture explanation, deciding evidence and one limit</w:t>
       </w:r>
     </w:p>
     <w:p>

--- a/downloads/workbook/ai-3-week-09.docx
+++ b/downloads/workbook/ai-3-week-09.docx
@@ -1103,6 +1103,26 @@
     </w:p>
     <w:p>
       <w:pPr>
+        <w:pStyle w:val="Heading3"/>
+      </w:pPr>
+      <w:r>
+        <w:t>Where to find the supplied example</w:t>
+      </w:r>
+    </w:p>
+    <w:p>
+      <w:pPr>
+        <w:spacing w:line="336" w:lineRule="auto" w:after="180"/>
+        <w:shd w:fill="F1F6F8"/>
+      </w:pPr>
+      <w:r>
+        <w:rPr>
+          <w:b w:val="0"/>
+        </w:rPr>
+        <w:t>Reference for this exercise: open this week’s student lesson, “Prompt Evaluation”, at “See how it works” and “Follow a worked example”. Use the original worked values or code named in the question; the later pictorial case is a separate example. Keep this reference beside your workbook while practising.</w:t>
+      </w:r>
+    </w:p>
+    <w:p>
+      <w:pPr>
         <w:spacing w:line="336" w:lineRule="auto" w:after="180"/>
       </w:pPr>
       <w:r>
@@ -1410,6 +1430,26 @@
     <w:p>
       <w:r>
         <w:t>Design a revealing follow-up. Apply the supplied Prompt Evaluation facts and keep your reasoning.</w:t>
+      </w:r>
+    </w:p>
+    <w:p>
+      <w:pPr>
+        <w:pStyle w:val="Heading3"/>
+      </w:pPr>
+      <w:r>
+        <w:t>Where to find the supplied example</w:t>
+      </w:r>
+    </w:p>
+    <w:p>
+      <w:pPr>
+        <w:spacing w:line="336" w:lineRule="auto" w:after="180"/>
+        <w:shd w:fill="F1F6F8"/>
+      </w:pPr>
+      <w:r>
+        <w:rPr>
+          <w:b w:val="0"/>
+        </w:rPr>
+        <w:t>Reference for this exercise: open this week’s student lesson, “Prompt Evaluation”, at “See how it works” and “Follow a worked example”. Use the original worked values or code named in the question; the later pictorial case is a separate example. Keep this reference beside your workbook while practising.</w:t>
       </w:r>
     </w:p>
     <w:p>

--- a/downloads/workbook/ai-3-week-09.docx
+++ b/downloads/workbook/ai-3-week-09.docx
@@ -25,12 +25,518 @@
         <w:pStyle w:val="Heading1"/>
       </w:pPr>
       <w:r>
-        <w:t>01. Recall and choose your starting point</w:t>
-      </w:r>
-    </w:p>
-    <w:p>
-      <w:r>
-        <w:t>Record your starting explanation for Prompt Evaluation before opening notes. Show any later correction separately.</w:t>
+        <w:t>One connected prompt-evaluation record.</w:t>
+      </w:r>
+    </w:p>
+    <w:p>
+      <w:r>
+        <w:t>Explain the contract, trace paired data, audit limits and design a new check.</w:t>
+      </w:r>
+    </w:p>
+    <w:p>
+      <w:r>
+        <w:t>Retain dataset identity, per-case criteria, mandatory conditions, failures and fresh-final plans.</w:t>
+      </w:r>
+    </w:p>
+    <w:p>
+      <w:pPr>
+        <w:pStyle w:val="Heading1"/>
+      </w:pPr>
+      <w:r>
+        <w:t>01. Recall: reconnect earlier ideas</w:t>
+      </w:r>
+    </w:p>
+    <w:p>
+      <w:r>
+        <w:t>Retrieve before opening notes.</w:t>
+      </w:r>
+    </w:p>
+    <w:p>
+      <w:pPr>
+        <w:pStyle w:val="Heading2"/>
+      </w:pPr>
+      <w:r>
+        <w:t>Retrieve and explain</w:t>
+      </w:r>
+    </w:p>
+    <w:p>
+      <w:pPr>
+        <w:pStyle w:val="ListBullet"/>
+      </w:pPr>
+      <w:r>
+        <w:t>Try the recall before opening notes. Then use a different colour or a labelled second line to correct your explanation.</w:t>
+      </w:r>
+    </w:p>
+    <w:p>
+      <w:pPr>
+        <w:pStyle w:val="ListBullet"/>
+      </w:pPr>
+      <w:r>
+        <w:t>Without opening the old lesson, explain one key idea from Structured Output and Schemas. Give an example and a mistake that the idea helps you avoid.</w:t>
+      </w:r>
+    </w:p>
+    <w:p>
+      <w:pPr>
+        <w:pStyle w:val="Heading3"/>
+      </w:pPr>
+      <w:r>
+        <w:t>My remembered idea, example and correction</w:t>
+      </w:r>
+    </w:p>
+    <w:p>
+      <w:r>
+        <w:t>________________________________________________________________</w:t>
+      </w:r>
+    </w:p>
+    <w:p>
+      <w:r>
+        <w:t>________________________________________________________________</w:t>
+      </w:r>
+    </w:p>
+    <w:p>
+      <w:r>
+        <w:t>________________________________________________________________</w:t>
+      </w:r>
+    </w:p>
+    <w:p>
+      <w:pPr>
+        <w:pStyle w:val="ListBullet"/>
+      </w:pPr>
+      <w:r>
+        <w:t>Without opening the old lesson, explain one key idea from Examples and Rubrics. Give an example and a mistake that the idea helps you avoid.</w:t>
+      </w:r>
+    </w:p>
+    <w:p>
+      <w:pPr>
+        <w:pStyle w:val="Heading3"/>
+      </w:pPr>
+      <w:r>
+        <w:t>My remembered idea, example and correction</w:t>
+      </w:r>
+    </w:p>
+    <w:p>
+      <w:r>
+        <w:t>________________________________________________________________</w:t>
+      </w:r>
+    </w:p>
+    <w:p>
+      <w:r>
+        <w:t>________________________________________________________________</w:t>
+      </w:r>
+    </w:p>
+    <w:p>
+      <w:r>
+        <w:t>________________________________________________________________</w:t>
+      </w:r>
+    </w:p>
+    <w:p>
+      <w:pPr>
+        <w:pStyle w:val="ListBullet"/>
+      </w:pPr>
+      <w:r>
+        <w:t>Without opening the old lesson, explain one key idea from Tokens and Context. Give an example and a mistake that the idea helps you avoid.</w:t>
+      </w:r>
+    </w:p>
+    <w:p>
+      <w:pPr>
+        <w:pStyle w:val="Heading3"/>
+      </w:pPr>
+      <w:r>
+        <w:t>My remembered idea, example and correction</w:t>
+      </w:r>
+    </w:p>
+    <w:p>
+      <w:r>
+        <w:t>________________________________________________________________</w:t>
+      </w:r>
+    </w:p>
+    <w:p>
+      <w:r>
+        <w:t>________________________________________________________________</w:t>
+      </w:r>
+    </w:p>
+    <w:p>
+      <w:r>
+        <w:t>________________________________________________________________</w:t>
+      </w:r>
+    </w:p>
+    <w:p>
+      <w:pPr>
+        <w:pStyle w:val="Heading2"/>
+      </w:pPr>
+      <w:r>
+        <w:t>Earlier wording, alternatives and picture transcripts · reference / check after trying</w:t>
+      </w:r>
+    </w:p>
+    <w:p>
+      <w:pPr>
+        <w:pStyle w:val="Heading3"/>
+      </w:pPr>
+      <w:r>
+        <w:t>Structured Output and Schemas</w:t>
+      </w:r>
+    </w:p>
+    <w:p>
+      <w:pPr>
+        <w:pStyle w:val="Heading3"/>
+      </w:pPr>
+      <w:r>
+        <w:t>Examples and Rubrics</w:t>
+      </w:r>
+    </w:p>
+    <w:p>
+      <w:pPr>
+        <w:pStyle w:val="Heading3"/>
+      </w:pPr>
+      <w:r>
+        <w:t>Tokens and Context</w:t>
+      </w:r>
+    </w:p>
+    <w:p>
+      <w:pPr>
+        <w:pStyle w:val="Heading1"/>
+      </w:pPr>
+      <w:r>
+        <w:t>12. W1 · Explain the evaluation contract</w:t>
+      </w:r>
+    </w:p>
+    <w:p>
+      <w:r>
+        <w:t>Name what remains fixed and which criteria are mandatory.</w:t>
+      </w:r>
+    </w:p>
+    <w:p>
+      <w:pPr>
+        <w:pStyle w:val="Heading2"/>
+      </w:pPr>
+      <w:r>
+        <w:t>Your evidence record</w:t>
+      </w:r>
+    </w:p>
+    <w:p>
+      <w:pPr>
+        <w:pStyle w:val="ListBullet"/>
+      </w:pPr>
+      <w:r>
+        <w:t>Separate P/Q review:6cases,P passes1,2,3,4,Q passes1,2,3,5,6;missing-approval4,6 gives1/2 each. Main A/B audit:6cases,A passes1,2,3,4,B passes1,2,5,6;both4/6;mandatory refusal5,6 givesA0/2,B2/2. These are different records despite reused case numbers; keep the dataset heading.</w:t>
+      </w:r>
+    </w:p>
+    <w:p>
+      <w:pPr>
+        <w:pStyle w:val="ListBullet"/>
+      </w:pPr>
+      <w:r>
+        <w:t>Reference for this exercise: open this week’s student lesson, “Prompt Evaluation”, at “See how it works” and “Follow a worked example”. Use the original worked values or code named in the question; the later pictorial case is a separate example. Keep this reference beside your workbook while practising.</w:t>
+      </w:r>
+    </w:p>
+    <w:p>
+      <w:pPr>
+        <w:pStyle w:val="ListBullet"/>
+      </w:pPr>
+      <w:r>
+        <w:t>Explain the weekly mechanism in your own words. Use the worked scenario to name its input, decision rule and output.</w:t>
+      </w:r>
+    </w:p>
+    <w:p>
+      <w:pPr>
+        <w:pStyle w:val="Heading3"/>
+      </w:pPr>
+      <w:r>
+        <w:t>My reasoning and evidence</w:t>
+      </w:r>
+    </w:p>
+    <w:p>
+      <w:r>
+        <w:t>________________________________________________________________</w:t>
+      </w:r>
+    </w:p>
+    <w:p>
+      <w:r>
+        <w:t>________________________________________________________________</w:t>
+      </w:r>
+    </w:p>
+    <w:p>
+      <w:r>
+        <w:t>________________________________________________________________</w:t>
+      </w:r>
+    </w:p>
+    <w:p>
+      <w:r>
+        <w:t>________________________________________________________________</w:t>
+      </w:r>
+    </w:p>
+    <w:p>
+      <w:r>
+        <w:t>________________________________________________________________</w:t>
+      </w:r>
+    </w:p>
+    <w:p>
+      <w:r>
+        <w:t>________________________________________________________________</w:t>
+      </w:r>
+    </w:p>
+    <w:p>
+      <w:pPr>
+        <w:pStyle w:val="Heading1"/>
+      </w:pPr>
+      <w:r>
+        <w:t>13. W2 · Trace the separate P/Q record</w:t>
+      </w:r>
+    </w:p>
+    <w:p>
+      <w:r>
+        <w:t>Keep its slice distinct from the main A/B refusal gate.</w:t>
+      </w:r>
+    </w:p>
+    <w:p>
+      <w:pPr>
+        <w:pStyle w:val="Heading2"/>
+      </w:pPr>
+      <w:r>
+        <w:t>Your evidence record</w:t>
+      </w:r>
+    </w:p>
+    <w:p>
+      <w:pPr>
+        <w:pStyle w:val="ListBullet"/>
+      </w:pPr>
+      <w:r>
+        <w:t>Separate P/Q review:6cases,P passes1,2,3,4,Q passes1,2,3,5,6;missing-approval4,6 gives1/2 each. Main A/B audit:6cases,A passes1,2,3,4,B passes1,2,5,6;both4/6;mandatory refusal5,6 givesA0/2,B2/2. These are different records despite reused case numbers; keep the dataset heading.</w:t>
+      </w:r>
+    </w:p>
+    <w:p>
+      <w:pPr>
+        <w:pStyle w:val="ListBullet"/>
+      </w:pPr>
+      <w:r>
+        <w:t>On six development cases P passes cases 1, 2, 3, 4; Q passes 1, 2, 3, 5, 6. Missing-approval cases are 4 and 6. Compare totals and condition results. Show the intermediate steps and give the conclusion with its scope.</w:t>
+      </w:r>
+    </w:p>
+    <w:p>
+      <w:pPr>
+        <w:pStyle w:val="Heading3"/>
+      </w:pPr>
+      <w:r>
+        <w:t>My reasoning and evidence</w:t>
+      </w:r>
+    </w:p>
+    <w:p>
+      <w:r>
+        <w:t>________________________________________________________________</w:t>
+      </w:r>
+    </w:p>
+    <w:p>
+      <w:r>
+        <w:t>________________________________________________________________</w:t>
+      </w:r>
+    </w:p>
+    <w:p>
+      <w:r>
+        <w:t>________________________________________________________________</w:t>
+      </w:r>
+    </w:p>
+    <w:p>
+      <w:r>
+        <w:t>________________________________________________________________</w:t>
+      </w:r>
+    </w:p>
+    <w:p>
+      <w:r>
+        <w:t>________________________________________________________________</w:t>
+      </w:r>
+    </w:p>
+    <w:p>
+      <w:r>
+        <w:t>________________________________________________________________</w:t>
+      </w:r>
+    </w:p>
+    <w:p>
+      <w:r>
+        <w:t>________________________________________________________________</w:t>
+      </w:r>
+    </w:p>
+    <w:p>
+      <w:pPr>
+        <w:pStyle w:val="Heading1"/>
+      </w:pPr>
+      <w:r>
+        <w:t>14. W3 · Audit development evidence</w:t>
+      </w:r>
+    </w:p>
+    <w:p>
+      <w:r>
+        <w:t>Do not present selected development outcomes as final performance.</w:t>
+      </w:r>
+    </w:p>
+    <w:p>
+      <w:pPr>
+        <w:pStyle w:val="Heading2"/>
+      </w:pPr>
+      <w:r>
+        <w:t>Your evidence record</w:t>
+      </w:r>
+    </w:p>
+    <w:p>
+      <w:pPr>
+        <w:pStyle w:val="ListBullet"/>
+      </w:pPr>
+      <w:r>
+        <w:t>Separate P/Q review:6cases,P passes1,2,3,4,Q passes1,2,3,5,6;missing-approval4,6 gives1/2 each. Main A/B audit:6cases,A passes1,2,3,4,B passes1,2,5,6;both4/6;mandatory refusal5,6 givesA0/2,B2/2. These are different records despite reused case numbers; keep the dataset heading.</w:t>
+      </w:r>
+    </w:p>
+    <w:p>
+      <w:pPr>
+        <w:pStyle w:val="ListBullet"/>
+      </w:pPr>
+      <w:r>
+        <w:t>A report omits this qualification: Prompt selection on development cases cannot be reported as independent final performance. Explain how omitting it could change a reader's interpretation, and write an accurate replacement.</w:t>
+      </w:r>
+    </w:p>
+    <w:p>
+      <w:pPr>
+        <w:pStyle w:val="Heading3"/>
+      </w:pPr>
+      <w:r>
+        <w:t>My reasoning and evidence</w:t>
+      </w:r>
+    </w:p>
+    <w:p>
+      <w:r>
+        <w:t>________________________________________________________________</w:t>
+      </w:r>
+    </w:p>
+    <w:p>
+      <w:r>
+        <w:t>________________________________________________________________</w:t>
+      </w:r>
+    </w:p>
+    <w:p>
+      <w:r>
+        <w:t>________________________________________________________________</w:t>
+      </w:r>
+    </w:p>
+    <w:p>
+      <w:r>
+        <w:t>________________________________________________________________</w:t>
+      </w:r>
+    </w:p>
+    <w:p>
+      <w:r>
+        <w:t>________________________________________________________________</w:t>
+      </w:r>
+    </w:p>
+    <w:p>
+      <w:r>
+        <w:t>________________________________________________________________</w:t>
+      </w:r>
+    </w:p>
+    <w:p>
+      <w:pPr>
+        <w:pStyle w:val="Heading1"/>
+      </w:pPr>
+      <w:r>
+        <w:t>16. W5 · Design a revealing follow-up</w:t>
+      </w:r>
+    </w:p>
+    <w:p>
+      <w:r>
+        <w:t>Preserve cases, predictions and priority rules before testing.</w:t>
+      </w:r>
+    </w:p>
+    <w:p>
+      <w:pPr>
+        <w:pStyle w:val="Heading2"/>
+      </w:pPr>
+      <w:r>
+        <w:t>Your evidence record</w:t>
+      </w:r>
+    </w:p>
+    <w:p>
+      <w:pPr>
+        <w:pStyle w:val="ListBullet"/>
+      </w:pPr>
+      <w:r>
+        <w:t>Separate P/Q review:6cases,P passes1,2,3,4,Q passes1,2,3,5,6;missing-approval4,6 gives1/2 each. Main A/B audit:6cases,A passes1,2,3,4,B passes1,2,5,6;both4/6;mandatory refusal5,6 givesA0/2,B2/2. These are different records despite reused case numbers; keep the dataset heading.</w:t>
+      </w:r>
+    </w:p>
+    <w:p>
+      <w:pPr>
+        <w:pStyle w:val="ListBullet"/>
+      </w:pPr>
+      <w:r>
+        <w:t>Reference for this exercise: open this week’s student lesson, “Prompt Evaluation”, at “See how it works” and “Follow a worked example”. Use the original worked values or code named in the question; the later pictorial case is a separate example. Keep this reference beside your workbook while practising.</w:t>
+      </w:r>
+    </w:p>
+    <w:p>
+      <w:pPr>
+        <w:pStyle w:val="ListBullet"/>
+      </w:pPr>
+      <w:r>
+        <w:t>For the worked scenario, propose one additional case that could reveal a failure, describe its expected outcome before running it, and explain what would need to remain fixed for a fair comparison. Do not reuse W4 as a new final test after receiving feedback.</w:t>
+      </w:r>
+    </w:p>
+    <w:p>
+      <w:pPr>
+        <w:pStyle w:val="Heading3"/>
+      </w:pPr>
+      <w:r>
+        <w:t>My reasoning and evidence</w:t>
+      </w:r>
+    </w:p>
+    <w:p>
+      <w:r>
+        <w:t>________________________________________________________________</w:t>
+      </w:r>
+    </w:p>
+    <w:p>
+      <w:r>
+        <w:t>________________________________________________________________</w:t>
+      </w:r>
+    </w:p>
+    <w:p>
+      <w:r>
+        <w:t>________________________________________________________________</w:t>
+      </w:r>
+    </w:p>
+    <w:p>
+      <w:r>
+        <w:t>________________________________________________________________</w:t>
+      </w:r>
+    </w:p>
+    <w:p>
+      <w:r>
+        <w:t>________________________________________________________________</w:t>
+      </w:r>
+    </w:p>
+    <w:p>
+      <w:r>
+        <w:t>________________________________________________________________</w:t>
+      </w:r>
+    </w:p>
+    <w:p>
+      <w:r>
+        <w:t>________________________________________________________________</w:t>
+      </w:r>
+    </w:p>
+    <w:p>
+      <w:pPr>
+        <w:pStyle w:val="Heading1"/>
+      </w:pPr>
+      <w:r>
+        <w:t>04. W4 · Compare new paired flags independently</w:t>
+      </w:r>
+    </w:p>
+    <w:p>
+      <w:r>
+        <w:t>Keep one first attempt before hints or feedback.</w:t>
+      </w:r>
+    </w:p>
+    <w:p>
+      <w:pPr>
+        <w:pStyle w:val="Heading2"/>
+      </w:pPr>
+      <w:r>
+        <w:t>Read and explain independently</w:t>
       </w:r>
     </w:p>
     <w:p>
@@ -41,380 +547,7 @@
         <w:rPr>
           <w:b w:val="0"/>
         </w:rPr>
-        <w:t>Try the recall before opening notes. Then use a different colour or a labelled second line to correct your explanation.</w:t>
-      </w:r>
-    </w:p>
-    <w:p>
-      <w:pPr>
-        <w:pStyle w:val="Heading3"/>
-      </w:pPr>
-      <w:r>
-        <w:t>Structured Output and Schemas</w:t>
-      </w:r>
-    </w:p>
-    <w:p>
-      <w:pPr>
-        <w:spacing w:line="336" w:lineRule="auto" w:after="180"/>
-      </w:pPr>
-      <w:r>
-        <w:rPr>
-          <w:b w:val="0"/>
-        </w:rPr>
-        <w:t xml:space="preserve">Without opening the old lesson, explain one key idea from Structured </w:t>
-      </w:r>
-      <w:r>
-        <w:rPr>
-          <w:b/>
-        </w:rPr>
-        <w:t>Output</w:t>
-      </w:r>
-      <w:r>
-        <w:rPr>
-          <w:b w:val="0"/>
-        </w:rPr>
-        <w:t xml:space="preserve"> and Schemas. Give an example and a mistake that the idea helps you avoid.</w:t>
-      </w:r>
-    </w:p>
-    <w:p>
-      <w:pPr>
-        <w:pStyle w:val="Heading3"/>
-      </w:pPr>
-      <w:r>
-        <w:t>My remembered idea, example and correction</w:t>
-      </w:r>
-    </w:p>
-    <w:p>
-      <w:r>
-        <w:t>________________________________________________________________</w:t>
-      </w:r>
-    </w:p>
-    <w:p>
-      <w:r>
-        <w:t>________________________________________________________________</w:t>
-      </w:r>
-    </w:p>
-    <w:p>
-      <w:r>
-        <w:t>________________________________________________________________</w:t>
-      </w:r>
-    </w:p>
-    <w:p>
-      <w:pPr>
-        <w:pStyle w:val="Heading3"/>
-      </w:pPr>
-      <w:r>
-        <w:t>Examples and Rubrics</w:t>
-      </w:r>
-    </w:p>
-    <w:p>
-      <w:pPr>
-        <w:spacing w:line="336" w:lineRule="auto" w:after="180"/>
-      </w:pPr>
-      <w:r>
-        <w:rPr>
-          <w:b w:val="0"/>
-        </w:rPr>
-        <w:t xml:space="preserve">Without opening the old lesson, explain one key idea from Examples and </w:t>
-      </w:r>
-      <w:r>
-        <w:rPr>
-          <w:b/>
-        </w:rPr>
-        <w:t>Rubric</w:t>
-      </w:r>
-      <w:r>
-        <w:rPr>
-          <w:b w:val="0"/>
-        </w:rPr>
-        <w:t>s. Give an example and a mistake that the idea helps you avoid.</w:t>
-      </w:r>
-    </w:p>
-    <w:p>
-      <w:pPr>
-        <w:pStyle w:val="Heading3"/>
-      </w:pPr>
-      <w:r>
-        <w:t>My remembered idea, example and correction</w:t>
-      </w:r>
-    </w:p>
-    <w:p>
-      <w:r>
-        <w:t>________________________________________________________________</w:t>
-      </w:r>
-    </w:p>
-    <w:p>
-      <w:r>
-        <w:t>________________________________________________________________</w:t>
-      </w:r>
-    </w:p>
-    <w:p>
-      <w:r>
-        <w:t>________________________________________________________________</w:t>
-      </w:r>
-    </w:p>
-    <w:p>
-      <w:pPr>
-        <w:pStyle w:val="Heading3"/>
-      </w:pPr>
-      <w:r>
-        <w:t>Tokens and Context</w:t>
-      </w:r>
-    </w:p>
-    <w:p>
-      <w:pPr>
-        <w:spacing w:line="336" w:lineRule="auto" w:after="180"/>
-      </w:pPr>
-      <w:r>
-        <w:rPr>
-          <w:b w:val="0"/>
-        </w:rPr>
-        <w:t>Without opening the old lesson, explain one key idea from Tokens and Context. Give an example and a mistake that the idea helps you avoid.</w:t>
-      </w:r>
-    </w:p>
-    <w:p>
-      <w:pPr>
-        <w:pStyle w:val="Heading3"/>
-      </w:pPr>
-      <w:r>
-        <w:t>My remembered idea, example and correction</w:t>
-      </w:r>
-    </w:p>
-    <w:p>
-      <w:r>
-        <w:t>________________________________________________________________</w:t>
-      </w:r>
-    </w:p>
-    <w:p>
-      <w:r>
-        <w:t>________________________________________________________________</w:t>
-      </w:r>
-    </w:p>
-    <w:p>
-      <w:r>
-        <w:t>________________________________________________________________</w:t>
-      </w:r>
-    </w:p>
-    <w:p>
-      <w:pPr>
-        <w:pStyle w:val="Heading1"/>
-      </w:pPr>
-      <w:r>
-        <w:t>02. Practise with fading help</w:t>
-      </w:r>
-    </w:p>
-    <w:p>
-      <w:r>
-        <w:t>Complete the supported Prompt Evaluation trace and record the first step you can explain without help.</w:t>
-      </w:r>
-    </w:p>
-    <w:p>
-      <w:pPr>
-        <w:spacing w:line="336" w:lineRule="auto" w:after="180"/>
-      </w:pPr>
-      <w:r>
-        <w:rPr>
-          <w:b w:val="0"/>
-        </w:rPr>
-        <w:t>Use W2: Trace the worked case for Controlled prompt experiments. Record the answer once; the lesson and workbook refer to the same attempt.</w:t>
-      </w:r>
-    </w:p>
-    <w:tbl>
-      <w:tblPr>
-        <w:tblStyle w:val="LightShading-Accent1"/>
-        <w:tblW w:type="auto" w:w="0"/>
-        <w:tblLook w:firstColumn="1" w:firstRow="1" w:lastColumn="0" w:lastRow="0" w:noHBand="0" w:noVBand="1" w:val="04A0"/>
-      </w:tblPr>
-      <w:tblGrid>
-        <w:gridCol w:w="2556"/>
-        <w:gridCol w:w="2556"/>
-        <w:gridCol w:w="2556"/>
-        <w:gridCol w:w="2556"/>
-      </w:tblGrid>
-      <w:tr>
-        <w:trPr>
-          <w:tblHeader/>
-        </w:trPr>
-        <w:tc>
-          <w:tcPr>
-            <w:tcW w:type="dxa" w:w="2556"/>
-          </w:tcPr>
-          <w:p>
-            <w:r>
-              <w:t>Given inputs</w:t>
-            </w:r>
-          </w:p>
-        </w:tc>
-        <w:tc>
-          <w:tcPr>
-            <w:tcW w:type="dxa" w:w="2556"/>
-          </w:tcPr>
-          <w:p>
-            <w:r>
-              <w:t>Procedure I chose</w:t>
-            </w:r>
-          </w:p>
-        </w:tc>
-        <w:tc>
-          <w:tcPr>
-            <w:tcW w:type="dxa" w:w="2556"/>
-          </w:tcPr>
-          <w:p>
-            <w:r>
-              <w:t>Middle steps</w:t>
-            </w:r>
-          </w:p>
-        </w:tc>
-        <w:tc>
-          <w:tcPr>
-            <w:tcW w:type="dxa" w:w="2556"/>
-          </w:tcPr>
-          <w:p>
-            <w:r>
-              <w:t>Result and check</w:t>
-            </w:r>
-          </w:p>
-        </w:tc>
-      </w:tr>
-      <w:tr>
-        <w:tc>
-          <w:tcPr>
-            <w:tcW w:type="dxa" w:w="2556"/>
-          </w:tcPr>
-          <w:p>
-            <w:r/>
-          </w:p>
-        </w:tc>
-        <w:tc>
-          <w:tcPr>
-            <w:tcW w:type="dxa" w:w="2556"/>
-          </w:tcPr>
-          <w:p>
-            <w:r/>
-          </w:p>
-        </w:tc>
-        <w:tc>
-          <w:tcPr>
-            <w:tcW w:type="dxa" w:w="2556"/>
-          </w:tcPr>
-          <w:p>
-            <w:r/>
-          </w:p>
-        </w:tc>
-        <w:tc>
-          <w:tcPr>
-            <w:tcW w:type="dxa" w:w="2556"/>
-          </w:tcPr>
-          <w:p>
-            <w:r/>
-          </w:p>
-        </w:tc>
-      </w:tr>
-    </w:tbl>
-    <w:p>
-      <w:pPr>
-        <w:pStyle w:val="Heading3"/>
-      </w:pPr>
-      <w:r>
-        <w:t>The step I completed without help, and the hint I needed</w:t>
-      </w:r>
-    </w:p>
-    <w:p>
-      <w:r>
-        <w:t>________________________________________________________________</w:t>
-      </w:r>
-    </w:p>
-    <w:p>
-      <w:r>
-        <w:t>________________________________________________________________</w:t>
-      </w:r>
-    </w:p>
-    <w:p>
-      <w:r>
-        <w:t>________________________________________________________________</w:t>
-      </w:r>
-    </w:p>
-    <w:p>
-      <w:pPr>
-        <w:pStyle w:val="Heading1"/>
-      </w:pPr>
-      <w:r>
-        <w:t>03. Individual reasoning check</w:t>
-      </w:r>
-    </w:p>
-    <w:p>
-      <w:r>
-        <w:t>Check the proposed Prompt Evaluation explanation against the supplied facts before discussing it.</w:t>
-      </w:r>
-    </w:p>
-    <w:p>
-      <w:pPr>
-        <w:spacing w:line="336" w:lineRule="auto" w:after="180"/>
-      </w:pPr>
-      <w:r>
-        <w:rPr>
-          <w:b w:val="0"/>
-        </w:rPr>
-        <w:t>Use the worked case for Controlled prompt experiments. Proposed explanation: “The worked result establishes every future case”. Decide whether this explanation is supported.</w:t>
-      </w:r>
-    </w:p>
-    <w:p>
-      <w:pPr>
-        <w:spacing w:line="336" w:lineRule="auto" w:after="180"/>
-      </w:pPr>
-      <w:r>
-        <w:rPr>
-          <w:b w:val="0"/>
-        </w:rPr>
-        <w:t>Point to the step or supplied fact that decides; explain your repair if needed.</w:t>
-      </w:r>
-    </w:p>
-    <w:p>
-      <w:pPr>
-        <w:pStyle w:val="Heading3"/>
-      </w:pPr>
-      <w:r>
-        <w:t>My explanation before partner discussion</w:t>
-      </w:r>
-    </w:p>
-    <w:p>
-      <w:r>
-        <w:t>________________________________________________________________</w:t>
-      </w:r>
-    </w:p>
-    <w:p>
-      <w:r>
-        <w:t>________________________________________________________________</w:t>
-      </w:r>
-    </w:p>
-    <w:p>
-      <w:r>
-        <w:t>________________________________________________________________</w:t>
-      </w:r>
-    </w:p>
-    <w:p>
-      <w:r>
-        <w:t>________________________________________________________________</w:t>
-      </w:r>
-    </w:p>
-    <w:p>
-      <w:pPr>
-        <w:pStyle w:val="Heading1"/>
-      </w:pPr>
-      <w:r>
-        <w:t>04. Independent transfer case</w:t>
-      </w:r>
-    </w:p>
-    <w:p>
-      <w:r>
-        <w:t>Write one first attempt at the reserved independent case before feedback. Repeated copies of that case refer to the same recorded attempt.</w:t>
-      </w:r>
-    </w:p>
-    <w:p>
-      <w:pPr>
-        <w:pStyle w:val="Heading3"/>
-      </w:pPr>
-      <w:r>
-        <w:t>Independent case: Changed independent case</w:t>
+        <w:t>Treat the five task IDs as paired, distinct development cases scored on the same frozen rubric. No mandatory gate, task meanings or failure consequences are supplied. Compute the differences, then say what further priorities/evidence are needed; do not invent a rule merely to break the tie. A selected prompt would still need fresh final evaluation.</w:t>
       </w:r>
     </w:p>
     <w:p>
@@ -473,6 +606,14 @@
     </w:p>
     <w:p>
       <w:pPr>
+        <w:pStyle w:val="Heading2"/>
+      </w:pPr>
+      <w:r>
+        <w:t>Keep a fair record</w:t>
+      </w:r>
+    </w:p>
+    <w:p>
+      <w:pPr>
         <w:spacing w:line="336" w:lineRule="auto" w:after="180"/>
       </w:pPr>
       <w:r>
@@ -484,15 +625,39 @@
     </w:p>
     <w:p>
       <w:pPr>
+        <w:pStyle w:val="Heading2"/>
+      </w:pPr>
+      <w:r>
+        <w:t>Earlier wording, alternatives and picture transcripts · reference / check after trying</w:t>
+      </w:r>
+    </w:p>
+    <w:p>
+      <w:pPr>
+        <w:pStyle w:val="Heading3"/>
+      </w:pPr>
+      <w:r>
+        <w:t>Independent case: Changed independent case</w:t>
+      </w:r>
+    </w:p>
+    <w:p>
+      <w:pPr>
         <w:pStyle w:val="Heading1"/>
       </w:pPr>
       <w:r>
-        <w:t>05. Your learning target</w:t>
-      </w:r>
-    </w:p>
-    <w:p>
-      <w:r>
-        <w:t>Connect the Prompt Evaluation target to a trace and a justified conclusion.</w:t>
+        <w:t>09. Project · Keep the decision and its evidence</w:t>
+      </w:r>
+    </w:p>
+    <w:p>
+      <w:r>
+        <w:t>Add this week’s change to your existing project record.</w:t>
+      </w:r>
+    </w:p>
+    <w:p>
+      <w:pPr>
+        <w:pStyle w:val="Heading2"/>
+      </w:pPr>
+      <w:r>
+        <w:t>Your evidence record</w:t>
       </w:r>
     </w:p>
     <w:p>
@@ -503,78 +668,18 @@
         <w:rPr>
           <w:b w:val="0"/>
         </w:rPr>
-        <w:t xml:space="preserve">On four shared tasks, A </w:t>
-      </w:r>
-      <w:r>
-        <w:rPr>
-          <w:b/>
-        </w:rPr>
-        <w:t>score</w:t>
-      </w:r>
+        <w:t>Evaluate Study Buddy prompts on factual, ambiguous, missing-source, and adversarial questions.</w:t>
+      </w:r>
+    </w:p>
+    <w:p>
+      <w:pPr>
+        <w:spacing w:line="336" w:lineRule="auto" w:after="180"/>
+      </w:pPr>
       <w:r>
         <w:rPr>
           <w:b w:val="0"/>
         </w:rPr>
-        <w:t xml:space="preserve">s 1,1,0,1 and B </w:t>
-      </w:r>
-      <w:r>
-        <w:rPr>
-          <w:b/>
-        </w:rPr>
-        <w:t>score</w:t>
-      </w:r>
-      <w:r>
-        <w:rPr>
-          <w:b w:val="0"/>
-        </w:rPr>
-        <w:t>s 1,0,1,1. Their totals tie. What should you inspect before choosing? Define a final evaluation step.</w:t>
-      </w:r>
-    </w:p>
-    <w:p>
-      <w:pPr>
-        <w:pStyle w:val="Heading1"/>
-      </w:pPr>
-      <w:r>
-        <w:t>06. Solve the given case</w:t>
-      </w:r>
-    </w:p>
-    <w:p>
-      <w:r>
-        <w:t>Solve the supplied Prompt Evaluation case and show the deciding evidence.</w:t>
-      </w:r>
-    </w:p>
-    <w:p>
-      <w:pPr>
-        <w:spacing w:line="336" w:lineRule="auto" w:after="180"/>
-      </w:pPr>
-      <w:r>
-        <w:rPr>
-          <w:b w:val="0"/>
-        </w:rPr>
-        <w:t>On five fixed questions, A passes four and B passes three; B looks more attractive.</w:t>
-      </w:r>
-    </w:p>
-    <w:p>
-      <w:pPr>
-        <w:spacing w:line="336" w:lineRule="auto" w:after="180"/>
-        <w:shd w:fill="F5F1FB"/>
-      </w:pPr>
-      <w:r>
-        <w:rPr>
-          <w:b w:val="0"/>
-        </w:rPr>
-        <w:t>What conclusion is supported?</w:t>
-      </w:r>
-    </w:p>
-    <w:p>
-      <w:pPr>
-        <w:spacing w:line="336" w:lineRule="auto" w:after="180"/>
-      </w:pPr>
-      <w:r>
-        <w:rPr>
-          <w:b w:val="0"/>
-        </w:rPr>
-        <w:t xml:space="preserve">Show your trace, calculation or </w:t>
+        <w:t xml:space="preserve">The project change and </w:t>
       </w:r>
       <w:r>
         <w:rPr>
@@ -582,309 +687,6 @@
         </w:rPr>
         <w:t>evidence</w:t>
       </w:r>
-    </w:p>
-    <w:p>
-      <w:pPr>
-        <w:pStyle w:val="Heading3"/>
-      </w:pPr>
-      <w:r>
-        <w:t>Write or draw your reasoning and evidence.</w:t>
-      </w:r>
-    </w:p>
-    <w:p>
-      <w:r>
-        <w:t>________________________________________________________________</w:t>
-      </w:r>
-    </w:p>
-    <w:p>
-      <w:r>
-        <w:t>________________________________________________________________</w:t>
-      </w:r>
-    </w:p>
-    <w:p>
-      <w:r>
-        <w:t>________________________________________________________________</w:t>
-      </w:r>
-    </w:p>
-    <w:p>
-      <w:r>
-        <w:t>________________________________________________________________</w:t>
-      </w:r>
-    </w:p>
-    <w:p>
-      <w:r>
-        <w:t>________________________________________________________________</w:t>
-      </w:r>
-    </w:p>
-    <w:p>
-      <w:pPr>
-        <w:pStyle w:val="Heading1"/>
-      </w:pPr>
-      <w:r>
-        <w:t>07. Check a changed case</w:t>
-      </w:r>
-    </w:p>
-    <w:p>
-      <w:r>
-        <w:t>Apply the procedure to the changed case and record why the conclusion follows.</w:t>
-      </w:r>
-    </w:p>
-    <w:p>
-      <w:pPr>
-        <w:spacing w:line="336" w:lineRule="auto" w:after="180"/>
-        <w:shd w:fill="F5F1FB"/>
-      </w:pPr>
-      <w:r>
-        <w:rPr>
-          <w:b w:val="0"/>
-        </w:rPr>
-        <w:t>Prompt A passes 8 of 10 tasks; B passes 9 of 10 but fails the only source-checking task. A source check is mandatory. Which can be accepted as-is?</w:t>
-      </w:r>
-    </w:p>
-    <w:p>
-      <w:pPr>
-        <w:spacing w:line="336" w:lineRule="auto" w:after="180"/>
-      </w:pPr>
-      <w:r>
-        <w:rPr>
-          <w:b w:val="0"/>
-        </w:rPr>
-        <w:t>My independent answer and reason</w:t>
-      </w:r>
-    </w:p>
-    <w:p>
-      <w:pPr>
-        <w:pStyle w:val="Heading3"/>
-      </w:pPr>
-      <w:r>
-        <w:t>Write or draw your reasoning and evidence.</w:t>
-      </w:r>
-    </w:p>
-    <w:p>
-      <w:r>
-        <w:t>________________________________________________________________</w:t>
-      </w:r>
-    </w:p>
-    <w:p>
-      <w:r>
-        <w:t>________________________________________________________________</w:t>
-      </w:r>
-    </w:p>
-    <w:p>
-      <w:r>
-        <w:t>________________________________________________________________</w:t>
-      </w:r>
-    </w:p>
-    <w:p>
-      <w:r>
-        <w:t>________________________________________________________________</w:t>
-      </w:r>
-    </w:p>
-    <w:p>
-      <w:r>
-        <w:t>________________________________________________________________</w:t>
-      </w:r>
-    </w:p>
-    <w:p>
-      <w:pPr>
-        <w:pStyle w:val="Heading3"/>
-      </w:pPr>
-      <w:r>
-        <w:t>Week 9 Test and reflect</w:t>
-      </w:r>
-    </w:p>
-    <w:p>
-      <w:pPr>
-        <w:pStyle w:val="Heading1"/>
-      </w:pPr>
-      <w:r>
-        <w:t>08. Design a revealing test</w:t>
-      </w:r>
-    </w:p>
-    <w:p>
-      <w:r>
-        <w:t>Specify a changed input, expected result and observation separately.</w:t>
-      </w:r>
-    </w:p>
-    <w:p>
-      <w:pPr>
-        <w:spacing w:line="336" w:lineRule="auto" w:after="180"/>
-      </w:pPr>
-      <w:r>
-        <w:rPr>
-          <w:b w:val="0"/>
-        </w:rPr>
-        <w:t xml:space="preserve">Create a changed </w:t>
-      </w:r>
-      <w:r>
-        <w:rPr>
-          <w:b/>
-        </w:rPr>
-        <w:t>input</w:t>
-      </w:r>
-      <w:r>
-        <w:rPr>
-          <w:b w:val="0"/>
-        </w:rPr>
-        <w:t>, boundary case or missing-information case. Write the expected answer or safe response before testing.</w:t>
-      </w:r>
-    </w:p>
-    <w:tbl>
-      <w:tblPr>
-        <w:tblStyle w:val="LightShading-Accent1"/>
-        <w:tblW w:type="auto" w:w="0"/>
-        <w:tblLook w:firstColumn="1" w:firstRow="1" w:lastColumn="0" w:lastRow="0" w:noHBand="0" w:noVBand="1" w:val="04A0"/>
-      </w:tblPr>
-      <w:tblGrid>
-        <w:gridCol w:w="5112"/>
-        <w:gridCol w:w="5112"/>
-      </w:tblGrid>
-      <w:tr>
-        <w:trPr>
-          <w:tblHeader/>
-        </w:trPr>
-        <w:tc>
-          <w:tcPr>
-            <w:tcW w:type="dxa" w:w="5112"/>
-          </w:tcPr>
-          <w:p>
-            <w:r>
-              <w:t>Test record</w:t>
-            </w:r>
-          </w:p>
-        </w:tc>
-        <w:tc>
-          <w:tcPr>
-            <w:tcW w:type="dxa" w:w="5112"/>
-          </w:tcPr>
-          <w:p>
-            <w:r>
-              <w:t>My evidence</w:t>
-            </w:r>
-          </w:p>
-        </w:tc>
-      </w:tr>
-      <w:tr>
-        <w:tc>
-          <w:tcPr>
-            <w:tcW w:type="dxa" w:w="5112"/>
-          </w:tcPr>
-          <w:p>
-            <w:r>
-              <w:t>Changed input or condition</w:t>
-            </w:r>
-          </w:p>
-        </w:tc>
-        <w:tc>
-          <w:tcPr>
-            <w:tcW w:type="dxa" w:w="5112"/>
-          </w:tcPr>
-          <w:p>
-            <w:r/>
-          </w:p>
-        </w:tc>
-      </w:tr>
-      <w:tr>
-        <w:tc>
-          <w:tcPr>
-            <w:tcW w:type="dxa" w:w="5112"/>
-          </w:tcPr>
-          <w:p>
-            <w:r>
-              <w:t>Expected answer or fallback</w:t>
-            </w:r>
-          </w:p>
-        </w:tc>
-        <w:tc>
-          <w:tcPr>
-            <w:tcW w:type="dxa" w:w="5112"/>
-          </w:tcPr>
-          <w:p>
-            <w:r/>
-          </w:p>
-        </w:tc>
-      </w:tr>
-      <w:tr>
-        <w:tc>
-          <w:tcPr>
-            <w:tcW w:type="dxa" w:w="5112"/>
-          </w:tcPr>
-          <w:p>
-            <w:r>
-              <w:t>Observed result</w:t>
-            </w:r>
-          </w:p>
-        </w:tc>
-        <w:tc>
-          <w:tcPr>
-            <w:tcW w:type="dxa" w:w="5112"/>
-          </w:tcPr>
-          <w:p>
-            <w:r/>
-          </w:p>
-        </w:tc>
-      </w:tr>
-      <w:tr>
-        <w:tc>
-          <w:tcPr>
-            <w:tcW w:type="dxa" w:w="5112"/>
-          </w:tcPr>
-          <w:p>
-            <w:r>
-              <w:t>Why the result occurred</w:t>
-            </w:r>
-          </w:p>
-        </w:tc>
-        <w:tc>
-          <w:tcPr>
-            <w:tcW w:type="dxa" w:w="5112"/>
-          </w:tcPr>
-          <w:p>
-            <w:r/>
-          </w:p>
-        </w:tc>
-      </w:tr>
-    </w:tbl>
-    <w:p>
-      <w:pPr>
-        <w:pStyle w:val="Heading1"/>
-      </w:pPr>
-      <w:r>
-        <w:t>09. Project checkpoint</w:t>
-      </w:r>
-    </w:p>
-    <w:p>
-      <w:r>
-        <w:t>Justify what Prompt Evaluation adds to Verified Study Buddy and keep the evidence.</w:t>
-      </w:r>
-    </w:p>
-    <w:p>
-      <w:pPr>
-        <w:spacing w:line="336" w:lineRule="auto" w:after="180"/>
-      </w:pPr>
-      <w:r>
-        <w:rPr>
-          <w:b w:val="0"/>
-        </w:rPr>
-        <w:t>Evaluate Study Buddy prompts on factual, ambiguous, missing-source, and adversarial questions.</w:t>
-      </w:r>
-    </w:p>
-    <w:p>
-      <w:pPr>
-        <w:spacing w:line="336" w:lineRule="auto" w:after="180"/>
-      </w:pPr>
-      <w:r>
-        <w:rPr>
-          <w:b w:val="0"/>
-        </w:rPr>
-        <w:t xml:space="preserve">The project change and </w:t>
-      </w:r>
-      <w:r>
-        <w:rPr>
-          <w:b/>
-        </w:rPr>
-        <w:t>evidence</w:t>
-      </w:r>
       <w:r>
         <w:rPr>
           <w:b w:val="0"/>
@@ -930,604 +732,20 @@
         <w:pStyle w:val="Heading1"/>
       </w:pPr>
       <w:r>
-        <w:t>10. Self check</w:t>
-      </w:r>
-    </w:p>
-    <w:p>
-      <w:r>
-        <w:t>Judge explanation, evidence, transfer and limits separately; attach the work behind your judgement.</w:t>
-      </w:r>
-    </w:p>
-    <w:p>
-      <w:pPr>
-        <w:pStyle w:val="ListBullet"/>
-      </w:pPr>
-      <w:r>
-        <w:t>I can explain the mechanism.</w:t>
-      </w:r>
-    </w:p>
-    <w:p>
-      <w:pPr>
-        <w:pStyle w:val="ListBullet"/>
-      </w:pPr>
-      <w:r>
-        <w:t>I can show evidence.</w:t>
-      </w:r>
-    </w:p>
-    <w:p>
-      <w:pPr>
-        <w:pStyle w:val="ListBullet"/>
-      </w:pPr>
-      <w:r>
-        <w:t>I can handle a changed case.</w:t>
-      </w:r>
-    </w:p>
-    <w:p>
-      <w:pPr>
-        <w:pStyle w:val="ListBullet"/>
-      </w:pPr>
-      <w:r>
-        <w:t>I can name a limit.</w:t>
-      </w:r>
-    </w:p>
-    <w:p>
-      <w:r>
-        <w:t>Mark each as not yet, with help or independently, and attach supporting work.</w:t>
-      </w:r>
-    </w:p>
-    <w:p>
-      <w:pPr>
-        <w:spacing w:line="336" w:lineRule="auto" w:after="180"/>
-      </w:pPr>
-      <w:r>
-        <w:rPr>
-          <w:b w:val="0"/>
-        </w:rPr>
-        <w:t>Teacher review ____________________  Next step ____________________</w:t>
-      </w:r>
-    </w:p>
-    <w:p>
-      <w:pPr>
-        <w:pStyle w:val="Heading1"/>
-      </w:pPr>
-      <w:r>
-        <w:t>11. Transfer practice from the original programme</w:t>
-      </w:r>
-    </w:p>
-    <w:p>
-      <w:r>
-        <w:t>Use this earlier case as transfer practice. A case already discussed with feedback is not fresh assessment evidence.</w:t>
-      </w:r>
-    </w:p>
-    <w:p>
-      <w:pPr>
-        <w:spacing w:line="336" w:lineRule="auto" w:after="180"/>
-      </w:pPr>
-      <w:r>
-        <w:rPr>
-          <w:b w:val="0"/>
-        </w:rPr>
-        <w:t xml:space="preserve">On four shared tasks, A </w:t>
-      </w:r>
-      <w:r>
-        <w:rPr>
-          <w:b/>
-        </w:rPr>
-        <w:t>score</w:t>
-      </w:r>
-      <w:r>
-        <w:rPr>
-          <w:b w:val="0"/>
-        </w:rPr>
-        <w:t xml:space="preserve">s 1,1,0,1 and B </w:t>
-      </w:r>
-      <w:r>
-        <w:rPr>
-          <w:b/>
-        </w:rPr>
-        <w:t>score</w:t>
-      </w:r>
-      <w:r>
-        <w:rPr>
-          <w:b w:val="0"/>
-        </w:rPr>
-        <w:t>s 1,0,1,1. Their totals tie. What should you inspect before choosing? Define a final evaluation step.</w:t>
-      </w:r>
-    </w:p>
-    <w:p>
-      <w:pPr>
-        <w:pStyle w:val="Heading3"/>
-      </w:pPr>
-      <w:r>
-        <w:t>My independently reasoned answer</w:t>
-      </w:r>
-    </w:p>
-    <w:p>
-      <w:r>
-        <w:t>________________________________________________________________</w:t>
-      </w:r>
-    </w:p>
-    <w:p>
-      <w:r>
-        <w:t>________________________________________________________________</w:t>
-      </w:r>
-    </w:p>
-    <w:p>
-      <w:r>
-        <w:t>________________________________________________________________</w:t>
-      </w:r>
-    </w:p>
-    <w:p>
-      <w:r>
-        <w:t>________________________________________________________________</w:t>
-      </w:r>
-    </w:p>
-    <w:p>
-      <w:r>
-        <w:t>________________________________________________________________</w:t>
-      </w:r>
-    </w:p>
-    <w:p>
-      <w:r>
-        <w:t>________________________________________________________________</w:t>
-      </w:r>
-    </w:p>
-    <w:p>
-      <w:r>
-        <w:t>________________________________________________________________</w:t>
-      </w:r>
-    </w:p>
-    <w:p>
-      <w:pPr>
-        <w:spacing w:line="336" w:lineRule="auto" w:after="180"/>
-      </w:pPr>
-      <w:r>
-        <w:rPr>
-          <w:b w:val="0"/>
-        </w:rPr>
-        <w:t>Record support used: none, hint or teacher explanation.</w:t>
-      </w:r>
-    </w:p>
-    <w:p>
-      <w:pPr>
-        <w:pStyle w:val="Heading1"/>
-      </w:pPr>
-      <w:r>
-        <w:t>12. W1 Explain the mechanism</w:t>
-      </w:r>
-    </w:p>
-    <w:p>
-      <w:r>
-        <w:t>Explain the mechanism. Apply the supplied Prompt Evaluation facts and keep your reasoning.</w:t>
-      </w:r>
-    </w:p>
-    <w:p>
-      <w:pPr>
-        <w:pStyle w:val="Heading3"/>
-      </w:pPr>
-      <w:r>
-        <w:t>Where to find the supplied example</w:t>
-      </w:r>
-    </w:p>
-    <w:p>
-      <w:pPr>
-        <w:spacing w:line="336" w:lineRule="auto" w:after="180"/>
-        <w:shd w:fill="F1F6F8"/>
-      </w:pPr>
-      <w:r>
-        <w:rPr>
-          <w:b w:val="0"/>
-        </w:rPr>
-        <w:t>Reference for this exercise: open this week’s student lesson, “Prompt Evaluation”, at “See how it works” and “Follow a worked example”. Use the original worked values or code named in the question; the later pictorial case is a separate example. Keep this reference beside your workbook while practising.</w:t>
-      </w:r>
-    </w:p>
-    <w:p>
-      <w:pPr>
-        <w:spacing w:line="336" w:lineRule="auto" w:after="180"/>
-      </w:pPr>
-      <w:r>
-        <w:rPr>
-          <w:b w:val="0"/>
-        </w:rPr>
-        <w:t xml:space="preserve">Explain the weekly </w:t>
-      </w:r>
-      <w:r>
-        <w:rPr>
-          <w:b/>
-        </w:rPr>
-        <w:t>mechanism</w:t>
-      </w:r>
-      <w:r>
-        <w:rPr>
-          <w:b w:val="0"/>
-        </w:rPr>
-        <w:t xml:space="preserve"> in your own words. Use the worked scenario to name its </w:t>
-      </w:r>
-      <w:r>
-        <w:rPr>
-          <w:b/>
-        </w:rPr>
-        <w:t>input</w:t>
-      </w:r>
-      <w:r>
-        <w:rPr>
-          <w:b w:val="0"/>
-        </w:rPr>
-        <w:t xml:space="preserve">, decision rule and </w:t>
-      </w:r>
-      <w:r>
-        <w:rPr>
-          <w:b/>
-        </w:rPr>
-        <w:t>output</w:t>
-      </w:r>
-      <w:r>
-        <w:rPr>
-          <w:b w:val="0"/>
-        </w:rPr>
-        <w:t>.</w:t>
-      </w:r>
-    </w:p>
-    <w:p>
-      <w:pPr>
-        <w:pStyle w:val="Heading3"/>
-      </w:pPr>
-      <w:r>
-        <w:t>My reasoning and evidence</w:t>
-      </w:r>
-    </w:p>
-    <w:p>
-      <w:r>
-        <w:t>________________________________________________________________</w:t>
-      </w:r>
-    </w:p>
-    <w:p>
-      <w:r>
-        <w:t>________________________________________________________________</w:t>
-      </w:r>
-    </w:p>
-    <w:p>
-      <w:r>
-        <w:t>________________________________________________________________</w:t>
-      </w:r>
-    </w:p>
-    <w:p>
-      <w:r>
-        <w:t>________________________________________________________________</w:t>
-      </w:r>
-    </w:p>
-    <w:p>
-      <w:r>
-        <w:t>________________________________________________________________</w:t>
-      </w:r>
-    </w:p>
-    <w:p>
-      <w:r>
-        <w:t>________________________________________________________________</w:t>
-      </w:r>
-    </w:p>
-    <w:p>
-      <w:pPr>
-        <w:pStyle w:val="Heading1"/>
-      </w:pPr>
-      <w:r>
-        <w:t>13. W2 Trace the worked case</w:t>
-      </w:r>
-    </w:p>
-    <w:p>
-      <w:r>
-        <w:t>Trace the worked case. Apply the supplied Prompt Evaluation facts and keep your reasoning.</w:t>
-      </w:r>
-    </w:p>
-    <w:p>
-      <w:pPr>
-        <w:spacing w:line="336" w:lineRule="auto" w:after="180"/>
-      </w:pPr>
-      <w:r>
-        <w:rPr>
-          <w:b w:val="0"/>
-        </w:rPr>
-        <w:t>On six development cases P passes cases 1, 2, 3, 4; Q passes 1, 2, 3, 5, 6. Missing-approval cases are 4 and 6. Compare totals and condition results. Show the intermediate steps and give the conclusion with its scope.</w:t>
-      </w:r>
-    </w:p>
-    <w:p>
-      <w:pPr>
-        <w:pStyle w:val="Heading3"/>
-      </w:pPr>
-      <w:r>
-        <w:t>My reasoning and evidence</w:t>
-      </w:r>
-    </w:p>
-    <w:p>
-      <w:r>
-        <w:t>________________________________________________________________</w:t>
-      </w:r>
-    </w:p>
-    <w:p>
-      <w:r>
-        <w:t>________________________________________________________________</w:t>
-      </w:r>
-    </w:p>
-    <w:p>
-      <w:r>
-        <w:t>________________________________________________________________</w:t>
-      </w:r>
-    </w:p>
-    <w:p>
-      <w:r>
-        <w:t>________________________________________________________________</w:t>
-      </w:r>
-    </w:p>
-    <w:p>
-      <w:r>
-        <w:t>________________________________________________________________</w:t>
-      </w:r>
-    </w:p>
-    <w:p>
-      <w:r>
-        <w:t>________________________________________________________________</w:t>
-      </w:r>
-    </w:p>
-    <w:p>
-      <w:r>
-        <w:t>________________________________________________________________</w:t>
-      </w:r>
-    </w:p>
-    <w:p>
-      <w:pPr>
-        <w:pStyle w:val="Heading1"/>
-      </w:pPr>
-      <w:r>
-        <w:t>14. W3 Audit the limit</w:t>
-      </w:r>
-    </w:p>
-    <w:p>
-      <w:r>
-        <w:t>Audit the limit. Apply the supplied Prompt Evaluation facts and keep your reasoning.</w:t>
-      </w:r>
-    </w:p>
-    <w:p>
-      <w:pPr>
-        <w:spacing w:line="336" w:lineRule="auto" w:after="180"/>
-      </w:pPr>
-      <w:r>
-        <w:rPr>
-          <w:b w:val="0"/>
-        </w:rPr>
-        <w:t>A report omits this qualification: Prompt selection on development cases cannot be reported as independent final performance. Explain how omitting it could change a reader's interpretation, and write an accurate replacement.</w:t>
-      </w:r>
-    </w:p>
-    <w:p>
-      <w:pPr>
-        <w:pStyle w:val="Heading3"/>
-      </w:pPr>
-      <w:r>
-        <w:t>My reasoning and evidence</w:t>
-      </w:r>
-    </w:p>
-    <w:p>
-      <w:r>
-        <w:t>________________________________________________________________</w:t>
-      </w:r>
-    </w:p>
-    <w:p>
-      <w:r>
-        <w:t>________________________________________________________________</w:t>
-      </w:r>
-    </w:p>
-    <w:p>
-      <w:r>
-        <w:t>________________________________________________________________</w:t>
-      </w:r>
-    </w:p>
-    <w:p>
-      <w:r>
-        <w:t>________________________________________________________________</w:t>
-      </w:r>
-    </w:p>
-    <w:p>
-      <w:r>
-        <w:t>________________________________________________________________</w:t>
-      </w:r>
-    </w:p>
-    <w:p>
-      <w:r>
-        <w:t>________________________________________________________________</w:t>
-      </w:r>
-    </w:p>
-    <w:p>
-      <w:pPr>
-        <w:pStyle w:val="Heading1"/>
-      </w:pPr>
-      <w:r>
-        <w:t>15. W4 Apply a new case independently</w:t>
-      </w:r>
-    </w:p>
-    <w:p>
-      <w:r>
-        <w:t>Attempt before feedback. If this repeats the selected independent case, reuse that first attempt; otherwise keep a separate record. Apply a new case independently. Apply the supplied Prompt Evaluation facts and keep your reasoning.</w:t>
-      </w:r>
-    </w:p>
-    <w:p>
-      <w:pPr>
-        <w:spacing w:line="336" w:lineRule="auto" w:after="180"/>
-      </w:pPr>
-      <w:r>
-        <w:rPr>
-          <w:b w:val="0"/>
-        </w:rPr>
-        <w:t xml:space="preserve">On eight </w:t>
-      </w:r>
-      <w:r>
-        <w:rPr>
-          <w:b/>
-        </w:rPr>
-        <w:t>paired case</w:t>
-      </w:r>
-      <w:r>
-        <w:rPr>
-          <w:b w:val="0"/>
-        </w:rPr>
-        <w:t>s A passes 1–5; B passes 1–4, 6, 7. Special cases are 5 and 8. Compare overall and special-case results; select by total passes.</w:t>
-      </w:r>
-    </w:p>
-    <w:p>
-      <w:pPr>
-        <w:pStyle w:val="Heading3"/>
-      </w:pPr>
-      <w:r>
-        <w:t>My reasoning and evidence</w:t>
-      </w:r>
-    </w:p>
-    <w:p>
-      <w:r>
-        <w:t>________________________________________________________________</w:t>
-      </w:r>
-    </w:p>
-    <w:p>
-      <w:r>
-        <w:t>________________________________________________________________</w:t>
-      </w:r>
-    </w:p>
-    <w:p>
-      <w:r>
-        <w:t>________________________________________________________________</w:t>
-      </w:r>
-    </w:p>
-    <w:p>
-      <w:r>
-        <w:t>________________________________________________________________</w:t>
-      </w:r>
-    </w:p>
-    <w:p>
-      <w:r>
-        <w:t>________________________________________________________________</w:t>
-      </w:r>
-    </w:p>
-    <w:p>
-      <w:r>
-        <w:t>________________________________________________________________</w:t>
-      </w:r>
-    </w:p>
-    <w:p>
-      <w:r>
-        <w:t>________________________________________________________________</w:t>
-      </w:r>
-    </w:p>
-    <w:p>
-      <w:r>
-        <w:t>________________________________________________________________</w:t>
-      </w:r>
-    </w:p>
-    <w:p>
-      <w:pPr>
-        <w:pStyle w:val="Heading1"/>
-      </w:pPr>
-      <w:r>
-        <w:t>16. W5 Design a revealing follow-up</w:t>
-      </w:r>
-    </w:p>
-    <w:p>
-      <w:r>
-        <w:t>Design a revealing follow-up. Apply the supplied Prompt Evaluation facts and keep your reasoning.</w:t>
-      </w:r>
-    </w:p>
-    <w:p>
-      <w:pPr>
-        <w:pStyle w:val="Heading3"/>
-      </w:pPr>
-      <w:r>
-        <w:t>Where to find the supplied example</w:t>
-      </w:r>
-    </w:p>
-    <w:p>
-      <w:pPr>
-        <w:spacing w:line="336" w:lineRule="auto" w:after="180"/>
-        <w:shd w:fill="F1F6F8"/>
-      </w:pPr>
-      <w:r>
-        <w:rPr>
-          <w:b w:val="0"/>
-        </w:rPr>
-        <w:t>Reference for this exercise: open this week’s student lesson, “Prompt Evaluation”, at “See how it works” and “Follow a worked example”. Use the original worked values or code named in the question; the later pictorial case is a separate example. Keep this reference beside your workbook while practising.</w:t>
-      </w:r>
-    </w:p>
-    <w:p>
-      <w:pPr>
-        <w:spacing w:line="336" w:lineRule="auto" w:after="180"/>
-      </w:pPr>
-      <w:r>
-        <w:rPr>
-          <w:b w:val="0"/>
-        </w:rPr>
-        <w:t>For the worked scenario, propose one additional case that could reveal a failure, describe its expected outcome before running it, and explain what would need to remain fixed for a fair comparison.</w:t>
-      </w:r>
-    </w:p>
-    <w:p>
-      <w:pPr>
-        <w:spacing w:line="336" w:lineRule="auto" w:after="180"/>
-      </w:pPr>
-      <w:r>
-        <w:rPr>
-          <w:b w:val="0"/>
-        </w:rPr>
-        <w:t>Do not reuse W4 as a new final test after receiving feedback.</w:t>
-      </w:r>
-    </w:p>
-    <w:p>
-      <w:pPr>
-        <w:pStyle w:val="Heading3"/>
-      </w:pPr>
-      <w:r>
-        <w:t>My reasoning and evidence</w:t>
-      </w:r>
-    </w:p>
-    <w:p>
-      <w:r>
-        <w:t>________________________________________________________________</w:t>
-      </w:r>
-    </w:p>
-    <w:p>
-      <w:r>
-        <w:t>________________________________________________________________</w:t>
-      </w:r>
-    </w:p>
-    <w:p>
-      <w:r>
-        <w:t>________________________________________________________________</w:t>
-      </w:r>
-    </w:p>
-    <w:p>
-      <w:r>
-        <w:t>________________________________________________________________</w:t>
-      </w:r>
-    </w:p>
-    <w:p>
-      <w:r>
-        <w:t>________________________________________________________________</w:t>
-      </w:r>
-    </w:p>
-    <w:p>
-      <w:r>
-        <w:t>________________________________________________________________</w:t>
-      </w:r>
-    </w:p>
-    <w:p>
-      <w:r>
-        <w:t>________________________________________________________________</w:t>
-      </w:r>
-    </w:p>
-    <w:p>
-      <w:pPr>
-        <w:pStyle w:val="Heading1"/>
-      </w:pPr>
-      <w:r>
-        <w:t>17. Feedback, return check and learning record</w:t>
-      </w:r>
-    </w:p>
-    <w:p>
-      <w:r>
-        <w:t>Record the first repaired step and a different case to revisit after a delay.</w:t>
+        <w:t>17. Feedback · Repair and return</w:t>
+      </w:r>
+    </w:p>
+    <w:p>
+      <w:r>
+        <w:t>Keep the first attempt, the repair and a changed-case return.</w:t>
+      </w:r>
+    </w:p>
+    <w:p>
+      <w:pPr>
+        <w:pStyle w:val="Heading2"/>
+      </w:pPr>
+      <w:r>
+        <w:t>Your evidence record</w:t>
       </w:r>
     </w:p>
     <w:tbl>
@@ -1682,12 +900,895 @@
         <w:pStyle w:val="Heading1"/>
       </w:pPr>
       <w:r>
-        <w:t>18. Pictorial case practice: Prompt Evaluation</w:t>
-      </w:r>
-    </w:p>
-    <w:p>
-      <w:r>
-        <w:t>A fictional Study Buddy compares two prompts across six development questions. Explain the labelled step before checking the changed condition.</w:t>
+        <w:t>10. Finish · Judge the evidence in your work</w:t>
+      </w:r>
+    </w:p>
+    <w:p>
+      <w:r>
+        <w:t>Point to work that supports your confidence level.</w:t>
+      </w:r>
+    </w:p>
+    <w:p>
+      <w:pPr>
+        <w:pStyle w:val="Heading2"/>
+      </w:pPr>
+      <w:r>
+        <w:t>Your evidence record</w:t>
+      </w:r>
+    </w:p>
+    <w:p>
+      <w:pPr>
+        <w:pStyle w:val="ListBullet"/>
+      </w:pPr>
+      <w:r>
+        <w:t>I can explain the mechanism.</w:t>
+      </w:r>
+    </w:p>
+    <w:p>
+      <w:pPr>
+        <w:pStyle w:val="ListBullet"/>
+      </w:pPr>
+      <w:r>
+        <w:t>I can show evidence.</w:t>
+      </w:r>
+    </w:p>
+    <w:p>
+      <w:pPr>
+        <w:pStyle w:val="ListBullet"/>
+      </w:pPr>
+      <w:r>
+        <w:t>I can handle a changed case.</w:t>
+      </w:r>
+    </w:p>
+    <w:p>
+      <w:pPr>
+        <w:pStyle w:val="ListBullet"/>
+      </w:pPr>
+      <w:r>
+        <w:t>I can name a limit.</w:t>
+      </w:r>
+    </w:p>
+    <w:p>
+      <w:r>
+        <w:t>Mark each as not yet, with help or independently, and attach supporting work.</w:t>
+      </w:r>
+    </w:p>
+    <w:p>
+      <w:pPr>
+        <w:spacing w:line="336" w:lineRule="auto" w:after="180"/>
+      </w:pPr>
+      <w:r>
+        <w:rPr>
+          <w:b w:val="0"/>
+        </w:rPr>
+        <w:t>Teacher review ____________________  Next step ____________________</w:t>
+      </w:r>
+    </w:p>
+    <w:p>
+      <w:pPr>
+        <w:pStyle w:val="Heading1"/>
+      </w:pPr>
+      <w:r>
+        <w:t>Reference bank and extra practice</w:t>
+      </w:r>
+    </w:p>
+    <w:p>
+      <w:pPr>
+        <w:pStyle w:val="Heading1"/>
+      </w:pPr>
+      <w:r>
+        <w:t>02. Reference · Supported W2 record</w:t>
+      </w:r>
+    </w:p>
+    <w:p>
+      <w:r>
+        <w:t>This is the same W2 attempt. Keep one response record.</w:t>
+      </w:r>
+    </w:p>
+    <w:p>
+      <w:pPr>
+        <w:pStyle w:val="Heading2"/>
+      </w:pPr>
+      <w:r>
+        <w:t>Use this when helpful</w:t>
+      </w:r>
+    </w:p>
+    <w:p>
+      <w:pPr>
+        <w:spacing w:line="336" w:lineRule="auto" w:after="180"/>
+      </w:pPr>
+      <w:r>
+        <w:rPr>
+          <w:b w:val="0"/>
+        </w:rPr>
+        <w:t>Use W2: Trace the worked case for Controlled prompt experiments. Record the answer once; the lesson and workbook refer to the same attempt.</w:t>
+      </w:r>
+    </w:p>
+    <w:tbl>
+      <w:tblPr>
+        <w:tblStyle w:val="LightShading-Accent1"/>
+        <w:tblW w:type="auto" w:w="0"/>
+        <w:tblLook w:firstColumn="1" w:firstRow="1" w:lastColumn="0" w:lastRow="0" w:noHBand="0" w:noVBand="1" w:val="04A0"/>
+      </w:tblPr>
+      <w:tblGrid>
+        <w:gridCol w:w="2556"/>
+        <w:gridCol w:w="2556"/>
+        <w:gridCol w:w="2556"/>
+        <w:gridCol w:w="2556"/>
+      </w:tblGrid>
+      <w:tr>
+        <w:trPr>
+          <w:tblHeader/>
+        </w:trPr>
+        <w:tc>
+          <w:tcPr>
+            <w:tcW w:type="dxa" w:w="2556"/>
+          </w:tcPr>
+          <w:p>
+            <w:r>
+              <w:t>Given inputs</w:t>
+            </w:r>
+          </w:p>
+        </w:tc>
+        <w:tc>
+          <w:tcPr>
+            <w:tcW w:type="dxa" w:w="2556"/>
+          </w:tcPr>
+          <w:p>
+            <w:r>
+              <w:t>Procedure I chose</w:t>
+            </w:r>
+          </w:p>
+        </w:tc>
+        <w:tc>
+          <w:tcPr>
+            <w:tcW w:type="dxa" w:w="2556"/>
+          </w:tcPr>
+          <w:p>
+            <w:r>
+              <w:t>Middle steps</w:t>
+            </w:r>
+          </w:p>
+        </w:tc>
+        <w:tc>
+          <w:tcPr>
+            <w:tcW w:type="dxa" w:w="2556"/>
+          </w:tcPr>
+          <w:p>
+            <w:r>
+              <w:t>Result and check</w:t>
+            </w:r>
+          </w:p>
+        </w:tc>
+      </w:tr>
+      <w:tr>
+        <w:tc>
+          <w:tcPr>
+            <w:tcW w:type="dxa" w:w="2556"/>
+          </w:tcPr>
+          <w:p>
+            <w:r/>
+          </w:p>
+        </w:tc>
+        <w:tc>
+          <w:tcPr>
+            <w:tcW w:type="dxa" w:w="2556"/>
+          </w:tcPr>
+          <w:p>
+            <w:r/>
+          </w:p>
+        </w:tc>
+        <w:tc>
+          <w:tcPr>
+            <w:tcW w:type="dxa" w:w="2556"/>
+          </w:tcPr>
+          <w:p>
+            <w:r/>
+          </w:p>
+        </w:tc>
+        <w:tc>
+          <w:tcPr>
+            <w:tcW w:type="dxa" w:w="2556"/>
+          </w:tcPr>
+          <w:p>
+            <w:r/>
+          </w:p>
+        </w:tc>
+      </w:tr>
+    </w:tbl>
+    <w:p>
+      <w:pPr>
+        <w:pStyle w:val="Heading3"/>
+      </w:pPr>
+      <w:r>
+        <w:t>The step I completed without help, and the hint I needed</w:t>
+      </w:r>
+    </w:p>
+    <w:p>
+      <w:r>
+        <w:t>________________________________________________________________</w:t>
+      </w:r>
+    </w:p>
+    <w:p>
+      <w:r>
+        <w:t>________________________________________________________________</w:t>
+      </w:r>
+    </w:p>
+    <w:p>
+      <w:r>
+        <w:t>________________________________________________________________</w:t>
+      </w:r>
+    </w:p>
+    <w:p>
+      <w:pPr>
+        <w:pStyle w:val="Heading1"/>
+      </w:pPr>
+      <w:r>
+        <w:t>03. Extra practice · Repair the explanation</w:t>
+      </w:r>
+    </w:p>
+    <w:p>
+      <w:r>
+        <w:t>Explain the deciding fact before discussing the answer.</w:t>
+      </w:r>
+    </w:p>
+    <w:p>
+      <w:pPr>
+        <w:pStyle w:val="Heading2"/>
+      </w:pPr>
+      <w:r>
+        <w:t>Use this when helpful</w:t>
+      </w:r>
+    </w:p>
+    <w:p>
+      <w:pPr>
+        <w:spacing w:line="336" w:lineRule="auto" w:after="180"/>
+      </w:pPr>
+      <w:r>
+        <w:rPr>
+          <w:b w:val="0"/>
+        </w:rPr>
+        <w:t>Use the worked case for Controlled prompt experiments. Proposed explanation: “The worked result establishes every future case”. Decide whether this explanation is supported.</w:t>
+      </w:r>
+    </w:p>
+    <w:p>
+      <w:pPr>
+        <w:spacing w:line="336" w:lineRule="auto" w:after="180"/>
+      </w:pPr>
+      <w:r>
+        <w:rPr>
+          <w:b w:val="0"/>
+        </w:rPr>
+        <w:t>Point to the step or supplied fact that decides; explain your repair if needed.</w:t>
+      </w:r>
+    </w:p>
+    <w:p>
+      <w:pPr>
+        <w:pStyle w:val="Heading3"/>
+      </w:pPr>
+      <w:r>
+        <w:t>My explanation before partner discussion</w:t>
+      </w:r>
+    </w:p>
+    <w:p>
+      <w:r>
+        <w:t>________________________________________________________________</w:t>
+      </w:r>
+    </w:p>
+    <w:p>
+      <w:r>
+        <w:t>________________________________________________________________</w:t>
+      </w:r>
+    </w:p>
+    <w:p>
+      <w:r>
+        <w:t>________________________________________________________________</w:t>
+      </w:r>
+    </w:p>
+    <w:p>
+      <w:r>
+        <w:t>________________________________________________________________</w:t>
+      </w:r>
+    </w:p>
+    <w:p>
+      <w:pPr>
+        <w:pStyle w:val="Heading1"/>
+      </w:pPr>
+      <w:r>
+        <w:t>05. Reference · Original learning target</w:t>
+      </w:r>
+    </w:p>
+    <w:p>
+      <w:r>
+        <w:t>Use this target to inspect an explanation.</w:t>
+      </w:r>
+    </w:p>
+    <w:p>
+      <w:pPr>
+        <w:pStyle w:val="Heading2"/>
+      </w:pPr>
+      <w:r>
+        <w:t>Use this when helpful</w:t>
+      </w:r>
+    </w:p>
+    <w:p>
+      <w:pPr>
+        <w:spacing w:line="336" w:lineRule="auto" w:after="180"/>
+      </w:pPr>
+      <w:r>
+        <w:rPr>
+          <w:b w:val="0"/>
+        </w:rPr>
+        <w:t xml:space="preserve">On four shared tasks, A </w:t>
+      </w:r>
+      <w:r>
+        <w:rPr>
+          <w:b/>
+        </w:rPr>
+        <w:t>score</w:t>
+      </w:r>
+      <w:r>
+        <w:rPr>
+          <w:b w:val="0"/>
+        </w:rPr>
+        <w:t xml:space="preserve">s 1,1,0,1 and B </w:t>
+      </w:r>
+      <w:r>
+        <w:rPr>
+          <w:b/>
+        </w:rPr>
+        <w:t>score</w:t>
+      </w:r>
+      <w:r>
+        <w:rPr>
+          <w:b w:val="0"/>
+        </w:rPr>
+        <w:t>s 1,0,1,1. Their totals tie. What should you inspect before choosing? Define a final evaluation step.</w:t>
+      </w:r>
+    </w:p>
+    <w:p>
+      <w:pPr>
+        <w:pStyle w:val="Heading1"/>
+      </w:pPr>
+      <w:r>
+        <w:t>06. Extra practice · A complete case</w:t>
+      </w:r>
+    </w:p>
+    <w:p>
+      <w:r>
+        <w:t>Try the question before checking the worked explanation.</w:t>
+      </w:r>
+    </w:p>
+    <w:p>
+      <w:pPr>
+        <w:pStyle w:val="Heading2"/>
+      </w:pPr>
+      <w:r>
+        <w:t>Use this when helpful</w:t>
+      </w:r>
+    </w:p>
+    <w:p>
+      <w:pPr>
+        <w:spacing w:line="336" w:lineRule="auto" w:after="180"/>
+      </w:pPr>
+      <w:r>
+        <w:rPr>
+          <w:b w:val="0"/>
+        </w:rPr>
+        <w:t>On five fixed questions, A passes four and B passes three; B looks more attractive.</w:t>
+      </w:r>
+    </w:p>
+    <w:p>
+      <w:pPr>
+        <w:spacing w:line="336" w:lineRule="auto" w:after="180"/>
+      </w:pPr>
+      <w:r>
+        <w:rPr>
+          <w:b w:val="0"/>
+        </w:rPr>
+        <w:t>What conclusion is supported?</w:t>
+      </w:r>
+    </w:p>
+    <w:p>
+      <w:pPr>
+        <w:spacing w:line="336" w:lineRule="auto" w:after="180"/>
+      </w:pPr>
+      <w:r>
+        <w:rPr>
+          <w:b w:val="0"/>
+        </w:rPr>
+        <w:t xml:space="preserve">Show your trace, calculation or </w:t>
+      </w:r>
+      <w:r>
+        <w:rPr>
+          <w:b/>
+        </w:rPr>
+        <w:t>evidence</w:t>
+      </w:r>
+    </w:p>
+    <w:p>
+      <w:pPr>
+        <w:pStyle w:val="Heading3"/>
+      </w:pPr>
+      <w:r>
+        <w:t>Write or draw your reasoning and evidence.</w:t>
+      </w:r>
+    </w:p>
+    <w:p>
+      <w:r>
+        <w:t>________________________________________________________________</w:t>
+      </w:r>
+    </w:p>
+    <w:p>
+      <w:r>
+        <w:t>________________________________________________________________</w:t>
+      </w:r>
+    </w:p>
+    <w:p>
+      <w:r>
+        <w:t>________________________________________________________________</w:t>
+      </w:r>
+    </w:p>
+    <w:p>
+      <w:r>
+        <w:t>________________________________________________________________</w:t>
+      </w:r>
+    </w:p>
+    <w:p>
+      <w:r>
+        <w:t>________________________________________________________________</w:t>
+      </w:r>
+    </w:p>
+    <w:p>
+      <w:pPr>
+        <w:pStyle w:val="Heading1"/>
+      </w:pPr>
+      <w:r>
+        <w:t>07. Extra practice · A changed case</w:t>
+      </w:r>
+    </w:p>
+    <w:p>
+      <w:r>
+        <w:t>Keep this practice separate from the reserved independent attempt.</w:t>
+      </w:r>
+    </w:p>
+    <w:p>
+      <w:pPr>
+        <w:pStyle w:val="Heading2"/>
+      </w:pPr>
+      <w:r>
+        <w:t>Use this when helpful</w:t>
+      </w:r>
+    </w:p>
+    <w:p>
+      <w:pPr>
+        <w:spacing w:line="336" w:lineRule="auto" w:after="180"/>
+      </w:pPr>
+      <w:r>
+        <w:rPr>
+          <w:b w:val="0"/>
+        </w:rPr>
+        <w:t>Prompt A passes 8 of 10 tasks; B passes 9 of 10 but fails the only source-checking task. A source check is mandatory. Which can be accepted as-is?</w:t>
+      </w:r>
+    </w:p>
+    <w:p>
+      <w:pPr>
+        <w:spacing w:line="336" w:lineRule="auto" w:after="180"/>
+      </w:pPr>
+      <w:r>
+        <w:rPr>
+          <w:b w:val="0"/>
+        </w:rPr>
+        <w:t>My practice answer and reason</w:t>
+      </w:r>
+    </w:p>
+    <w:p>
+      <w:pPr>
+        <w:pStyle w:val="Heading3"/>
+      </w:pPr>
+      <w:r>
+        <w:t>Write or draw your reasoning and evidence.</w:t>
+      </w:r>
+    </w:p>
+    <w:p>
+      <w:r>
+        <w:t>________________________________________________________________</w:t>
+      </w:r>
+    </w:p>
+    <w:p>
+      <w:r>
+        <w:t>________________________________________________________________</w:t>
+      </w:r>
+    </w:p>
+    <w:p>
+      <w:r>
+        <w:t>________________________________________________________________</w:t>
+      </w:r>
+    </w:p>
+    <w:p>
+      <w:r>
+        <w:t>________________________________________________________________</w:t>
+      </w:r>
+    </w:p>
+    <w:p>
+      <w:r>
+        <w:t>________________________________________________________________</w:t>
+      </w:r>
+    </w:p>
+    <w:p>
+      <w:pPr>
+        <w:pStyle w:val="Heading3"/>
+      </w:pPr>
+      <w:r>
+        <w:t>Week 9 Test and reflect</w:t>
+      </w:r>
+    </w:p>
+    <w:p>
+      <w:pPr>
+        <w:pStyle w:val="Heading1"/>
+      </w:pPr>
+      <w:r>
+        <w:t>08. Extra practice · Design a revealing test</w:t>
+      </w:r>
+    </w:p>
+    <w:p>
+      <w:r>
+        <w:t>Predict before tracing or testing.</w:t>
+      </w:r>
+    </w:p>
+    <w:p>
+      <w:pPr>
+        <w:pStyle w:val="Heading2"/>
+      </w:pPr>
+      <w:r>
+        <w:t>Use this when helpful</w:t>
+      </w:r>
+    </w:p>
+    <w:p>
+      <w:pPr>
+        <w:spacing w:line="336" w:lineRule="auto" w:after="180"/>
+      </w:pPr>
+      <w:r>
+        <w:rPr>
+          <w:b w:val="0"/>
+        </w:rPr>
+        <w:t xml:space="preserve">Create a changed </w:t>
+      </w:r>
+      <w:r>
+        <w:rPr>
+          <w:b/>
+        </w:rPr>
+        <w:t>input</w:t>
+      </w:r>
+      <w:r>
+        <w:rPr>
+          <w:b w:val="0"/>
+        </w:rPr>
+        <w:t>, boundary case or missing-information case. Write the expected answer or safe response before testing.</w:t>
+      </w:r>
+    </w:p>
+    <w:tbl>
+      <w:tblPr>
+        <w:tblStyle w:val="LightShading-Accent1"/>
+        <w:tblW w:type="auto" w:w="0"/>
+        <w:tblLook w:firstColumn="1" w:firstRow="1" w:lastColumn="0" w:lastRow="0" w:noHBand="0" w:noVBand="1" w:val="04A0"/>
+      </w:tblPr>
+      <w:tblGrid>
+        <w:gridCol w:w="5112"/>
+        <w:gridCol w:w="5112"/>
+      </w:tblGrid>
+      <w:tr>
+        <w:trPr>
+          <w:tblHeader/>
+        </w:trPr>
+        <w:tc>
+          <w:tcPr>
+            <w:tcW w:type="dxa" w:w="5112"/>
+          </w:tcPr>
+          <w:p>
+            <w:r>
+              <w:t>Test record</w:t>
+            </w:r>
+          </w:p>
+        </w:tc>
+        <w:tc>
+          <w:tcPr>
+            <w:tcW w:type="dxa" w:w="5112"/>
+          </w:tcPr>
+          <w:p>
+            <w:r>
+              <w:t>My evidence</w:t>
+            </w:r>
+          </w:p>
+        </w:tc>
+      </w:tr>
+      <w:tr>
+        <w:tc>
+          <w:tcPr>
+            <w:tcW w:type="dxa" w:w="5112"/>
+          </w:tcPr>
+          <w:p>
+            <w:r>
+              <w:t>Changed input or condition</w:t>
+            </w:r>
+          </w:p>
+        </w:tc>
+        <w:tc>
+          <w:tcPr>
+            <w:tcW w:type="dxa" w:w="5112"/>
+          </w:tcPr>
+          <w:p>
+            <w:r/>
+          </w:p>
+        </w:tc>
+      </w:tr>
+      <w:tr>
+        <w:tc>
+          <w:tcPr>
+            <w:tcW w:type="dxa" w:w="5112"/>
+          </w:tcPr>
+          <w:p>
+            <w:r>
+              <w:t>Expected answer or fallback</w:t>
+            </w:r>
+          </w:p>
+        </w:tc>
+        <w:tc>
+          <w:tcPr>
+            <w:tcW w:type="dxa" w:w="5112"/>
+          </w:tcPr>
+          <w:p>
+            <w:r/>
+          </w:p>
+        </w:tc>
+      </w:tr>
+      <w:tr>
+        <w:tc>
+          <w:tcPr>
+            <w:tcW w:type="dxa" w:w="5112"/>
+          </w:tcPr>
+          <w:p>
+            <w:r>
+              <w:t>Observed result</w:t>
+            </w:r>
+          </w:p>
+        </w:tc>
+        <w:tc>
+          <w:tcPr>
+            <w:tcW w:type="dxa" w:w="5112"/>
+          </w:tcPr>
+          <w:p>
+            <w:r/>
+          </w:p>
+        </w:tc>
+      </w:tr>
+      <w:tr>
+        <w:tc>
+          <w:tcPr>
+            <w:tcW w:type="dxa" w:w="5112"/>
+          </w:tcPr>
+          <w:p>
+            <w:r>
+              <w:t>Why the result occurred</w:t>
+            </w:r>
+          </w:p>
+        </w:tc>
+        <w:tc>
+          <w:tcPr>
+            <w:tcW w:type="dxa" w:w="5112"/>
+          </w:tcPr>
+          <w:p>
+            <w:r/>
+          </w:p>
+        </w:tc>
+      </w:tr>
+    </w:tbl>
+    <w:p>
+      <w:pPr>
+        <w:pStyle w:val="Heading1"/>
+      </w:pPr>
+      <w:r>
+        <w:t>11. Reference · Original target response space</w:t>
+      </w:r>
+    </w:p>
+    <w:p>
+      <w:r>
+        <w:t>This teaching case is practice rather than a fresh assessment.</w:t>
+      </w:r>
+    </w:p>
+    <w:p>
+      <w:pPr>
+        <w:pStyle w:val="Heading2"/>
+      </w:pPr>
+      <w:r>
+        <w:t>Use this when helpful</w:t>
+      </w:r>
+    </w:p>
+    <w:p>
+      <w:pPr>
+        <w:spacing w:line="336" w:lineRule="auto" w:after="180"/>
+      </w:pPr>
+      <w:r>
+        <w:rPr>
+          <w:b w:val="0"/>
+        </w:rPr>
+        <w:t xml:space="preserve">On four shared tasks, A </w:t>
+      </w:r>
+      <w:r>
+        <w:rPr>
+          <w:b/>
+        </w:rPr>
+        <w:t>score</w:t>
+      </w:r>
+      <w:r>
+        <w:rPr>
+          <w:b w:val="0"/>
+        </w:rPr>
+        <w:t xml:space="preserve">s 1,1,0,1 and B </w:t>
+      </w:r>
+      <w:r>
+        <w:rPr>
+          <w:b/>
+        </w:rPr>
+        <w:t>score</w:t>
+      </w:r>
+      <w:r>
+        <w:rPr>
+          <w:b w:val="0"/>
+        </w:rPr>
+        <w:t>s 1,0,1,1. Their totals tie. What should you inspect before choosing? Define a final evaluation step.</w:t>
+      </w:r>
+    </w:p>
+    <w:p>
+      <w:pPr>
+        <w:pStyle w:val="Heading3"/>
+      </w:pPr>
+      <w:r>
+        <w:t>My explanation after practice</w:t>
+      </w:r>
+    </w:p>
+    <w:p>
+      <w:r>
+        <w:t>________________________________________________________________</w:t>
+      </w:r>
+    </w:p>
+    <w:p>
+      <w:r>
+        <w:t>________________________________________________________________</w:t>
+      </w:r>
+    </w:p>
+    <w:p>
+      <w:r>
+        <w:t>________________________________________________________________</w:t>
+      </w:r>
+    </w:p>
+    <w:p>
+      <w:r>
+        <w:t>________________________________________________________________</w:t>
+      </w:r>
+    </w:p>
+    <w:p>
+      <w:r>
+        <w:t>________________________________________________________________</w:t>
+      </w:r>
+    </w:p>
+    <w:p>
+      <w:r>
+        <w:t>________________________________________________________________</w:t>
+      </w:r>
+    </w:p>
+    <w:p>
+      <w:r>
+        <w:t>________________________________________________________________</w:t>
+      </w:r>
+    </w:p>
+    <w:p>
+      <w:pPr>
+        <w:spacing w:line="336" w:lineRule="auto" w:after="180"/>
+      </w:pPr>
+      <w:r>
+        <w:rPr>
+          <w:b w:val="0"/>
+        </w:rPr>
+        <w:t>Record support used: none, hint or teacher explanation.</w:t>
+      </w:r>
+    </w:p>
+    <w:p>
+      <w:pPr>
+        <w:pStyle w:val="Heading1"/>
+      </w:pPr>
+      <w:r>
+        <w:t>15. Additional practice · Compare the older eight-case record</w:t>
+      </w:r>
+    </w:p>
+    <w:p>
+      <w:r>
+        <w:t>This retained arithmetic task is separate from the selected five-case comparison.</w:t>
+      </w:r>
+    </w:p>
+    <w:p>
+      <w:pPr>
+        <w:pStyle w:val="Heading2"/>
+      </w:pPr>
+      <w:r>
+        <w:t>Earlier task and saved response</w:t>
+      </w:r>
+    </w:p>
+    <w:p>
+      <w:pPr>
+        <w:pStyle w:val="ListBullet"/>
+      </w:pPr>
+      <w:r>
+        <w:t>On eight paired cases A passes 1–5; B passes 1–4, 6, 7. Special cases are 5 and 8. Compare overall and special-case results; select by total passes.</w:t>
+      </w:r>
+    </w:p>
+    <w:p>
+      <w:pPr>
+        <w:pStyle w:val="Heading3"/>
+      </w:pPr>
+      <w:r>
+        <w:t>My reasoning and evidence</w:t>
+      </w:r>
+    </w:p>
+    <w:p>
+      <w:r>
+        <w:t>________________________________________________________________</w:t>
+      </w:r>
+    </w:p>
+    <w:p>
+      <w:r>
+        <w:t>________________________________________________________________</w:t>
+      </w:r>
+    </w:p>
+    <w:p>
+      <w:r>
+        <w:t>________________________________________________________________</w:t>
+      </w:r>
+    </w:p>
+    <w:p>
+      <w:r>
+        <w:t>________________________________________________________________</w:t>
+      </w:r>
+    </w:p>
+    <w:p>
+      <w:r>
+        <w:t>________________________________________________________________</w:t>
+      </w:r>
+    </w:p>
+    <w:p>
+      <w:r>
+        <w:t>________________________________________________________________</w:t>
+      </w:r>
+    </w:p>
+    <w:p>
+      <w:r>
+        <w:t>________________________________________________________________</w:t>
+      </w:r>
+    </w:p>
+    <w:p>
+      <w:r>
+        <w:t>________________________________________________________________</w:t>
+      </w:r>
+    </w:p>
+    <w:p>
+      <w:pPr>
+        <w:pStyle w:val="Heading1"/>
+      </w:pPr>
+      <w:r>
+        <w:t>18. Extra practice · Use the worked picture</w:t>
+      </w:r>
+    </w:p>
+    <w:p>
+      <w:r>
+        <w:t>Keep the explanation and the support you used.</w:t>
+      </w:r>
+    </w:p>
+    <w:p>
+      <w:pPr>
+        <w:pStyle w:val="Heading2"/>
+      </w:pPr>
+      <w:r>
+        <w:t>Use this when helpful</w:t>
       </w:r>
     </w:p>
     <w:p>
@@ -1810,7 +1911,6 @@
     <w:p>
       <w:pPr>
         <w:spacing w:line="336" w:lineRule="auto" w:after="180"/>
-        <w:shd w:fill="F5F1FB"/>
       </w:pPr>
       <w:r>
         <w:rPr>
@@ -1859,16 +1959,7 @@
     </w:p>
     <w:p>
       <w:pPr>
-        <w:pStyle w:val="Heading3"/>
-      </w:pPr>
-      <w:r>
-        <w:t>Record the help used</w:t>
-      </w:r>
-    </w:p>
-    <w:p>
-      <w:pPr>
         <w:spacing w:line="336" w:lineRule="auto" w:after="180"/>
-        <w:shd w:fill="F1F6F8"/>
       </w:pPr>
       <w:r>
         <w:rPr>
@@ -1905,12 +1996,20 @@
         <w:pStyle w:val="Heading1"/>
       </w:pPr>
       <w:r>
-        <w:t>19. Project portfolio milestone</w:t>
-      </w:r>
-    </w:p>
-    <w:p>
-      <w:r>
-        <w:t>Keep this week’s input, deciding step, result and limit together in the Verified Study Buddy record.</w:t>
+        <w:t>19. Reference · Project portfolio record</w:t>
+      </w:r>
+    </w:p>
+    <w:p>
+      <w:r>
+        <w:t>Extend your main project response when helpful.</w:t>
+      </w:r>
+    </w:p>
+    <w:p>
+      <w:pPr>
+        <w:pStyle w:val="Heading2"/>
+      </w:pPr>
+      <w:r>
+        <w:t>Use this when helpful</w:t>
       </w:r>
     </w:p>
     <w:p>
@@ -2124,12 +2223,464 @@
         <w:pStyle w:val="Heading1"/>
       </w:pPr>
       <w:r>
-        <w:t>20. Supported practice and learning evidence</w:t>
-      </w:r>
-    </w:p>
-    <w:p>
-      <w:r>
-        <w:t>Try the supported questions before comparing with hints and feedback. Record what you repaired and the evidence you retained.</w:t>
+        <w:t>20. Extra practice: pictures, repair and feedback</w:t>
+      </w:r>
+    </w:p>
+    <w:p>
+      <w:r>
+        <w:t>Attempt each question before opening its explanation. Use one browser or paper copy.</w:t>
+      </w:r>
+    </w:p>
+    <w:p>
+      <w:pPr>
+        <w:pStyle w:val="Heading2"/>
+      </w:pPr>
+      <w:r>
+        <w:t>First supported question</w:t>
+      </w:r>
+    </w:p>
+    <w:p>
+      <w:pPr>
+        <w:pStyle w:val="ListBullet"/>
+      </w:pPr>
+      <w:r>
+        <w:t>A fictional Study Buddy compares two prompts across six development questions.</w:t>
+      </w:r>
+    </w:p>
+    <w:p>
+      <w:pPr>
+        <w:pStyle w:val="Heading3"/>
+      </w:pPr>
+      <w:r>
+        <w:t>Practice 1: explain the deciding evidence</w:t>
+      </w:r>
+    </w:p>
+    <w:p>
+      <w:pPr>
+        <w:pStyle w:val="ListBullet"/>
+      </w:pPr>
+      <w:r>
+        <w:t>Which labelled step matches this detail? B clears the declared gate, but its failures 3,4 remain visible.</w:t>
+      </w:r>
+    </w:p>
+    <w:p>
+      <w:pPr>
+        <w:pStyle w:val="ListBullet"/>
+      </w:pPr>
+      <w:r>
+        <w:t>1. Different failures</w:t>
+      </w:r>
+    </w:p>
+    <w:p>
+      <w:pPr>
+        <w:pStyle w:val="ListBullet"/>
+      </w:pPr>
+      <w:r>
+        <w:t>2. Paired total</w:t>
+      </w:r>
+    </w:p>
+    <w:p>
+      <w:pPr>
+        <w:pStyle w:val="ListBullet"/>
+      </w:pPr>
+      <w:r>
+        <w:t>3. Mandatory slice</w:t>
+      </w:r>
+    </w:p>
+    <w:p>
+      <w:pPr>
+        <w:pStyle w:val="ListBullet"/>
+      </w:pPr>
+      <w:r>
+        <w:t>4. Selection</w:t>
+      </w:r>
+    </w:p>
+    <w:p>
+      <w:pPr>
+        <w:pStyle w:val="Heading3"/>
+      </w:pPr>
+      <w:r>
+        <w:t>My selected conclusion, deciding fact and explanation</w:t>
+      </w:r>
+    </w:p>
+    <w:p>
+      <w:r>
+        <w:t>________________________________________________________________</w:t>
+      </w:r>
+    </w:p>
+    <w:p>
+      <w:r>
+        <w:t>________________________________________________________________</w:t>
+      </w:r>
+    </w:p>
+    <w:p>
+      <w:r>
+        <w:t>________________________________________________________________</w:t>
+      </w:r>
+    </w:p>
+    <w:p>
+      <w:r>
+        <w:t>________________________________________________________________</w:t>
+      </w:r>
+    </w:p>
+    <w:p>
+      <w:r>
+        <w:t>________________________________________________________________</w:t>
+      </w:r>
+    </w:p>
+    <w:p>
+      <w:pPr>
+        <w:pStyle w:val="ListBullet"/>
+      </w:pPr>
+      <w:r>
+        <w:t>Hint if needed: Read the steps in the pictorial case. Match the supplied detail to the stage that performs or records it.</w:t>
+      </w:r>
+    </w:p>
+    <w:p>
+      <w:pPr>
+        <w:pStyle w:val="Heading2"/>
+      </w:pPr>
+      <w:r>
+        <w:t>Check the first explanation · reference / check after trying</w:t>
+      </w:r>
+    </w:p>
+    <w:p>
+      <w:pPr>
+        <w:spacing w:line="336" w:lineRule="auto" w:after="180"/>
+      </w:pPr>
+      <w:r>
+        <w:rPr>
+          <w:b w:val="0"/>
+        </w:rPr>
+        <w:t>After your attempt, compare with the supported explanation: Selection B clears the declared gate, but its failures 3,4 remain visible. Equal totals do not imply equal behavior.</w:t>
+      </w:r>
+    </w:p>
+    <w:p>
+      <w:pPr>
+        <w:spacing w:line="336" w:lineRule="auto" w:after="180"/>
+      </w:pPr>
+      <w:r>
+        <w:rPr>
+          <w:b w:val="0"/>
+        </w:rPr>
+        <w:t>The predeclared gate expresses an important requirement instead of choosing a criterion after seeing the result. Selecting B is justified under that rule, not by claiming it is best on every question.</w:t>
+      </w:r>
+    </w:p>
+    <w:p>
+      <w:pPr>
+        <w:spacing w:line="336" w:lineRule="auto" w:after="180"/>
+      </w:pPr>
+      <w:r>
+        <w:rPr>
+          <w:b w:val="0"/>
+        </w:rPr>
+        <w:t>After development, freeze the chosen prompt and test new questions, including both ordinary and unsupported cases.</w:t>
+      </w:r>
+    </w:p>
+    <w:p>
+      <w:pPr>
+        <w:pStyle w:val="Heading2"/>
+      </w:pPr>
+      <w:r>
+        <w:t>Changed-case question</w:t>
+      </w:r>
+    </w:p>
+    <w:p>
+      <w:pPr>
+        <w:pStyle w:val="Heading3"/>
+      </w:pPr>
+      <w:r>
+        <w:t>Practice 2: explain the deciding evidence</w:t>
+      </w:r>
+    </w:p>
+    <w:p>
+      <w:pPr>
+        <w:pStyle w:val="ListBullet"/>
+      </w:pPr>
+      <w:r>
+        <w:t>Changed-case practice: Remove the gate and retain total passes as the only criterion. Which conclusion is supported by the supplied facts?</w:t>
+      </w:r>
+    </w:p>
+    <w:p>
+      <w:pPr>
+        <w:pStyle w:val="ListBullet"/>
+      </w:pPr>
+      <w:r>
+        <w:t>1. We can decide the result without examining the changed input or the procedure.</w:t>
+      </w:r>
+    </w:p>
+    <w:p>
+      <w:pPr>
+        <w:pStyle w:val="ListBullet"/>
+      </w:pPr>
+      <w:r>
+        <w:t>2. This one example guarantees correct results for every future input.</w:t>
+      </w:r>
+    </w:p>
+    <w:p>
+      <w:pPr>
+        <w:pStyle w:val="ListBullet"/>
+      </w:pPr>
+      <w:r>
+        <w:t>3. The record is a tie; another predeclared tie policy or further development evidence is needed.</w:t>
+      </w:r>
+    </w:p>
+    <w:p>
+      <w:pPr>
+        <w:pStyle w:val="Heading3"/>
+      </w:pPr>
+      <w:r>
+        <w:t>My selected conclusion, deciding fact and explanation</w:t>
+      </w:r>
+    </w:p>
+    <w:p>
+      <w:r>
+        <w:t>________________________________________________________________</w:t>
+      </w:r>
+    </w:p>
+    <w:p>
+      <w:r>
+        <w:t>________________________________________________________________</w:t>
+      </w:r>
+    </w:p>
+    <w:p>
+      <w:r>
+        <w:t>________________________________________________________________</w:t>
+      </w:r>
+    </w:p>
+    <w:p>
+      <w:r>
+        <w:t>________________________________________________________________</w:t>
+      </w:r>
+    </w:p>
+    <w:p>
+      <w:r>
+        <w:t>________________________________________________________________</w:t>
+      </w:r>
+    </w:p>
+    <w:p>
+      <w:pPr>
+        <w:pStyle w:val="ListBullet"/>
+      </w:pPr>
+      <w:r>
+        <w:t>Hint if needed: Use the changed condition and the deciding step in the pictorial trace. The answer must say what follows from those facts.</w:t>
+      </w:r>
+    </w:p>
+    <w:p>
+      <w:pPr>
+        <w:pStyle w:val="Heading2"/>
+      </w:pPr>
+      <w:r>
+        <w:t>Check the changed case · reference / check after trying</w:t>
+      </w:r>
+    </w:p>
+    <w:p>
+      <w:pPr>
+        <w:spacing w:line="336" w:lineRule="auto" w:after="180"/>
+      </w:pPr>
+      <w:r>
+        <w:rPr>
+          <w:b w:val="0"/>
+        </w:rPr>
+        <w:t xml:space="preserve">After your attempt, compare with the supported explanation: The record is a tie; another predeclared tie policy or further development </w:t>
+      </w:r>
+      <w:r>
+        <w:rPr>
+          <w:b/>
+        </w:rPr>
+        <w:t>evidence</w:t>
+      </w:r>
+      <w:r>
+        <w:rPr>
+          <w:b w:val="0"/>
+        </w:rPr>
+        <w:t xml:space="preserve"> is needed. Both prompts have four passes on six questions.</w:t>
+      </w:r>
+    </w:p>
+    <w:p>
+      <w:pPr>
+        <w:pStyle w:val="Heading2"/>
+      </w:pPr>
+      <w:r>
+        <w:t>Repair and save your work</w:t>
+      </w:r>
+    </w:p>
+    <w:p>
+      <w:pPr>
+        <w:spacing w:line="336" w:lineRule="auto" w:after="180"/>
+      </w:pPr>
+      <w:r>
+        <w:rPr>
+          <w:b w:val="0"/>
+        </w:rPr>
+        <w:t xml:space="preserve">Review Structured </w:t>
+      </w:r>
+      <w:r>
+        <w:rPr>
+          <w:b/>
+        </w:rPr>
+        <w:t>Output</w:t>
+      </w:r>
+      <w:r>
+        <w:rPr>
+          <w:b w:val="0"/>
+        </w:rPr>
+        <w:t xml:space="preserve"> and Schemas (ai-3/8). Goal: Separate JSON parsing, schema validation and source support checks. Short practice: Which object demonstrates that valid JSON and valid types are insufficient for truth?.</w:t>
+      </w:r>
+    </w:p>
+    <w:p>
+      <w:pPr>
+        <w:spacing w:line="336" w:lineRule="auto" w:after="180"/>
+      </w:pPr>
+      <w:r>
+        <w:rPr>
+          <w:b w:val="0"/>
+        </w:rPr>
+        <w:t>Return to this week and explain what you changed.</w:t>
+      </w:r>
+    </w:p>
+    <w:p>
+      <w:pPr>
+        <w:spacing w:line="336" w:lineRule="auto" w:after="180"/>
+      </w:pPr>
+      <w:r>
+        <w:rPr>
+          <w:b w:val="0"/>
+        </w:rPr>
+        <w:t xml:space="preserve">Review Examples and </w:t>
+      </w:r>
+      <w:r>
+        <w:rPr>
+          <w:b/>
+        </w:rPr>
+        <w:t>Rubric</w:t>
+      </w:r>
+      <w:r>
+        <w:rPr>
+          <w:b w:val="0"/>
+        </w:rPr>
+        <w:t>s (ai-3/6). Goal: Distinguish a format example from approved factual evidence. Short practice: Explain why neither original nor changed draft is a full pass, and provide a complete repaired card.. Return to this week and explain what you changed.</w:t>
+      </w:r>
+    </w:p>
+    <w:p>
+      <w:pPr>
+        <w:spacing w:line="336" w:lineRule="auto" w:after="180"/>
+      </w:pPr>
+      <w:r>
+        <w:rPr>
+          <w:b w:val="0"/>
+        </w:rPr>
+        <w:t xml:space="preserve">Review Tokens and Context (ai-3/3). Goal: Account for fixed text, </w:t>
+      </w:r>
+      <w:r>
+        <w:rPr>
+          <w:b/>
+        </w:rPr>
+        <w:t>evidence</w:t>
+      </w:r>
+      <w:r>
+        <w:rPr>
+          <w:b w:val="0"/>
+        </w:rPr>
+        <w:t xml:space="preserve"> and reserved </w:t>
+      </w:r>
+      <w:r>
+        <w:rPr>
+          <w:b/>
+        </w:rPr>
+        <w:t>output</w:t>
+      </w:r>
+      <w:r>
+        <w:rPr>
+          <w:b w:val="0"/>
+        </w:rPr>
+        <w:t xml:space="preserve"> under a toy budget. Short practice: Can A alone justify answering 20 seats after the exception is known?.</w:t>
+      </w:r>
+    </w:p>
+    <w:p>
+      <w:pPr>
+        <w:spacing w:line="336" w:lineRule="auto" w:after="180"/>
+      </w:pPr>
+      <w:r>
+        <w:rPr>
+          <w:b w:val="0"/>
+        </w:rPr>
+        <w:t>Return to this week and explain what you changed.</w:t>
+      </w:r>
+    </w:p>
+    <w:p>
+      <w:pPr>
+        <w:spacing w:line="336" w:lineRule="auto" w:after="180"/>
+      </w:pPr>
+      <w:r>
+        <w:rPr>
+          <w:b w:val="0"/>
+        </w:rPr>
+        <w:t xml:space="preserve">Use Download completed work in the hosted lesson to export your answers, reflections, practice feedback and code-run </w:t>
+      </w:r>
+      <w:r>
+        <w:rPr>
+          <w:b/>
+        </w:rPr>
+        <w:t>evidence</w:t>
+      </w:r>
+      <w:r>
+        <w:rPr>
+          <w:b w:val="0"/>
+        </w:rPr>
+        <w:t>. Open the HTML copy to read or print it.</w:t>
+      </w:r>
+    </w:p>
+    <w:p>
+      <w:pPr>
+        <w:spacing w:line="336" w:lineRule="auto" w:after="180"/>
+      </w:pPr>
+      <w:r>
+        <w:rPr>
+          <w:b w:val="0"/>
+        </w:rPr>
+        <w:t>Drafts stay in this browser when storage is available; clear drafts on a shared device.</w:t>
+      </w:r>
+    </w:p>
+    <w:p>
+      <w:pPr>
+        <w:pStyle w:val="Heading3"/>
+      </w:pPr>
+      <w:r>
+        <w:t>What I repaired, the evidence I kept and the next test</w:t>
+      </w:r>
+    </w:p>
+    <w:p>
+      <w:r>
+        <w:t>________________________________________________________________</w:t>
+      </w:r>
+    </w:p>
+    <w:p>
+      <w:r>
+        <w:t>________________________________________________________________</w:t>
+      </w:r>
+    </w:p>
+    <w:p>
+      <w:r>
+        <w:t>________________________________________________________________</w:t>
+      </w:r>
+    </w:p>
+    <w:p>
+      <w:r>
+        <w:t>________________________________________________________________</w:t>
+      </w:r>
+    </w:p>
+    <w:p>
+      <w:r>
+        <w:t>________________________________________________________________</w:t>
+      </w:r>
+    </w:p>
+    <w:p>
+      <w:pPr>
+        <w:pStyle w:val="Heading2"/>
+      </w:pPr>
+      <w:r>
+        <w:t>Earlier wording, alternatives and picture transcripts · reference / check after trying</w:t>
       </w:r>
     </w:p>
     <w:p>
@@ -2145,80 +2696,10 @@
     </w:p>
     <w:p>
       <w:pPr>
-        <w:spacing w:line="336" w:lineRule="auto" w:after="180"/>
-      </w:pPr>
-      <w:r>
-        <w:rPr>
-          <w:b w:val="0"/>
-        </w:rPr>
-        <w:t>A fictional Study Buddy compares two prompts across six development questions.</w:t>
-      </w:r>
-    </w:p>
-    <w:p>
-      <w:pPr>
         <w:pStyle w:val="Heading3"/>
       </w:pPr>
       <w:r>
-        <w:t>Practice 1: explain the deciding evidence</w:t>
-      </w:r>
-    </w:p>
-    <w:p>
-      <w:pPr>
-        <w:spacing w:line="336" w:lineRule="auto" w:after="180"/>
-      </w:pPr>
-      <w:r>
-        <w:rPr>
-          <w:b w:val="0"/>
-        </w:rPr>
-        <w:t>Which labelled step matches this detail? B clears the declared gate, but its failures 3,4 remain visible.</w:t>
-      </w:r>
-    </w:p>
-    <w:p>
-      <w:pPr>
-        <w:spacing w:line="336" w:lineRule="auto" w:after="180"/>
-        <w:shd w:fill="F4F9FC"/>
-      </w:pPr>
-      <w:r>
-        <w:rPr>
-          <w:b w:val="0"/>
-        </w:rPr>
-        <w:t>1. Different failures</w:t>
-      </w:r>
-    </w:p>
-    <w:p>
-      <w:pPr>
-        <w:spacing w:line="336" w:lineRule="auto" w:after="180"/>
-        <w:shd w:fill="F4F9FC"/>
-      </w:pPr>
-      <w:r>
-        <w:rPr>
-          <w:b w:val="0"/>
-        </w:rPr>
-        <w:t>2. Paired total</w:t>
-      </w:r>
-    </w:p>
-    <w:p>
-      <w:pPr>
-        <w:spacing w:line="336" w:lineRule="auto" w:after="180"/>
-        <w:shd w:fill="F4F9FC"/>
-      </w:pPr>
-      <w:r>
-        <w:rPr>
-          <w:b w:val="0"/>
-        </w:rPr>
-        <w:t>3. Mandatory slice</w:t>
-      </w:r>
-    </w:p>
-    <w:p>
-      <w:pPr>
-        <w:spacing w:line="336" w:lineRule="auto" w:after="180"/>
-        <w:shd w:fill="F4F9FC"/>
-      </w:pPr>
-      <w:r>
-        <w:rPr>
-          <w:b w:val="0"/>
-        </w:rPr>
-        <w:t>4. Selection</w:t>
+        <w:t>Repair a missing building block</w:t>
       </w:r>
     </w:p>
     <w:p>
@@ -2226,496 +2707,25 @@
         <w:pStyle w:val="Heading3"/>
       </w:pPr>
       <w:r>
-        <w:t>My selected conclusion, deciding fact and explanation</w:t>
-      </w:r>
-    </w:p>
-    <w:p>
-      <w:r>
-        <w:t>________________________________________________________________</w:t>
-      </w:r>
-    </w:p>
-    <w:p>
-      <w:r>
-        <w:t>________________________________________________________________</w:t>
-      </w:r>
-    </w:p>
-    <w:p>
-      <w:r>
-        <w:t>________________________________________________________________</w:t>
-      </w:r>
-    </w:p>
-    <w:p>
-      <w:r>
-        <w:t>________________________________________________________________</w:t>
-      </w:r>
-    </w:p>
-    <w:p>
-      <w:r>
-        <w:t>________________________________________________________________</w:t>
-      </w:r>
-    </w:p>
-    <w:p>
-      <w:pPr>
-        <w:pStyle w:val="Heading3"/>
-      </w:pPr>
-      <w:r>
-        <w:t>Hint · try first</w:t>
-      </w:r>
-    </w:p>
-    <w:p>
-      <w:pPr>
-        <w:spacing w:line="336" w:lineRule="auto" w:after="180"/>
-        <w:shd w:fill="F1F6F8"/>
-      </w:pPr>
-      <w:r>
-        <w:rPr>
-          <w:b w:val="0"/>
-        </w:rPr>
-        <w:t>Hint if needed: Read the steps in the pictorial case. Match the supplied detail to the stage that performs or records it.</w:t>
-      </w:r>
-    </w:p>
-    <w:p>
-      <w:pPr>
-        <w:pStyle w:val="Heading3"/>
-      </w:pPr>
-      <w:r>
-        <w:t>Feedback · compare after trying</w:t>
-      </w:r>
-    </w:p>
-    <w:p>
-      <w:pPr>
-        <w:spacing w:line="336" w:lineRule="auto" w:after="180"/>
-        <w:shd w:fill="F1F6FC"/>
-      </w:pPr>
-      <w:r>
-        <w:rPr>
-          <w:b w:val="0"/>
-        </w:rPr>
-        <w:t>After your attempt, compare with the supported explanation: Selection B clears the declared gate, but its failures 3,4 remain visible. Equal totals do not imply equal behavior.</w:t>
-      </w:r>
-    </w:p>
-    <w:p>
-      <w:pPr>
-        <w:spacing w:line="336" w:lineRule="auto" w:after="180"/>
-        <w:shd w:fill="F1F6FC"/>
-      </w:pPr>
-      <w:r>
-        <w:rPr>
-          <w:b w:val="0"/>
-        </w:rPr>
-        <w:t>The predeclared gate expresses an important requirement instead of choosing a criterion after seeing the result. Selecting B is justified under that rule, not by claiming it is best on every question.</w:t>
-      </w:r>
-    </w:p>
-    <w:p>
-      <w:pPr>
-        <w:spacing w:line="336" w:lineRule="auto" w:after="180"/>
-        <w:shd w:fill="F1F6FC"/>
-      </w:pPr>
-      <w:r>
-        <w:rPr>
-          <w:b w:val="0"/>
-        </w:rPr>
-        <w:t>After development, freeze the chosen prompt and test new questions, including both ordinary and unsupported cases.</w:t>
-      </w:r>
-    </w:p>
-    <w:p>
-      <w:pPr>
-        <w:pStyle w:val="Heading3"/>
-      </w:pPr>
-      <w:r>
-        <w:t>Practice 2: explain the deciding evidence</w:t>
-      </w:r>
-    </w:p>
-    <w:p>
-      <w:pPr>
-        <w:pStyle w:val="Heading3"/>
-      </w:pPr>
-      <w:r>
-        <w:t>Changed case · predict first</w:t>
-      </w:r>
-    </w:p>
-    <w:p>
-      <w:pPr>
-        <w:spacing w:line="336" w:lineRule="auto" w:after="180"/>
-        <w:shd w:fill="F5F1FB"/>
-      </w:pPr>
-      <w:r>
-        <w:rPr>
-          <w:b w:val="0"/>
-        </w:rPr>
-        <w:t>Changed-case practice: Remove the gate and retain total passes as the only criterion. Which conclusion is supported by the supplied facts?</w:t>
-      </w:r>
-    </w:p>
-    <w:p>
-      <w:pPr>
-        <w:spacing w:line="336" w:lineRule="auto" w:after="180"/>
-        <w:shd w:fill="F4F9FC"/>
-      </w:pPr>
-      <w:r>
-        <w:rPr>
-          <w:b w:val="0"/>
-        </w:rPr>
-        <w:t xml:space="preserve">1. We can decide the result without examining the changed </w:t>
-      </w:r>
-      <w:r>
-        <w:rPr>
-          <w:b/>
-        </w:rPr>
-        <w:t>input</w:t>
-      </w:r>
-      <w:r>
-        <w:rPr>
-          <w:b w:val="0"/>
-        </w:rPr>
-        <w:t xml:space="preserve"> or the procedure.</w:t>
-      </w:r>
-    </w:p>
-    <w:p>
-      <w:pPr>
-        <w:spacing w:line="336" w:lineRule="auto" w:after="180"/>
-        <w:shd w:fill="F4F9FC"/>
-      </w:pPr>
-      <w:r>
-        <w:rPr>
-          <w:b w:val="0"/>
-        </w:rPr>
-        <w:t xml:space="preserve">2. This one example guarantees correct results for every future </w:t>
-      </w:r>
-      <w:r>
-        <w:rPr>
-          <w:b/>
-        </w:rPr>
-        <w:t>input</w:t>
-      </w:r>
-      <w:r>
-        <w:rPr>
-          <w:b w:val="0"/>
-        </w:rPr>
-        <w:t>.</w:t>
-      </w:r>
-    </w:p>
-    <w:p>
-      <w:pPr>
-        <w:spacing w:line="336" w:lineRule="auto" w:after="180"/>
-        <w:shd w:fill="F4F9FC"/>
-      </w:pPr>
-      <w:r>
-        <w:rPr>
-          <w:b w:val="0"/>
-        </w:rPr>
-        <w:t xml:space="preserve">3. The record is a tie; another predeclared tie policy or further development </w:t>
-      </w:r>
-      <w:r>
-        <w:rPr>
-          <w:b/>
-        </w:rPr>
-        <w:t>evidence</w:t>
-      </w:r>
-      <w:r>
-        <w:rPr>
-          <w:b w:val="0"/>
-        </w:rPr>
-        <w:t xml:space="preserve"> is needed.</w:t>
-      </w:r>
-    </w:p>
-    <w:p>
-      <w:pPr>
-        <w:pStyle w:val="Heading3"/>
-      </w:pPr>
-      <w:r>
-        <w:t>My selected conclusion, deciding fact and explanation</w:t>
-      </w:r>
-    </w:p>
-    <w:p>
-      <w:r>
-        <w:t>________________________________________________________________</w:t>
-      </w:r>
-    </w:p>
-    <w:p>
-      <w:r>
-        <w:t>________________________________________________________________</w:t>
-      </w:r>
-    </w:p>
-    <w:p>
-      <w:r>
-        <w:t>________________________________________________________________</w:t>
-      </w:r>
-    </w:p>
-    <w:p>
-      <w:r>
-        <w:t>________________________________________________________________</w:t>
-      </w:r>
-    </w:p>
-    <w:p>
-      <w:r>
-        <w:t>________________________________________________________________</w:t>
-      </w:r>
-    </w:p>
-    <w:p>
-      <w:pPr>
-        <w:pStyle w:val="Heading3"/>
-      </w:pPr>
-      <w:r>
-        <w:t>Hint · try first</w:t>
-      </w:r>
-    </w:p>
-    <w:p>
-      <w:pPr>
-        <w:spacing w:line="336" w:lineRule="auto" w:after="180"/>
-        <w:shd w:fill="F1F6F8"/>
-      </w:pPr>
-      <w:r>
-        <w:rPr>
-          <w:b w:val="0"/>
-        </w:rPr>
-        <w:t>Hint if needed: Use the changed condition and the deciding step in the pictorial trace. The answer must say what follows from those facts.</w:t>
-      </w:r>
-    </w:p>
-    <w:p>
-      <w:pPr>
-        <w:pStyle w:val="Heading3"/>
-      </w:pPr>
-      <w:r>
-        <w:t>Feedback · compare after trying</w:t>
-      </w:r>
-    </w:p>
-    <w:p>
-      <w:pPr>
-        <w:spacing w:line="336" w:lineRule="auto" w:after="180"/>
-        <w:shd w:fill="F1F6FC"/>
-      </w:pPr>
-      <w:r>
-        <w:rPr>
-          <w:b w:val="0"/>
-        </w:rPr>
-        <w:t xml:space="preserve">After your attempt, compare with the supported explanation: The record is a tie; another predeclared tie policy or further development </w:t>
-      </w:r>
-      <w:r>
-        <w:rPr>
-          <w:b/>
-        </w:rPr>
-        <w:t>evidence</w:t>
-      </w:r>
-      <w:r>
-        <w:rPr>
-          <w:b w:val="0"/>
-        </w:rPr>
-        <w:t xml:space="preserve"> is needed. Both prompts have four passes on six questions.</w:t>
-      </w:r>
-    </w:p>
-    <w:p>
-      <w:pPr>
-        <w:pStyle w:val="Heading3"/>
-      </w:pPr>
-      <w:r>
-        <w:t>Repair a missing building block</w:t>
-      </w:r>
-    </w:p>
-    <w:p>
-      <w:pPr>
-        <w:spacing w:line="336" w:lineRule="auto" w:after="180"/>
-      </w:pPr>
-      <w:r>
-        <w:rPr>
-          <w:b w:val="0"/>
-        </w:rPr>
-        <w:t xml:space="preserve">Review Structured </w:t>
-      </w:r>
-      <w:r>
-        <w:rPr>
-          <w:b/>
-        </w:rPr>
-        <w:t>Output</w:t>
-      </w:r>
-      <w:r>
-        <w:rPr>
-          <w:b w:val="0"/>
-        </w:rPr>
-        <w:t xml:space="preserve"> and Schemas (ai-3/8). Goal: Separate JSON parsing, schema validation and source support checks. Short practice: Which object demonstrates that valid JSON and valid types are insufficient for truth?.</w:t>
-      </w:r>
-    </w:p>
-    <w:p>
-      <w:pPr>
-        <w:spacing w:line="336" w:lineRule="auto" w:after="180"/>
-      </w:pPr>
-      <w:r>
-        <w:rPr>
-          <w:b w:val="0"/>
-        </w:rPr>
-        <w:t>Return to this week and explain what you changed.</w:t>
-      </w:r>
-    </w:p>
-    <w:p>
-      <w:pPr>
-        <w:spacing w:line="336" w:lineRule="auto" w:after="180"/>
-      </w:pPr>
-      <w:r>
-        <w:rPr>
-          <w:b w:val="0"/>
-        </w:rPr>
-        <w:t xml:space="preserve">Review Examples and </w:t>
-      </w:r>
-      <w:r>
-        <w:rPr>
-          <w:b/>
-        </w:rPr>
-        <w:t>Rubric</w:t>
-      </w:r>
-      <w:r>
-        <w:rPr>
-          <w:b w:val="0"/>
-        </w:rPr>
-        <w:t>s (ai-3/6). Goal: Write a prompt specification with observable response criteria. Short practice: Explain why neither original nor changed draft is a full pass, and provide a complete repaired card..</w:t>
-      </w:r>
-    </w:p>
-    <w:p>
-      <w:pPr>
-        <w:spacing w:line="336" w:lineRule="auto" w:after="180"/>
-      </w:pPr>
-      <w:r>
-        <w:rPr>
-          <w:b w:val="0"/>
-        </w:rPr>
-        <w:t>Return to this week and explain what you changed.</w:t>
-      </w:r>
-    </w:p>
-    <w:p>
-      <w:pPr>
-        <w:spacing w:line="336" w:lineRule="auto" w:after="180"/>
-      </w:pPr>
-      <w:r>
-        <w:rPr>
-          <w:b w:val="0"/>
-        </w:rPr>
-        <w:t xml:space="preserve">Review Tokens and Context (ai-3/3). Goal: Account for fixed text, </w:t>
-      </w:r>
-      <w:r>
-        <w:rPr>
-          <w:b/>
-        </w:rPr>
-        <w:t>evidence</w:t>
-      </w:r>
-      <w:r>
-        <w:rPr>
-          <w:b w:val="0"/>
-        </w:rPr>
-        <w:t xml:space="preserve"> and reserved </w:t>
-      </w:r>
-      <w:r>
-        <w:rPr>
-          <w:b/>
-        </w:rPr>
-        <w:t>output</w:t>
-      </w:r>
-      <w:r>
-        <w:rPr>
-          <w:b w:val="0"/>
-        </w:rPr>
-        <w:t xml:space="preserve"> under a toy budget. Short practice: Can A alone justify answering 20 seats after the exception is known?.</w:t>
-      </w:r>
-    </w:p>
-    <w:p>
-      <w:pPr>
-        <w:spacing w:line="336" w:lineRule="auto" w:after="180"/>
-      </w:pPr>
-      <w:r>
-        <w:rPr>
-          <w:b w:val="0"/>
-        </w:rPr>
-        <w:t>Return to this week and explain what you changed.</w:t>
-      </w:r>
-    </w:p>
-    <w:p>
-      <w:pPr>
-        <w:pStyle w:val="Heading3"/>
-      </w:pPr>
-      <w:r>
         <w:t>Keep your completed work</w:t>
       </w:r>
     </w:p>
     <w:p>
       <w:pPr>
-        <w:spacing w:line="336" w:lineRule="auto" w:after="180"/>
-      </w:pPr>
-      <w:r>
-        <w:rPr>
-          <w:b w:val="0"/>
-        </w:rPr>
-        <w:t xml:space="preserve">Use Download completed work in the hosted lesson to export your answers, reflections, practice feedback and code-run </w:t>
-      </w:r>
-      <w:r>
-        <w:rPr>
-          <w:b/>
-        </w:rPr>
-        <w:t>evidence</w:t>
-      </w:r>
-      <w:r>
-        <w:rPr>
-          <w:b w:val="0"/>
-        </w:rPr>
-        <w:t>. Open the HTML copy to read or print it.</w:t>
-      </w:r>
-    </w:p>
-    <w:p>
-      <w:pPr>
-        <w:spacing w:line="336" w:lineRule="auto" w:after="180"/>
-      </w:pPr>
-      <w:r>
-        <w:rPr>
-          <w:b w:val="0"/>
-        </w:rPr>
-        <w:t>Drafts stay in this browser when storage is available; clear drafts on a shared device.</w:t>
-      </w:r>
-    </w:p>
-    <w:p>
-      <w:pPr>
-        <w:pStyle w:val="Heading3"/>
-      </w:pPr>
-      <w:r>
-        <w:t>What I repaired, the evidence I kept and the next test</w:t>
-      </w:r>
-    </w:p>
-    <w:p>
-      <w:r>
-        <w:t>________________________________________________________________</w:t>
-      </w:r>
-    </w:p>
-    <w:p>
-      <w:r>
-        <w:t>________________________________________________________________</w:t>
-      </w:r>
-    </w:p>
-    <w:p>
-      <w:r>
-        <w:t>________________________________________________________________</w:t>
-      </w:r>
-    </w:p>
-    <w:p>
-      <w:r>
-        <w:t>________________________________________________________________</w:t>
-      </w:r>
-    </w:p>
-    <w:p>
-      <w:r>
-        <w:t>________________________________________________________________</w:t>
-      </w:r>
-    </w:p>
-    <w:p>
-      <w:pPr>
         <w:pStyle w:val="Heading1"/>
       </w:pPr>
       <w:r>
-        <w:t>21. Visual concept journey</w:t>
-      </w:r>
-    </w:p>
-    <w:p>
-      <w:r>
-        <w:t>Explain each Prompt Evaluation picture from its labels, then record a relevant limit.</w:t>
-      </w:r>
-    </w:p>
-    <w:p>
-      <w:pPr>
-        <w:pStyle w:val="Heading3"/>
+        <w:t>21. Reference · Six-picture response sheets</w:t>
+      </w:r>
+    </w:p>
+    <w:p>
+      <w:r>
+        <w:t>Choose the image that helps rather than repeating all six.</w:t>
+      </w:r>
+    </w:p>
+    <w:p>
+      <w:pPr>
+        <w:pStyle w:val="Heading2"/>
       </w:pPr>
       <w:r>
         <w:t>01. Prompt Evaluation: the case</w:t>
@@ -2794,7 +2804,6 @@
     <w:p>
       <w:pPr>
         <w:spacing w:line="336" w:lineRule="auto" w:after="180"/>
-        <w:shd w:fill="F5F1FB"/>
       </w:pPr>
       <w:r>
         <w:rPr>
@@ -2833,7 +2842,7 @@
     </w:p>
     <w:p>
       <w:pPr>
-        <w:pStyle w:val="Heading3"/>
+        <w:pStyle w:val="Heading2"/>
       </w:pPr>
       <w:r>
         <w:t>02. Follow the deciding steps</w:t>
@@ -2889,7 +2898,6 @@
     <w:p>
       <w:pPr>
         <w:spacing w:line="336" w:lineRule="auto" w:after="180"/>
-        <w:shd w:fill="F5F1FB"/>
       </w:pPr>
       <w:r>
         <w:rPr>
@@ -2940,7 +2948,7 @@
     </w:p>
     <w:p>
       <w:pPr>
-        <w:pStyle w:val="Heading3"/>
+        <w:pStyle w:val="Heading2"/>
       </w:pPr>
       <w:r>
         <w:t>03. Same total, different mandatory-case results</w:t>
@@ -2996,7 +3004,6 @@
     <w:p>
       <w:pPr>
         <w:spacing w:line="336" w:lineRule="auto" w:after="180"/>
-        <w:shd w:fill="F5F1FB"/>
       </w:pPr>
       <w:r>
         <w:rPr>
@@ -3035,7 +3042,7 @@
     </w:p>
     <w:p>
       <w:pPr>
-        <w:pStyle w:val="Heading3"/>
+        <w:pStyle w:val="Heading2"/>
       </w:pPr>
       <w:r>
         <w:t>04. Change one thing. Trace what follows.</w:t>
@@ -3114,7 +3121,6 @@
     <w:p>
       <w:pPr>
         <w:spacing w:line="336" w:lineRule="auto" w:after="180"/>
-        <w:shd w:fill="F5F1FB"/>
       </w:pPr>
       <w:r>
         <w:rPr>
@@ -3153,7 +3159,7 @@
     </w:p>
     <w:p>
       <w:pPr>
-        <w:pStyle w:val="Heading3"/>
+        <w:pStyle w:val="Heading2"/>
       </w:pPr>
       <w:r>
         <w:t>05. Connect the explanation to its limit</w:t>
@@ -3231,7 +3237,6 @@
     <w:p>
       <w:pPr>
         <w:spacing w:line="336" w:lineRule="auto" w:after="180"/>
-        <w:shd w:fill="F5F1FB"/>
       </w:pPr>
       <w:r>
         <w:rPr>
@@ -3270,7 +3275,7 @@
     </w:p>
     <w:p>
       <w:pPr>
-        <w:pStyle w:val="Heading3"/>
+        <w:pStyle w:val="Heading2"/>
       </w:pPr>
       <w:r>
         <w:t>06. Make the idea visible in your project</w:t>
@@ -3315,7 +3320,6 @@
     <w:p>
       <w:pPr>
         <w:spacing w:line="336" w:lineRule="auto" w:after="180"/>
-        <w:shd w:fill="F5F1FB"/>
       </w:pPr>
       <w:r>
         <w:rPr>
@@ -3339,7 +3343,6 @@
     <w:p>
       <w:pPr>
         <w:spacing w:line="336" w:lineRule="auto" w:after="180"/>
-        <w:shd w:fill="F5F1FB"/>
       </w:pPr>
       <w:r>
         <w:rPr>
@@ -3351,7 +3354,6 @@
     <w:p>
       <w:pPr>
         <w:spacing w:line="336" w:lineRule="auto" w:after="180"/>
-        <w:shd w:fill="F5F1FB"/>
       </w:pPr>
       <w:r>
         <w:rPr>
@@ -3398,6 +3400,62 @@
     <w:p>
       <w:r>
         <w:t>________________________________________________________________</w:t>
+      </w:r>
+    </w:p>
+    <w:p>
+      <w:pPr>
+        <w:pStyle w:val="Heading2"/>
+      </w:pPr>
+      <w:r>
+        <w:t>Earlier wording, alternatives and picture transcripts · reference / check after trying</w:t>
+      </w:r>
+    </w:p>
+    <w:p>
+      <w:pPr>
+        <w:pStyle w:val="Heading3"/>
+      </w:pPr>
+      <w:r>
+        <w:t>01. Prompt Evaluation: the case</w:t>
+      </w:r>
+    </w:p>
+    <w:p>
+      <w:pPr>
+        <w:pStyle w:val="Heading3"/>
+      </w:pPr>
+      <w:r>
+        <w:t>02. Follow the deciding steps</w:t>
+      </w:r>
+    </w:p>
+    <w:p>
+      <w:pPr>
+        <w:pStyle w:val="Heading3"/>
+      </w:pPr>
+      <w:r>
+        <w:t>03. Same total, different mandatory-case results</w:t>
+      </w:r>
+    </w:p>
+    <w:p>
+      <w:pPr>
+        <w:pStyle w:val="Heading3"/>
+      </w:pPr>
+      <w:r>
+        <w:t>04. Change one thing. Trace what follows.</w:t>
+      </w:r>
+    </w:p>
+    <w:p>
+      <w:pPr>
+        <w:pStyle w:val="Heading3"/>
+      </w:pPr>
+      <w:r>
+        <w:t>05. Connect the explanation to its limit</w:t>
+      </w:r>
+    </w:p>
+    <w:p>
+      <w:pPr>
+        <w:pStyle w:val="Heading3"/>
+      </w:pPr>
+      <w:r>
+        <w:t>06. Make the idea visible in your project</w:t>
       </w:r>
     </w:p>
     <w:sectPr>
